--- a/docs/3x3 CNN Convolution Accelerator for Edge.docx
+++ b/docs/3x3 CNN Convolution Accelerator for Edge.docx
@@ -118,2382 +118,909 @@
     <w:p>
       <w:pPr>
         <w:pStyle w:val="Heading2"/>
-        <w:rPr>
-          <w:sz w:val="40"/>
-          <w:szCs w:val="40"/>
-        </w:rPr>
-      </w:pPr>
-      <w:r>
-        <w:rPr>
-          <w:sz w:val="40"/>
-          <w:szCs w:val="40"/>
-        </w:rPr>
-        <w:t>1.Accelerator Architecture</w:t>
-      </w:r>
-    </w:p>
-    <w:p>
-      <w:pPr>
-        <w:rPr>
-          <w:rFonts w:ascii="Times New Roman" w:hAnsi="Times New Roman" w:cs="Times New Roman"/>
-        </w:rPr>
-      </w:pPr>
-      <w:r>
-        <w:rPr>
-          <w:rFonts w:ascii="Times New Roman" w:hAnsi="Times New Roman" w:cs="Times New Roman"/>
-        </w:rPr>
-        <w:t xml:space="preserve"> </w:t>
-      </w:r>
-      <w:r>
-        <w:rPr>
-          <w:rFonts w:ascii="Times New Roman" w:hAnsi="Times New Roman" w:cs="Times New Roman"/>
-        </w:rPr>
-        <w:t>The accelerator accepts 32x32 gray-scale images (1024 pixels) and outputs a feature map of 1024 pixels after applying a 3x3 same (zero padded) convolution. The throughput is one output pixel per clock cycle. The input precision is 8-bit unsigned integer Q8.0 and the coefficients are 8-bit signed integers. Final output is a 16-bit signed integer which is saturated. ReLu is a build time parameter and is applied after saturation. By default, it is off.</w:t>
-      </w:r>
-    </w:p>
-    <w:p>
-      <w:pPr>
-        <w:rPr>
-          <w:rFonts w:ascii="Times New Roman" w:hAnsi="Times New Roman" w:cs="Times New Roman"/>
-        </w:rPr>
-      </w:pPr>
-      <w:r>
-        <w:rPr>
-          <w:rFonts w:ascii="Times New Roman" w:hAnsi="Times New Roman" w:cs="Times New Roman"/>
-        </w:rPr>
-        <w:t xml:space="preserve">The kernal is programmable through </w:t>
-      </w:r>
-      <w:r>
-        <w:rPr>
-          <w:rFonts w:ascii="Times New Roman" w:hAnsi="Times New Roman" w:cs="Times New Roman"/>
-        </w:rPr>
-        <w:t>coefficients loaded through write_en / write_addr[3:0] / data_write[7:0], write_addr = 3*row + col (0..8), row-major, same order as the taps</w:t>
-      </w:r>
-      <w:r>
-        <w:rPr>
-          <w:rFonts w:ascii="Times New Roman" w:hAnsi="Times New Roman" w:cs="Times New Roman"/>
-        </w:rPr>
-        <w:t xml:space="preserve">, </w:t>
-      </w:r>
-      <w:r>
-        <w:rPr>
-          <w:rFonts w:ascii="Times New Roman" w:hAnsi="Times New Roman" w:cs="Times New Roman"/>
-        </w:rPr>
-        <w:t>addresses 9..15 ignored</w:t>
-      </w:r>
-      <w:r>
-        <w:rPr>
-          <w:rFonts w:ascii="Times New Roman" w:hAnsi="Times New Roman" w:cs="Times New Roman"/>
-        </w:rPr>
-        <w:t>. W</w:t>
-      </w:r>
-      <w:r>
-        <w:rPr>
-          <w:rFonts w:ascii="Times New Roman" w:hAnsi="Times New Roman" w:cs="Times New Roman"/>
-        </w:rPr>
-        <w:t xml:space="preserve">rites </w:t>
-      </w:r>
-      <w:r>
-        <w:rPr>
-          <w:rFonts w:ascii="Times New Roman" w:hAnsi="Times New Roman" w:cs="Times New Roman"/>
-        </w:rPr>
-        <w:t xml:space="preserve">are </w:t>
-      </w:r>
-      <w:r>
-        <w:rPr>
-          <w:rFonts w:ascii="Times New Roman" w:hAnsi="Times New Roman" w:cs="Times New Roman"/>
-        </w:rPr>
-        <w:t>ignored while busy</w:t>
-      </w:r>
-      <w:r>
-        <w:rPr>
-          <w:rFonts w:ascii="Times New Roman" w:hAnsi="Times New Roman" w:cs="Times New Roman"/>
-        </w:rPr>
-        <w:t xml:space="preserve"> flag is high. However, it is</w:t>
-      </w:r>
-      <w:r>
-        <w:rPr>
-          <w:rFonts w:ascii="Times New Roman" w:hAnsi="Times New Roman" w:cs="Times New Roman"/>
-        </w:rPr>
-        <w:t xml:space="preserve"> reloadable between frames (proven by the back-to-back run, sobel_x then sharpen, kernel swapped while frame 1 drains).</w:t>
-      </w:r>
-    </w:p>
-    <w:p>
-      <w:pPr>
-        <w:rPr>
-          <w:rFonts w:ascii="Times New Roman" w:hAnsi="Times New Roman" w:cs="Times New Roman"/>
-        </w:rPr>
-      </w:pPr>
-      <w:r>
-        <w:rPr>
-          <w:rFonts w:ascii="Times New Roman" w:hAnsi="Times New Roman" w:cs="Times New Roman"/>
-        </w:rPr>
-        <w:t>The a</w:t>
-      </w:r>
-      <w:r>
-        <w:rPr>
-          <w:rFonts w:ascii="Times New Roman" w:hAnsi="Times New Roman" w:cs="Times New Roman"/>
-        </w:rPr>
-        <w:t xml:space="preserve">rchitecture type </w:t>
-      </w:r>
-      <w:r>
-        <w:rPr>
-          <w:rFonts w:ascii="Times New Roman" w:hAnsi="Times New Roman" w:cs="Times New Roman"/>
-        </w:rPr>
-        <w:t xml:space="preserve">is a </w:t>
-      </w:r>
-      <w:r>
-        <w:rPr>
-          <w:rFonts w:ascii="Times New Roman" w:hAnsi="Times New Roman" w:cs="Times New Roman"/>
-        </w:rPr>
-        <w:t>streaming line-buffer sliding-window convolution, fully parallel 9-multiplier datapath, 3 pipeline register stages after the window</w:t>
-      </w:r>
-      <w:r>
-        <w:rPr>
-          <w:rFonts w:ascii="Times New Roman" w:hAnsi="Times New Roman" w:cs="Times New Roman"/>
-        </w:rPr>
-        <w:t xml:space="preserve"> and</w:t>
-      </w:r>
-      <w:r>
-        <w:rPr>
-          <w:rFonts w:ascii="Times New Roman" w:hAnsi="Times New Roman" w:cs="Times New Roman"/>
-        </w:rPr>
-        <w:t>1.0 output pixel per cycle.</w:t>
-      </w:r>
-    </w:p>
-    <w:p>
-      <w:pPr>
-        <w:rPr>
-          <w:rFonts w:ascii="Times New Roman" w:hAnsi="Times New Roman" w:cs="Times New Roman"/>
-        </w:rPr>
-      </w:pPr>
-      <w:r>
-        <w:rPr>
-          <w:rFonts w:ascii="Times New Roman" w:hAnsi="Times New Roman" w:cs="Times New Roman"/>
-        </w:rPr>
-        <w:t>There is</w:t>
-      </w:r>
-      <w:r>
-        <w:rPr>
-          <w:rFonts w:ascii="Times New Roman" w:hAnsi="Times New Roman" w:cs="Times New Roman"/>
-        </w:rPr>
-        <w:t xml:space="preserve"> strict control/datapath split. control_fsm (rtl/control_unit.sv) owns every counter and flag: state, in_cnt (10b), out_r/out_c (5b each), drain_cnt (6b), four registered edge flags. </w:t>
-      </w:r>
-      <w:r>
-        <w:rPr>
-          <w:rFonts w:ascii="Times New Roman" w:hAnsi="Times New Roman" w:cs="Times New Roman"/>
-        </w:rPr>
-        <w:t xml:space="preserve">The </w:t>
-      </w:r>
-      <w:r>
-        <w:rPr>
-          <w:rFonts w:ascii="Times New Roman" w:hAnsi="Times New Roman" w:cs="Times New Roman"/>
-        </w:rPr>
-        <w:t>window</w:t>
-      </w:r>
-      <w:r>
-        <w:rPr>
-          <w:rFonts w:ascii="Times New Roman" w:hAnsi="Times New Roman" w:cs="Times New Roman"/>
-        </w:rPr>
-        <w:t xml:space="preserve"> generator</w:t>
-      </w:r>
-      <w:r>
-        <w:rPr>
-          <w:rFonts w:ascii="Times New Roman" w:hAnsi="Times New Roman" w:cs="Times New Roman"/>
-        </w:rPr>
-        <w:t>, line</w:t>
-      </w:r>
-      <w:r>
-        <w:rPr>
-          <w:rFonts w:ascii="Times New Roman" w:hAnsi="Times New Roman" w:cs="Times New Roman"/>
-        </w:rPr>
-        <w:t xml:space="preserve"> </w:t>
-      </w:r>
-      <w:r>
-        <w:rPr>
-          <w:rFonts w:ascii="Times New Roman" w:hAnsi="Times New Roman" w:cs="Times New Roman"/>
-        </w:rPr>
-        <w:t>buffer</w:t>
-      </w:r>
-      <w:r>
-        <w:rPr>
-          <w:rFonts w:ascii="Times New Roman" w:hAnsi="Times New Roman" w:cs="Times New Roman"/>
-        </w:rPr>
-        <w:t>s</w:t>
-      </w:r>
-      <w:r>
-        <w:rPr>
-          <w:rFonts w:ascii="Times New Roman" w:hAnsi="Times New Roman" w:cs="Times New Roman"/>
-        </w:rPr>
-        <w:t>, coeff</w:t>
-      </w:r>
-      <w:r>
-        <w:rPr>
-          <w:rFonts w:ascii="Times New Roman" w:hAnsi="Times New Roman" w:cs="Times New Roman"/>
-        </w:rPr>
-        <w:t xml:space="preserve">iecient  </w:t>
-      </w:r>
-      <w:r>
-        <w:rPr>
-          <w:rFonts w:ascii="Times New Roman" w:hAnsi="Times New Roman" w:cs="Times New Roman"/>
-        </w:rPr>
-        <w:t>reg</w:t>
-      </w:r>
-      <w:r>
-        <w:rPr>
-          <w:rFonts w:ascii="Times New Roman" w:hAnsi="Times New Roman" w:cs="Times New Roman"/>
-        </w:rPr>
-        <w:t xml:space="preserve">isters </w:t>
-      </w:r>
-      <w:r>
-        <w:rPr>
-          <w:rFonts w:ascii="Times New Roman" w:hAnsi="Times New Roman" w:cs="Times New Roman"/>
-        </w:rPr>
-        <w:t xml:space="preserve">, </w:t>
-      </w:r>
-      <w:r>
-        <w:rPr>
-          <w:rFonts w:ascii="Times New Roman" w:hAnsi="Times New Roman" w:cs="Times New Roman"/>
-        </w:rPr>
-        <w:t>8x8-bit multiplier</w:t>
-      </w:r>
-      <w:r>
-        <w:rPr>
-          <w:rFonts w:ascii="Times New Roman" w:hAnsi="Times New Roman" w:cs="Times New Roman"/>
-        </w:rPr>
-        <w:t xml:space="preserve"> and the adder tree hold no position state</w:t>
-      </w:r>
-      <w:r>
-        <w:rPr>
-          <w:rFonts w:ascii="Times New Roman" w:hAnsi="Times New Roman" w:cs="Times New Roman"/>
-        </w:rPr>
-        <w:t xml:space="preserve">. The </w:t>
-      </w:r>
-      <w:r>
-        <w:rPr>
-          <w:rFonts w:ascii="Times New Roman" w:hAnsi="Times New Roman" w:cs="Times New Roman"/>
-        </w:rPr>
-        <w:t>window</w:t>
-      </w:r>
-      <w:r>
-        <w:rPr>
-          <w:rFonts w:ascii="Times New Roman" w:hAnsi="Times New Roman" w:cs="Times New Roman"/>
-        </w:rPr>
-        <w:t xml:space="preserve"> generator</w:t>
-      </w:r>
-      <w:r>
-        <w:rPr>
-          <w:rFonts w:ascii="Times New Roman" w:hAnsi="Times New Roman" w:cs="Times New Roman"/>
-        </w:rPr>
-        <w:t xml:space="preserve"> </w:t>
-      </w:r>
-      <w:r>
-        <w:rPr>
-          <w:rFonts w:ascii="Times New Roman" w:hAnsi="Times New Roman" w:cs="Times New Roman"/>
-        </w:rPr>
-        <w:t>has no counters and no valid output</w:t>
-      </w:r>
-      <w:r>
-        <w:rPr>
-          <w:rFonts w:ascii="Times New Roman" w:hAnsi="Times New Roman" w:cs="Times New Roman"/>
-        </w:rPr>
-        <w:t xml:space="preserve"> generation mechanism, all state is decided by the control unit</w:t>
-      </w:r>
-      <w:r>
-        <w:rPr>
-          <w:rFonts w:ascii="Times New Roman" w:hAnsi="Times New Roman" w:cs="Times New Roman"/>
-        </w:rPr>
-        <w:t>.</w:t>
-      </w:r>
-    </w:p>
-    <w:p>
-      <w:pPr>
-        <w:rPr>
-          <w:rFonts w:ascii="Times New Roman" w:hAnsi="Times New Roman" w:cs="Times New Roman"/>
-        </w:rPr>
-      </w:pPr>
-      <w:r>
-        <w:rPr>
-          <w:rFonts w:ascii="Times New Roman" w:hAnsi="Times New Roman" w:cs="Times New Roman"/>
-        </w:rPr>
-        <w:t xml:space="preserve">The </w:t>
-      </w:r>
-      <w:r>
-        <w:rPr>
-          <w:rFonts w:ascii="Times New Roman" w:hAnsi="Times New Roman" w:cs="Times New Roman"/>
-        </w:rPr>
-        <w:t>Control-to-datapath signals are only</w:t>
-      </w:r>
-      <w:r>
-        <w:rPr>
-          <w:rFonts w:ascii="Times New Roman" w:hAnsi="Times New Roman" w:cs="Times New Roman"/>
-        </w:rPr>
-        <w:t xml:space="preserve"> as follows</w:t>
-      </w:r>
-      <w:r>
-        <w:rPr>
-          <w:rFonts w:ascii="Times New Roman" w:hAnsi="Times New Roman" w:cs="Times New Roman"/>
-        </w:rPr>
-        <w:t>: en and the four edge flags into window_gen, busy into coeff_reg (write lock), win_valid into the 3-stage valid chain.</w:t>
-      </w:r>
-    </w:p>
-    <w:p>
-      <w:pPr>
-        <w:rPr>
-          <w:rFonts w:ascii="Times New Roman" w:hAnsi="Times New Roman" w:cs="Times New Roman"/>
-        </w:rPr>
-      </w:pPr>
-      <w:r>
-        <w:rPr>
-          <w:rFonts w:ascii="Times New Roman" w:hAnsi="Times New Roman" w:cs="Times New Roman"/>
-        </w:rPr>
-        <w:t xml:space="preserve">The </w:t>
-      </w:r>
-      <w:r>
-        <w:rPr>
-          <w:rFonts w:ascii="Times New Roman" w:hAnsi="Times New Roman" w:cs="Times New Roman"/>
-        </w:rPr>
-        <w:t>Datapath in one line: 9 taps (9x8b) x 9 coefficients (9x8b) -&gt; 9 LUT multipliers -&gt; stage-1 register prod_r 9x16b -&gt; three 3-input row adders -&gt; stage-2 register row_r 3x18b -&gt; one 3-input 20-bit adder -&gt; saturate 20b-&gt;16b -&gt; ReLU mux -&gt; stage-3 register pixel_out.</w:t>
-      </w:r>
-    </w:p>
-    <w:p>
-      <w:pPr>
-        <w:rPr>
-          <w:rFonts w:ascii="Times New Roman" w:hAnsi="Times New Roman" w:cs="Times New Roman"/>
-        </w:rPr>
-      </w:pPr>
-      <w:r>
-        <w:rPr>
-          <w:rFonts w:ascii="Times New Roman" w:hAnsi="Times New Roman" w:cs="Times New Roman"/>
-        </w:rPr>
-        <w:t xml:space="preserve">The </w:t>
-      </w:r>
-      <w:r>
-        <w:rPr>
-          <w:rFonts w:ascii="Times New Roman" w:hAnsi="Times New Roman" w:cs="Times New Roman"/>
-        </w:rPr>
-        <w:t>Valid chain runs level with the data: win_valid -&gt; v_prod -&gt; v_row -&gt; valid_out</w:t>
-      </w:r>
-      <w:r>
-        <w:rPr>
-          <w:rFonts w:ascii="Times New Roman" w:hAnsi="Times New Roman" w:cs="Times New Roman"/>
-        </w:rPr>
-        <w:t xml:space="preserve">. The </w:t>
-      </w:r>
-      <w:r>
-        <w:rPr>
-          <w:rFonts w:ascii="Times New Roman" w:hAnsi="Times New Roman" w:cs="Times New Roman"/>
-        </w:rPr>
-        <w:t>pipeline registers are free-running, so a valid_in stall becomes a bubble in valid_out exactly 3 cycles later, never corruption.</w:t>
-      </w:r>
-    </w:p>
-    <w:p>
-      <w:pPr>
-        <w:rPr>
-          <w:rFonts w:ascii="Times New Roman" w:hAnsi="Times New Roman" w:cs="Times New Roman"/>
-        </w:rPr>
-      </w:pPr>
-      <w:r>
-        <w:rPr>
-          <w:rFonts w:ascii="Times New Roman" w:hAnsi="Times New Roman" w:cs="Times New Roman"/>
-        </w:rPr>
-        <w:t>The wi</w:t>
-      </w:r>
-      <w:r>
-        <w:rPr>
-          <w:rFonts w:ascii="Times New Roman" w:hAnsi="Times New Roman" w:cs="Times New Roman"/>
-        </w:rPr>
-        <w:t>ndow generation</w:t>
-      </w:r>
-      <w:r>
-        <w:rPr>
-          <w:rFonts w:ascii="Times New Roman" w:hAnsi="Times New Roman" w:cs="Times New Roman"/>
-        </w:rPr>
-        <w:t xml:space="preserve"> is done by</w:t>
-      </w:r>
-      <w:r>
-        <w:rPr>
-          <w:rFonts w:ascii="Times New Roman" w:hAnsi="Times New Roman" w:cs="Times New Roman"/>
-        </w:rPr>
-        <w:t xml:space="preserve"> two 32-deep 8-bit line buffers in series (LB0 from input_in, LB1 from LB0) + 9 tap registers a..i + combinational zero-pad masks driven by the edge flags (section 6).</w:t>
-      </w:r>
-    </w:p>
-    <w:p>
-      <w:pPr>
-        <w:spacing w:after="0" w:line="240" w:lineRule="auto"/>
-        <w:rPr>
-          <w:rFonts w:ascii="Times New Roman" w:hAnsi="Times New Roman" w:cs="Times New Roman"/>
-        </w:rPr>
-      </w:pPr>
-    </w:p>
-    <w:p>
-      <w:pPr>
-        <w:spacing w:after="0" w:line="240" w:lineRule="auto"/>
-        <w:rPr>
-          <w:rFonts w:ascii="Times New Roman" w:hAnsi="Times New Roman" w:cs="Times New Roman"/>
-        </w:rPr>
-      </w:pPr>
-    </w:p>
-    <w:p>
-      <w:pPr>
-        <w:spacing w:after="0" w:line="240" w:lineRule="auto"/>
-        <w:rPr>
-          <w:rFonts w:ascii="Times New Roman" w:hAnsi="Times New Roman" w:cs="Times New Roman"/>
-        </w:rPr>
-      </w:pPr>
-    </w:p>
-    <w:p>
-      <w:pPr>
-        <w:spacing w:after="0" w:line="240" w:lineRule="auto"/>
-        <w:rPr>
-          <w:rFonts w:ascii="Times New Roman" w:hAnsi="Times New Roman" w:cs="Times New Roman"/>
-        </w:rPr>
-      </w:pPr>
-      <w:r>
-        <w:rPr>
-          <w:rFonts w:ascii="Times New Roman" w:hAnsi="Times New Roman" w:cs="Times New Roman"/>
-        </w:rPr>
-        <w:lastRenderedPageBreak/>
-        <w:t>Each video frame processes through a five-state FSM: IDLE, FILL, STREAM, DRAIN, and DONE.</w:t>
-      </w:r>
-    </w:p>
-    <w:p>
-      <w:pPr>
-        <w:spacing w:after="0" w:line="240" w:lineRule="auto"/>
-        <w:rPr>
-          <w:rFonts w:ascii="Times New Roman" w:hAnsi="Times New Roman" w:cs="Times New Roman"/>
-        </w:rPr>
-      </w:pPr>
-    </w:p>
-    <w:p>
-      <w:pPr>
-        <w:spacing w:after="0" w:line="240" w:lineRule="auto"/>
-        <w:rPr>
-          <w:rFonts w:ascii="Times New Roman" w:hAnsi="Times New Roman" w:cs="Times New Roman"/>
-        </w:rPr>
-      </w:pPr>
-      <w:r>
-        <w:rPr>
-          <w:rFonts w:ascii="Times New Roman" w:hAnsi="Times New Roman" w:cs="Times New Roman"/>
-        </w:rPr>
-        <w:t xml:space="preserve">The sequence begins in FILL, consuming 34 input-only cycles to </w:t>
-      </w:r>
-      <w:r>
-        <w:rPr>
-          <w:rFonts w:ascii="Times New Roman" w:hAnsi="Times New Roman" w:cs="Times New Roman"/>
-        </w:rPr>
-        <w:t>fill</w:t>
-      </w:r>
-      <w:r>
-        <w:rPr>
-          <w:rFonts w:ascii="Times New Roman" w:hAnsi="Times New Roman" w:cs="Times New Roman"/>
-        </w:rPr>
-        <w:t xml:space="preserve"> the pipeline before transitioning to STREAM, which concurrently ingests inputs and produces outputs until the 1,024th pixel is consumed. The FSM then enters DRAIN for 34 output-only cycles to flush remaining data while ignoring new inputs, followed by a single-cycle DONE state that asserts frame_done before returning to IDLE. The enable signal mirrors input validity (en = valid_in), except during DRAIN where it is forced high (en = 1) and DONE where it is deactivated (en = 0). Because the fill and drain durations are balanced at 34 cycles each, total frame inputs and outputs equal exactly 1,024 pixels.</w:t>
-      </w:r>
-    </w:p>
-    <w:p>
-      <w:pPr>
-        <w:spacing w:after="0" w:line="240" w:lineRule="auto"/>
-        <w:rPr>
-          <w:rFonts w:ascii="Times New Roman" w:hAnsi="Times New Roman" w:cs="Times New Roman"/>
-        </w:rPr>
-      </w:pPr>
-    </w:p>
-    <w:p>
-      <w:pPr>
-        <w:spacing w:after="0" w:line="240" w:lineRule="auto"/>
-        <w:rPr>
-          <w:rFonts w:ascii="Times New Roman" w:hAnsi="Times New Roman" w:cs="Times New Roman"/>
+      </w:pPr>
+      <w:r>
+        <w:t xml:space="preserve">1. Accelerator Architecture</w:t>
+      </w:r>
+    </w:p>
+    <w:p>
+      <w:pPr/>
+      <w:r>
+        <w:t xml:space="preserve">The accelerator applies a 3x3 same (zero-padded) convolution to a 32x32 grayscale image, consuming one pixel and producing one output pixel per clock. Kernel coefficients are programmable at run time. The input is 8-bit unsigned, coefficients are 8-bit signed, and the output is 16-bit signed with saturation; ReLU is available as a build-time option.</w:t>
+      </w:r>
+    </w:p>
+    <w:p>
+      <w:pPr>
+        <w:pStyle w:val="Heading2"/>
+      </w:pPr>
+      <w:r>
+        <w:t xml:space="preserve">1.1 Control and Datapath Split</w:t>
+      </w:r>
+    </w:p>
+    <w:p>
+      <w:pPr/>
+      <w:r>
+        <w:t xml:space="preserve">The design separates position from data, and this separation is its principal architectural decision.</w:t>
+      </w:r>
+    </w:p>
+    <w:p>
+      <w:pPr/>
+      <w:r>
+        <w:rPr>
           <w:b/>
-          <w:bCs/>
-        </w:rPr>
-      </w:pPr>
-      <w:r>
-        <w:rPr>
-          <w:rFonts w:ascii="Times New Roman" w:hAnsi="Times New Roman" w:cs="Times New Roman"/>
+        </w:rPr>
+        <w:t xml:space="preserve">control_fsm</w:t>
+      </w:r>
+      <w:r>
+        <w:t xml:space="preserve"> (rtl/control_unit.sv) owns every counter and flag in the design: the state register, the input counter, the output row and column counters, the drain counter and the four registered edge flags. It never sees a pixel.</w:t>
+      </w:r>
+    </w:p>
+    <w:p>
+      <w:pPr/>
+      <w:r>
+        <w:rPr>
           <w:b/>
-          <w:bCs/>
-        </w:rPr>
-        <w:t>The top-level core interface comprises 42 pins allocated across four signal groups:</w:t>
-      </w:r>
-      <w:r>
-        <w:rPr>
-          <w:rFonts w:ascii="Times New Roman" w:hAnsi="Times New Roman" w:cs="Times New Roman"/>
+        </w:rPr>
+        <w:t xml:space="preserve">The datapath</w:t>
+      </w:r>
+      <w:r>
+        <w:t xml:space="preserve"> - window_gen, coeff_reg, the nine multipliers and the adder tree - holds data and no position state. window_gen contains no counters and produces no valid signal; it shifts when told to and applies whatever masks it is given.</w:t>
+      </w:r>
+    </w:p>
+    <w:p>
+      <w:pPr/>
+      <w:r>
+        <w:t xml:space="preserve">Only five signals cross the boundary: </w:t>
+      </w:r>
+      <w:r>
+        <w:rPr>
+          <w:rFonts w:ascii="Consolas" w:hAnsi="Consolas"/>
+          <w:sz w:val="18"/>
+        </w:rPr>
+        <w:t xml:space="preserve">en</w:t>
+      </w:r>
+      <w:r>
+        <w:t xml:space="preserve"> and the four edge flags into window_gen, </w:t>
+      </w:r>
+      <w:r>
+        <w:rPr>
+          <w:rFonts w:ascii="Consolas" w:hAnsi="Consolas"/>
+          <w:sz w:val="18"/>
+        </w:rPr>
+        <w:t xml:space="preserve">busy</w:t>
+      </w:r>
+      <w:r>
+        <w:t xml:space="preserve"> into coeff_reg as a write lock, and </w:t>
+      </w:r>
+      <w:r>
+        <w:rPr>
+          <w:rFonts w:ascii="Consolas" w:hAnsi="Consolas"/>
+          <w:sz w:val="18"/>
+        </w:rPr>
+        <w:t xml:space="preserve">win_valid</w:t>
+      </w:r>
+      <w:r>
+        <w:t xml:space="preserve"> into the valid chain. The benefit is practical: window_gen can be unit-tested by direct-driving </w:t>
+      </w:r>
+      <w:r>
+        <w:rPr>
+          <w:rFonts w:ascii="Consolas" w:hAnsi="Consolas"/>
+          <w:sz w:val="18"/>
+        </w:rPr>
+        <w:t xml:space="preserve">en</w:t>
+      </w:r>
+      <w:r>
+        <w:t xml:space="preserve"> and the flags with no FSM present, and all stall behaviour lives in one module rather than being distributed across every sequential element.</w:t>
+      </w:r>
+    </w:p>
+    <w:p>
+      <w:pPr>
+        <w:pStyle w:val="Heading2"/>
+      </w:pPr>
+      <w:r>
+        <w:t xml:space="preserve">1.2 Processing Chain</w:t>
+      </w:r>
+    </w:p>
+    <w:p>
+      <w:pPr>
+        <w:pStyle w:val="code-line"/>
+        <w:spacing w:after="0"/>
+      </w:pPr>
+      <w:r>
+        <w:rPr>
+          <w:rFonts w:ascii="Consolas" w:hAnsi="Consolas"/>
+          <w:sz w:val="16"/>
+        </w:rPr>
+        <w:t xml:space="preserve">input_in ──► window_gen ──► 9 taps ──► 9 multipliers ──► prod_r  (stage 1)</w:t>
+      </w:r>
+    </w:p>
+    <w:p>
+      <w:pPr>
+        <w:pStyle w:val="code-line"/>
+        <w:spacing w:after="0"/>
+      </w:pPr>
+      <w:r>
+        <w:rPr>
+          <w:rFonts w:ascii="Consolas" w:hAnsi="Consolas"/>
+          <w:sz w:val="16"/>
+        </w:rPr>
+        <w:t xml:space="preserve">                                            ▲</w:t>
+      </w:r>
+    </w:p>
+    <w:p>
+      <w:pPr>
+        <w:pStyle w:val="code-line"/>
+        <w:spacing w:after="0"/>
+      </w:pPr>
+      <w:r>
+        <w:rPr>
+          <w:rFonts w:ascii="Consolas" w:hAnsi="Consolas"/>
+          <w:sz w:val="16"/>
+        </w:rPr>
+        <w:t xml:space="preserve">             coeff_reg ──► 9 coefficients ──┘</w:t>
+      </w:r>
+    </w:p>
+    <w:p>
+      <w:pPr>
+        <w:pStyle w:val="code-line"/>
+        <w:spacing w:after="0"/>
+      </w:pPr>
+      <w:r>
+        <w:rPr>
+          <w:rFonts w:ascii="Consolas" w:hAnsi="Consolas"/>
+          <w:sz w:val="16"/>
+        </w:rPr>
+        <w:t xml:space="preserve">                                     ──► 3 row adders ──► row_r  (stage 2)</w:t>
+      </w:r>
+    </w:p>
+    <w:p>
+      <w:pPr>
+        <w:pStyle w:val="code-line"/>
+        <w:spacing w:after="0"/>
+      </w:pPr>
+      <w:r>
+        <w:rPr>
+          <w:rFonts w:ascii="Consolas" w:hAnsi="Consolas"/>
+          <w:sz w:val="16"/>
+        </w:rPr>
+        <w:t xml:space="preserve">                                     ──► final adder ──► saturate ──► ReLU ──► pixel_out (stage 3)</w:t>
+      </w:r>
+    </w:p>
+    <w:p>
+      <w:pPr/>
+      <w:r>
+        <w:t xml:space="preserve">Window generation uses two 32-deep 8-bit line buffers in series - LB0 fed from input_in, LB1 from LB0 - plus nine tap registers and combinational zero-padding masks (Section 6). The arithmetic is three pipeline stages deep, with a valid bit travelling alongside the data: </w:t>
+      </w:r>
+      <w:r>
+        <w:rPr>
+          <w:rFonts w:ascii="Consolas" w:hAnsi="Consolas"/>
+          <w:sz w:val="18"/>
+        </w:rPr>
+        <w:t xml:space="preserve">win_valid → v_prod → v_row → valid_out</w:t>
+      </w:r>
+      <w:r>
+        <w:t xml:space="preserve"> (Section 3).</w:t>
+      </w:r>
+    </w:p>
+    <w:p>
+      <w:pPr>
+        <w:pStyle w:val="Heading2"/>
+      </w:pPr>
+      <w:r>
+        <w:t xml:space="preserve">1.3 Frame Sequence</w:t>
+      </w:r>
+    </w:p>
+    <w:p>
+      <w:pPr/>
+      <w:r>
+        <w:t xml:space="preserve">A frame passes through five states: </w:t>
+      </w:r>
+      <w:r>
+        <w:rPr>
           <w:b/>
-          <w:bCs/>
-        </w:rPr>
-        <w:br/>
-      </w:r>
-    </w:p>
-    <w:p>
-      <w:pPr>
-        <w:numPr>
-          <w:ilvl w:val="0"/>
-          <w:numId w:val="1"/>
-        </w:numPr>
-        <w:spacing w:after="100" w:afterAutospacing="1" w:line="240" w:lineRule="auto"/>
-        <w:rPr>
-          <w:rFonts w:ascii="Times New Roman" w:hAnsi="Times New Roman" w:cs="Times New Roman"/>
-        </w:rPr>
-      </w:pPr>
-      <w:r>
-        <w:rPr>
-          <w:rFonts w:ascii="Times New Roman" w:hAnsi="Times New Roman" w:cs="Times New Roman"/>
-        </w:rPr>
-        <w:t>System &amp; Status (4): clk, rst_n (active-low, synchronous), busy</w:t>
-      </w:r>
-    </w:p>
-    <w:p>
-      <w:pPr>
-        <w:numPr>
-          <w:ilvl w:val="0"/>
-          <w:numId w:val="1"/>
-        </w:numPr>
-        <w:spacing w:after="100" w:afterAutospacing="1" w:line="240" w:lineRule="auto"/>
-        <w:rPr>
-          <w:rFonts w:ascii="Times New Roman" w:hAnsi="Times New Roman" w:cs="Times New Roman"/>
-        </w:rPr>
-      </w:pPr>
-      <w:r>
-        <w:rPr>
-          <w:rFonts w:ascii="Times New Roman" w:hAnsi="Times New Roman" w:cs="Times New Roman"/>
-        </w:rPr>
-        <w:t>Data Input (9): input_in[7:0], valid_in</w:t>
-      </w:r>
-    </w:p>
-    <w:p>
-      <w:pPr>
-        <w:numPr>
-          <w:ilvl w:val="0"/>
-          <w:numId w:val="1"/>
-        </w:numPr>
-        <w:spacing w:after="100" w:afterAutospacing="1" w:line="240" w:lineRule="auto"/>
-        <w:rPr>
-          <w:rFonts w:ascii="Times New Roman" w:hAnsi="Times New Roman" w:cs="Times New Roman"/>
-        </w:rPr>
-      </w:pPr>
-      <w:r>
-        <w:rPr>
-          <w:rFonts w:ascii="Times New Roman" w:hAnsi="Times New Roman" w:cs="Times New Roman"/>
-        </w:rPr>
-        <w:t>Write Port (13): write_en, write_addr[3:0], data_write[7:0]</w:t>
-      </w:r>
-    </w:p>
-    <w:p>
-      <w:pPr>
-        <w:numPr>
-          <w:ilvl w:val="0"/>
-          <w:numId w:val="1"/>
-        </w:numPr>
-        <w:spacing w:after="100" w:afterAutospacing="1" w:line="240" w:lineRule="auto"/>
-        <w:rPr>
-          <w:rFonts w:ascii="Times New Roman" w:hAnsi="Times New Roman" w:cs="Times New Roman"/>
-        </w:rPr>
-      </w:pPr>
-      <w:r>
-        <w:rPr>
-          <w:rFonts w:ascii="Times New Roman" w:hAnsi="Times New Roman" w:cs="Times New Roman"/>
-        </w:rPr>
-        <w:t>Data Output (17): pixel_out[15:0] (signed), valid_out</w:t>
-      </w:r>
-    </w:p>
-    <w:p>
-      <w:pPr>
-        <w:spacing w:after="0" w:line="240" w:lineRule="auto"/>
-        <w:rPr>
-          <w:rFonts w:ascii="Times New Roman" w:hAnsi="Times New Roman" w:cs="Times New Roman"/>
-        </w:rPr>
-      </w:pPr>
-      <w:r>
-        <w:rPr>
-          <w:rFonts w:ascii="Times New Roman" w:hAnsi="Times New Roman" w:cs="Times New Roman"/>
-        </w:rPr>
-        <w:t>The module operates without a ready backpressure signal. When valid_in drops on any cycle, the clock enable (en) gates line buffers, tap registers, and internal counters simultaneously, freezing the current window coherently.</w:t>
-      </w:r>
-    </w:p>
-    <w:p>
-      <w:pPr>
-        <w:spacing w:after="0" w:line="240" w:lineRule="auto"/>
-        <w:rPr>
-          <w:rFonts w:ascii="Times New Roman" w:hAnsi="Times New Roman" w:cs="Times New Roman"/>
-        </w:rPr>
-      </w:pPr>
-    </w:p>
-    <w:p>
-      <w:pPr>
-        <w:spacing w:after="0" w:line="240" w:lineRule="auto"/>
-        <w:rPr>
-          <w:rFonts w:ascii="Times New Roman" w:hAnsi="Times New Roman" w:cs="Times New Roman"/>
-        </w:rPr>
-      </w:pPr>
-      <w:r>
-        <w:rPr>
-          <w:rFonts w:ascii="Times New Roman" w:hAnsi="Times New Roman" w:cs="Times New Roman"/>
-        </w:rPr>
-        <w:t>Frame delivery is managed by the source logic:</w:t>
-      </w:r>
-    </w:p>
-    <w:p>
-      <w:pPr>
-        <w:spacing w:after="0" w:line="240" w:lineRule="auto"/>
-        <w:rPr>
-          <w:rFonts w:ascii="Times New Roman" w:hAnsi="Times New Roman" w:cs="Times New Roman"/>
-        </w:rPr>
-      </w:pPr>
-    </w:p>
-    <w:p>
-      <w:pPr>
-        <w:numPr>
-          <w:ilvl w:val="0"/>
-          <w:numId w:val="2"/>
-        </w:numPr>
-        <w:spacing w:after="100" w:afterAutospacing="1" w:line="240" w:lineRule="auto"/>
-        <w:rPr>
-          <w:rFonts w:ascii="Times New Roman" w:hAnsi="Times New Roman" w:cs="Times New Roman"/>
-        </w:rPr>
-      </w:pPr>
-      <w:r>
-        <w:rPr>
-          <w:rFonts w:ascii="Times New Roman" w:hAnsi="Times New Roman" w:cs="Times New Roman"/>
-        </w:rPr>
-        <w:t>The source streams exactly 1,024 pixels per frame and stalls subsequent frames until busy drops</w:t>
-      </w:r>
-    </w:p>
-    <w:p>
-      <w:pPr>
-        <w:numPr>
-          <w:ilvl w:val="0"/>
-          <w:numId w:val="2"/>
-        </w:numPr>
-        <w:spacing w:after="100" w:afterAutospacing="1" w:line="240" w:lineRule="auto"/>
-        <w:rPr>
-          <w:rFonts w:ascii="Times New Roman" w:hAnsi="Times New Roman" w:cs="Times New Roman"/>
-        </w:rPr>
-      </w:pPr>
-      <w:r>
-        <w:rPr>
-          <w:rFonts w:ascii="Times New Roman" w:hAnsi="Times New Roman" w:cs="Times New Roman"/>
-        </w:rPr>
-        <w:t>The busy flag asserts during active processing (busy = !IDLE &amp;&amp; !DONE).</w:t>
-      </w:r>
-    </w:p>
-    <w:p>
-      <w:pPr>
-        <w:numPr>
-          <w:ilvl w:val="0"/>
-          <w:numId w:val="2"/>
-        </w:numPr>
-        <w:spacing w:after="100" w:afterAutospacing="1" w:line="240" w:lineRule="auto"/>
-        <w:rPr>
-          <w:rFonts w:ascii="Times New Roman" w:hAnsi="Times New Roman" w:cs="Times New Roman"/>
-        </w:rPr>
-      </w:pPr>
-      <w:r>
-        <w:rPr>
-          <w:rFonts w:ascii="Times New Roman" w:hAnsi="Times New Roman" w:cs="Times New Roman"/>
-        </w:rPr>
-        <w:t>To optimize throughput, busy deasserts 3 cycles before the final valid_out pulse, as the final pixel window is already committed to the processing pipeline.</w:t>
-      </w:r>
-    </w:p>
-    <w:p>
-      <w:pPr>
-        <w:spacing w:after="100" w:afterAutospacing="1" w:line="240" w:lineRule="auto"/>
-        <w:rPr>
-          <w:rFonts w:ascii="Times New Roman" w:hAnsi="Times New Roman" w:cs="Times New Roman"/>
+        </w:rPr>
+        <w:t xml:space="preserve">IDLE → FILL → STREAM → DRAIN → DONE</w:t>
+      </w:r>
+      <w:r>
+        <w:t xml:space="preserve">. FILL consumes 34 pixels while the window primes; STREAM consumes and outputs simultaneously for 990 cycles; DRAIN produces the final 34 outputs with no input remaining; DONE pulses </w:t>
+      </w:r>
+      <w:r>
+        <w:rPr>
+          <w:rFonts w:ascii="Consolas" w:hAnsi="Consolas"/>
+          <w:sz w:val="18"/>
+        </w:rPr>
+        <w:t xml:space="preserve">frame_done</w:t>
+      </w:r>
+      <w:r>
+        <w:t xml:space="preserve">. Since a frame must consume 1024 pixels and produce 1024 outputs, the consume-only and output-only cycle counts are necessarily equal - which is why FILL and DRAIN are both 34 cycles (Section 4).</w:t>
+      </w:r>
+    </w:p>
+    <w:p>
+      <w:pPr>
+        <w:pStyle w:val="Heading2"/>
+      </w:pPr>
+      <w:r>
+        <w:t xml:space="preserve">1.4 Interface</w:t>
+      </w:r>
+    </w:p>
+    <w:p>
+      <w:pPr/>
+      <w:r>
+        <w:t xml:space="preserve">The core presents 42 pins:</w:t>
+      </w:r>
+    </w:p>
+    <w:tbl>
+      <w:tblPr>
+        <w:tblStyle w:val="GridTable1Light"/>
+        <w:tblW w:w="5000" w:type="pct"/>
+        <w:tblLook w:val="04A0" w:firstRow="1" w:lastRow="0" w:firstColumn="1" w:lastColumn="0" w:noHBand="0" w:noVBand="1"/>
+      </w:tblPr>
+      <w:tblGrid>
+        <w:gridCol w:w="3600"/>
+        <w:gridCol w:w="3600"/>
+        <w:gridCol w:w="3600"/>
+      </w:tblGrid>
+      <w:tr>
+        <w:trPr>
+          <w:tblHeader/>
+        </w:trPr>
+        <w:tc>
+          <w:tcPr>
+            <w:tcW w:w="3600" w:type="dxa"/>
+          </w:tcPr>
+          <w:p>
+            <w:pPr>
+              <w:spacing w:after="0"/>
+            </w:pPr>
+            <w:r>
+              <w:rPr>
+                <w:b/>
+              </w:rPr>
+              <w:t xml:space="preserve">Group</w:t>
+            </w:r>
+          </w:p>
+        </w:tc>
+        <w:tc>
+          <w:tcPr>
+            <w:tcW w:w="3600" w:type="dxa"/>
+          </w:tcPr>
+          <w:p>
+            <w:pPr>
+              <w:spacing w:after="0"/>
+            </w:pPr>
+            <w:r>
+              <w:rPr>
+                <w:b/>
+              </w:rPr>
+              <w:t xml:space="preserve">Signals</w:t>
+            </w:r>
+          </w:p>
+        </w:tc>
+        <w:tc>
+          <w:tcPr>
+            <w:tcW w:w="3600" w:type="dxa"/>
+          </w:tcPr>
+          <w:p>
+            <w:pPr>
+              <w:spacing w:after="0"/>
+            </w:pPr>
+            <w:r>
+              <w:rPr>
+                <w:b/>
+              </w:rPr>
+              <w:t xml:space="preserve">Pins</w:t>
+            </w:r>
+          </w:p>
+        </w:tc>
+      </w:tr>
+      <w:tr>
+        <w:tc>
+          <w:tcPr>
+            <w:tcW w:w="3600" w:type="dxa"/>
+          </w:tcPr>
+          <w:p>
+            <w:pPr>
+              <w:spacing w:after="0"/>
+            </w:pPr>
+            <w:r>
+              <w:t xml:space="preserve">Clock and reset</w:t>
+            </w:r>
+          </w:p>
+        </w:tc>
+        <w:tc>
+          <w:tcPr>
+            <w:tcW w:w="3600" w:type="dxa"/>
+          </w:tcPr>
+          <w:p>
+            <w:pPr>
+              <w:spacing w:after="0"/>
+            </w:pPr>
+            <w:r>
+              <w:t xml:space="preserve">clk, rst_n (active-low, synchronous)</w:t>
+            </w:r>
+          </w:p>
+        </w:tc>
+        <w:tc>
+          <w:tcPr>
+            <w:tcW w:w="3600" w:type="dxa"/>
+          </w:tcPr>
+          <w:p>
+            <w:pPr>
+              <w:spacing w:after="0"/>
+            </w:pPr>
+            <w:r>
+              <w:t xml:space="preserve">2</w:t>
+            </w:r>
+          </w:p>
+        </w:tc>
+      </w:tr>
+      <w:tr>
+        <w:tc>
+          <w:tcPr>
+            <w:tcW w:w="3600" w:type="dxa"/>
+          </w:tcPr>
+          <w:p>
+            <w:pPr>
+              <w:spacing w:after="0"/>
+            </w:pPr>
+            <w:r>
+              <w:t xml:space="preserve">Pixel input</w:t>
+            </w:r>
+          </w:p>
+        </w:tc>
+        <w:tc>
+          <w:tcPr>
+            <w:tcW w:w="3600" w:type="dxa"/>
+          </w:tcPr>
+          <w:p>
+            <w:pPr>
+              <w:spacing w:after="0"/>
+            </w:pPr>
+            <w:r>
+              <w:t xml:space="preserve">input_in[7:0], valid_in</w:t>
+            </w:r>
+          </w:p>
+        </w:tc>
+        <w:tc>
+          <w:tcPr>
+            <w:tcW w:w="3600" w:type="dxa"/>
+          </w:tcPr>
+          <w:p>
+            <w:pPr>
+              <w:spacing w:after="0"/>
+            </w:pPr>
+            <w:r>
+              <w:t xml:space="preserve">9</w:t>
+            </w:r>
+          </w:p>
+        </w:tc>
+      </w:tr>
+      <w:tr>
+        <w:tc>
+          <w:tcPr>
+            <w:tcW w:w="3600" w:type="dxa"/>
+          </w:tcPr>
+          <w:p>
+            <w:pPr>
+              <w:spacing w:after="0"/>
+            </w:pPr>
+            <w:r>
+              <w:t xml:space="preserve">Kernel write port</w:t>
+            </w:r>
+          </w:p>
+        </w:tc>
+        <w:tc>
+          <w:tcPr>
+            <w:tcW w:w="3600" w:type="dxa"/>
+          </w:tcPr>
+          <w:p>
+            <w:pPr>
+              <w:spacing w:after="0"/>
+            </w:pPr>
+            <w:r>
+              <w:t xml:space="preserve">write_en, write_addr[3:0], data_write[7:0]</w:t>
+            </w:r>
+          </w:p>
+        </w:tc>
+        <w:tc>
+          <w:tcPr>
+            <w:tcW w:w="3600" w:type="dxa"/>
+          </w:tcPr>
+          <w:p>
+            <w:pPr>
+              <w:spacing w:after="0"/>
+            </w:pPr>
+            <w:r>
+              <w:t xml:space="preserve">13</w:t>
+            </w:r>
+          </w:p>
+        </w:tc>
+      </w:tr>
+      <w:tr>
+        <w:tc>
+          <w:tcPr>
+            <w:tcW w:w="3600" w:type="dxa"/>
+          </w:tcPr>
+          <w:p>
+            <w:pPr>
+              <w:spacing w:after="0"/>
+            </w:pPr>
+            <w:r>
+              <w:t xml:space="preserve">Pixel output</w:t>
+            </w:r>
+          </w:p>
+        </w:tc>
+        <w:tc>
+          <w:tcPr>
+            <w:tcW w:w="3600" w:type="dxa"/>
+          </w:tcPr>
+          <w:p>
+            <w:pPr>
+              <w:spacing w:after="0"/>
+            </w:pPr>
+            <w:r>
+              <w:t xml:space="preserve">pixel_out[15:0] (signed), valid_out</w:t>
+            </w:r>
+          </w:p>
+        </w:tc>
+        <w:tc>
+          <w:tcPr>
+            <w:tcW w:w="3600" w:type="dxa"/>
+          </w:tcPr>
+          <w:p>
+            <w:pPr>
+              <w:spacing w:after="0"/>
+            </w:pPr>
+            <w:r>
+              <w:t xml:space="preserve">17</w:t>
+            </w:r>
+          </w:p>
+        </w:tc>
+      </w:tr>
+      <w:tr>
+        <w:tc>
+          <w:tcPr>
+            <w:tcW w:w="3600" w:type="dxa"/>
+          </w:tcPr>
+          <w:p>
+            <w:pPr>
+              <w:spacing w:after="0"/>
+            </w:pPr>
+            <w:r>
+              <w:t xml:space="preserve">Status</w:t>
+            </w:r>
+          </w:p>
+        </w:tc>
+        <w:tc>
+          <w:tcPr>
+            <w:tcW w:w="3600" w:type="dxa"/>
+          </w:tcPr>
+          <w:p>
+            <w:pPr>
+              <w:spacing w:after="0"/>
+            </w:pPr>
+            <w:r>
+              <w:t xml:space="preserve">busy</w:t>
+            </w:r>
+          </w:p>
+        </w:tc>
+        <w:tc>
+          <w:tcPr>
+            <w:tcW w:w="3600" w:type="dxa"/>
+          </w:tcPr>
+          <w:p>
+            <w:pPr>
+              <w:spacing w:after="0"/>
+            </w:pPr>
+            <w:r>
+              <w:t xml:space="preserve">1</w:t>
+            </w:r>
+          </w:p>
+        </w:tc>
+      </w:tr>
+    </w:tbl>
+    <w:p>
+      <w:pPr>
+        <w:spacing w:after="0"/>
+      </w:pPr>
+    </w:p>
+    <w:p>
+      <w:pPr/>
+      <w:r>
+        <w:t xml:space="preserve">Coefficients are loaded through the write port with </w:t>
+      </w:r>
+      <w:r>
+        <w:rPr>
+          <w:rFonts w:ascii="Consolas" w:hAnsi="Consolas"/>
+          <w:sz w:val="18"/>
+        </w:rPr>
+        <w:t xml:space="preserve">write_addr = 3*row + col</w:t>
+      </w:r>
+      <w:r>
+        <w:t xml:space="preserve"> (0 to 8, row-major, matching the tap order); writes are ignored while </w:t>
+      </w:r>
+      <w:r>
+        <w:rPr>
+          <w:rFonts w:ascii="Consolas" w:hAnsi="Consolas"/>
+          <w:sz w:val="18"/>
+        </w:rPr>
+        <w:t xml:space="preserve">busy</w:t>
+      </w:r>
+      <w:r>
+        <w:t xml:space="preserve"> is asserted, so a kernel cannot change mid-frame but may be reloaded between frames.</w:t>
+      </w:r>
+    </w:p>
+    <w:p>
+      <w:pPr/>
+      <w:r>
+        <w:t xml:space="preserve">There is no backpressure signal. </w:t>
+      </w:r>
+      <w:r>
+        <w:rPr>
+          <w:rFonts w:ascii="Consolas" w:hAnsi="Consolas"/>
+          <w:sz w:val="18"/>
+        </w:rPr>
+        <w:t xml:space="preserve">valid_in</w:t>
+      </w:r>
+      <w:r>
+        <w:t xml:space="preserve"> may deassert on any cycle: </w:t>
+      </w:r>
+      <w:r>
+        <w:rPr>
+          <w:rFonts w:ascii="Consolas" w:hAnsi="Consolas"/>
+          <w:sz w:val="18"/>
+        </w:rPr>
+        <w:t xml:space="preserve">en</w:t>
+      </w:r>
+      <w:r>
+        <w:t xml:space="preserve"> follows it, freezing the line buffers, tap registers and counters together so the window stays coherent, while the pipeline registers keep clocking and the valid chain carries the resulting bubble to the output three cycles later. Flow control is therefore source-side - the source presents exactly 1024 pixels per frame and holds the next until </w:t>
+      </w:r>
+      <w:r>
+        <w:rPr>
+          <w:rFonts w:ascii="Consolas" w:hAnsi="Consolas"/>
+          <w:sz w:val="18"/>
+        </w:rPr>
+        <w:t xml:space="preserve">busy</w:t>
+      </w:r>
+      <w:r>
+        <w:t xml:space="preserve"> falls.</w:t>
+      </w:r>
+    </w:p>
+    <w:p>
+      <w:pPr/>
+      <w:r>
+        <w:rPr>
           <w:b/>
-          <w:bCs/>
-        </w:rPr>
-      </w:pPr>
-      <w:r>
-        <w:rPr>
-          <w:rFonts w:ascii="Times New Roman" w:hAnsi="Times New Roman" w:cs="Times New Roman"/>
+        </w:rPr>
+        <w:t xml:space="preserve">Latency is 37 cycles</w:t>
+      </w:r>
+      <w:r>
+        <w:t xml:space="preserve"> from the first accepted pixel to the first output: 34 window-fill cycles plus 3 pipeline stages. </w:t>
+      </w:r>
+      <w:r>
+        <w:rPr>
           <w:b/>
-          <w:bCs/>
-        </w:rPr>
-        <w:t>Latency &amp; Throughput</w:t>
-      </w:r>
-    </w:p>
-    <w:p>
-      <w:pPr>
-        <w:numPr>
-          <w:ilvl w:val="0"/>
-          <w:numId w:val="2"/>
-        </w:numPr>
-        <w:spacing w:after="100" w:afterAutospacing="1" w:line="240" w:lineRule="auto"/>
-        <w:rPr>
-          <w:rFonts w:ascii="Times New Roman" w:hAnsi="Times New Roman" w:cs="Times New Roman"/>
-        </w:rPr>
-      </w:pPr>
-      <w:r>
-        <w:rPr>
-          <w:rFonts w:ascii="Times New Roman" w:hAnsi="Times New Roman" w:cs="Times New Roman"/>
-        </w:rPr>
-        <w:t>Latency: First valid_out occurs 37 cycles after the first accepted pixel (34 window-fill cycles + 3 internal pipeline stages).</w:t>
-      </w:r>
-    </w:p>
-    <w:p>
-      <w:pPr>
-        <w:numPr>
-          <w:ilvl w:val="0"/>
-          <w:numId w:val="2"/>
-        </w:numPr>
-        <w:spacing w:after="100" w:afterAutospacing="1" w:line="240" w:lineRule="auto"/>
-        <w:rPr>
-          <w:rFonts w:ascii="Times New Roman" w:hAnsi="Times New Roman" w:cs="Times New Roman"/>
-        </w:rPr>
-      </w:pPr>
-      <w:r>
-        <w:rPr>
-          <w:rFonts w:ascii="Times New Roman" w:hAnsi="Times New Roman" w:cs="Times New Roman"/>
-        </w:rPr>
-        <w:t>Peak Throughput: 1.0 output pixel/cycle, gapless within an active streaming frame.</w:t>
-      </w:r>
-    </w:p>
-    <w:p>
-      <w:pPr>
-        <w:numPr>
-          <w:ilvl w:val="0"/>
-          <w:numId w:val="2"/>
-        </w:numPr>
-        <w:spacing w:after="100" w:afterAutospacing="1" w:line="240" w:lineRule="auto"/>
-        <w:rPr>
-          <w:rFonts w:ascii="Times New Roman" w:hAnsi="Times New Roman" w:cs="Times New Roman"/>
-        </w:rPr>
-      </w:pPr>
-      <w:r>
-        <w:rPr>
-          <w:rFonts w:ascii="Times New Roman" w:hAnsi="Times New Roman" w:cs="Times New Roman"/>
-        </w:rPr>
-        <w:t>Sustained Throughput: 0.965 pixels/cycle per frame (1,024 outputs over 1,061 total cycles, accounting for fill and drain overhead).</w:t>
-      </w:r>
-    </w:p>
-    <w:p>
-      <w:pPr>
-        <w:rPr>
-          <w:rFonts w:ascii="Times New Roman" w:hAnsi="Times New Roman" w:cs="Times New Roman"/>
+        </w:rPr>
+        <w:t xml:space="preserve">Throughput is 1.0 output pixel per cycle</w:t>
+      </w:r>
+      <w:r>
+        <w:t xml:space="preserve">, gapless within a frame, or 0.965 averaged across a complete frame including fill and drain (1024 outputs over 1061 cycles).</w:t>
+      </w:r>
+    </w:p>
+    <w:p>
+      <w:pPr>
+        <w:pStyle w:val="Heading2"/>
+      </w:pPr>
+      <w:r>
+        <w:t xml:space="preserve">1.5 Design Decisions Serving the Figure of Merit</w:t>
+      </w:r>
+    </w:p>
+    <w:p>
+      <w:pPr/>
+      <w:r>
+        <w:t xml:space="preserve">The Figure of Merit rewards throughput per cycle and penalises LUTs, DSP blocks at 50 LUT-equivalents each and block RAMs at 100. Three decisions follow from that weighting, and each is quantified in Section 15.</w:t>
+      </w:r>
+    </w:p>
+    <w:p>
+      <w:pPr/>
+      <w:r>
+        <w:rPr>
           <w:b/>
-          <w:bCs/>
-        </w:rPr>
-      </w:pPr>
-      <w:r>
-        <w:rPr>
-          <w:rFonts w:ascii="Times New Roman" w:hAnsi="Times New Roman" w:cs="Times New Roman"/>
+        </w:rPr>
+        <w:t xml:space="preserve">Nine parallel multipliers</w:t>
+      </w:r>
+      <w:r>
+        <w:t xml:space="preserve"> consume the entire 3x3 window every cycle, giving one output pixel per clock. A three-multiplier design would remove roughly 320 LUTs but cut throughput to a third - the numerator is linear in throughput while the denominator falls only sub-linearly, so full parallelism wins on this metric. It also claims the named one-pixel-per-cycle bonus.</w:t>
+      </w:r>
+    </w:p>
+    <w:p>
+      <w:pPr/>
+      <w:r>
+        <w:rPr>
           <w:b/>
-          <w:bCs/>
-        </w:rPr>
-        <w:t>Figure of Merit (FoM) Architectural Levers</w:t>
-      </w:r>
-    </w:p>
-    <w:p>
-      <w:pPr>
-        <w:numPr>
-          <w:ilvl w:val="0"/>
-          <w:numId w:val="4"/>
-        </w:numPr>
-        <w:spacing w:after="100" w:afterAutospacing="1" w:line="240" w:lineRule="auto"/>
-        <w:rPr>
-          <w:rFonts w:ascii="Times New Roman" w:hAnsi="Times New Roman" w:cs="Times New Roman"/>
-        </w:rPr>
-      </w:pPr>
-      <w:r>
-        <w:rPr>
-          <w:rFonts w:ascii="Times New Roman" w:hAnsi="Times New Roman" w:cs="Times New Roman"/>
-        </w:rPr>
-        <w:t xml:space="preserve">Lever 1 — Peak Throughput (1.0 px/cycle): Nine parallel multipliers process all nine window pixels simultaneously every cycle. A time-multiplexed 3-multiplier design (1 output every 3 cycles) was rejected; pre-implementation estimates indicated this would trade a </w:t>
-      </w:r>
-      <m:oMath>
-        <m:r>
-          <m:rPr>
-            <m:sty m:val="p"/>
-          </m:rPr>
-          <w:rPr>
-            <w:rFonts w:ascii="Cambria Math" w:hAnsi="Cambria Math" w:cs="Times New Roman"/>
-          </w:rPr>
-          <m:t>3×</m:t>
-        </m:r>
-      </m:oMath>
-      <w:r>
-        <w:rPr>
-          <w:rFonts w:ascii="Times New Roman" w:hAnsi="Times New Roman" w:cs="Times New Roman"/>
-        </w:rPr>
-        <w:t xml:space="preserve"> throughput loss for only a </w:t>
-      </w:r>
-      <m:oMath>
-        <m:r>
-          <m:rPr>
-            <m:sty m:val="p"/>
-          </m:rPr>
-          <w:rPr>
-            <w:rFonts w:ascii="Cambria Math" w:hAnsi="Cambria Math" w:cs="Times New Roman"/>
-          </w:rPr>
-          <m:t>∼1.5×</m:t>
-        </m:r>
-      </m:oMath>
-      <w:r>
-        <w:rPr>
-          <w:rFonts w:ascii="Times New Roman" w:hAnsi="Times New Roman" w:cs="Times New Roman"/>
-        </w:rPr>
-        <w:t xml:space="preserve"> area reduction. This choice also secures the throughput performance bonus.</w:t>
-      </w:r>
-    </w:p>
-    <w:p>
-      <w:pPr>
-        <w:numPr>
-          <w:ilvl w:val="0"/>
-          <w:numId w:val="4"/>
-        </w:numPr>
-        <w:spacing w:after="100" w:afterAutospacing="1" w:line="240" w:lineRule="auto"/>
-        <w:rPr>
-          <w:rFonts w:ascii="Times New Roman" w:hAnsi="Times New Roman" w:cs="Times New Roman"/>
-        </w:rPr>
-      </w:pPr>
-      <w:r>
-        <w:rPr>
-          <w:rFonts w:ascii="Times New Roman" w:hAnsi="Times New Roman" w:cs="Times New Roman"/>
-        </w:rPr>
-        <w:t>Lever 2 — Zero BRAM Usage (100x Penalty Avoidance): Line buffers are implemented in fabric shift registers, inferring 16 SRLC32E primitives (16 LUTs total). Mapping to even a single Block RAM tile (100 LUT-equivalents penalty) would increase the area denominator from 879 to 963 LUTs (+9.6%).</w:t>
-      </w:r>
-    </w:p>
-    <w:p>
-      <w:pPr>
-        <w:numPr>
-          <w:ilvl w:val="0"/>
-          <w:numId w:val="4"/>
-        </w:numPr>
-        <w:spacing w:after="100" w:afterAutospacing="1" w:line="240" w:lineRule="auto"/>
-        <w:rPr>
-          <w:rFonts w:ascii="Times New Roman" w:hAnsi="Times New Roman" w:cs="Times New Roman"/>
-        </w:rPr>
-      </w:pPr>
-      <w:r>
-        <w:rPr>
-          <w:rFonts w:ascii="Times New Roman" w:hAnsi="Times New Roman" w:cs="Times New Roman"/>
-        </w:rPr>
-        <w:t xml:space="preserve">Lever 3 — Zero DSP Blocks (50x Penalty Avoidance): Enforced via the use_dsp = "no" attribute on mult8x8 (rtl/multiplier.sv) and -max_dsp 0 in fpga/build.tcl. The nine </w:t>
-      </w:r>
-      <m:oMath>
-        <m:r>
-          <m:rPr>
-            <m:sty m:val="p"/>
-          </m:rPr>
-          <w:rPr>
-            <w:rFonts w:ascii="Cambria Math" w:hAnsi="Cambria Math" w:cs="Times New Roman"/>
-          </w:rPr>
-          <m:t>8</m:t>
-        </m:r>
-        <m:r>
-          <m:rPr>
-            <m:nor/>
-          </m:rPr>
-          <w:rPr>
-            <w:rFonts w:ascii="Times New Roman" w:hAnsi="Times New Roman" w:cs="Times New Roman"/>
-          </w:rPr>
-          <m:t>u</m:t>
-        </m:r>
-        <m:r>
-          <m:rPr>
-            <m:sty m:val="p"/>
-          </m:rPr>
-          <w:rPr>
-            <w:rFonts w:ascii="Cambria Math" w:hAnsi="Cambria Math" w:cs="Times New Roman"/>
-          </w:rPr>
-          <m:t>×8</m:t>
-        </m:r>
-        <m:r>
-          <m:rPr>
-            <m:nor/>
-          </m:rPr>
-          <w:rPr>
-            <w:rFonts w:ascii="Times New Roman" w:hAnsi="Times New Roman" w:cs="Times New Roman"/>
-          </w:rPr>
-          <m:t>s</m:t>
-        </m:r>
-      </m:oMath>
-      <w:r>
-        <w:rPr>
-          <w:rFonts w:ascii="Times New Roman" w:hAnsi="Times New Roman" w:cs="Times New Roman"/>
-        </w:rPr>
-        <w:t xml:space="preserve"> multipliers consume 496 LUTs combined (52–59 LUTs each). Standard DSP48E1 instantiation would cost 450 LUT-equivalents (</w:t>
-      </w:r>
-      <m:oMath>
-        <m:r>
-          <m:rPr>
-            <m:sty m:val="p"/>
-          </m:rPr>
-          <w:rPr>
-            <w:rFonts w:ascii="Cambria Math" w:hAnsi="Cambria Math" w:cs="Times New Roman"/>
-          </w:rPr>
-          <m:t>9×50</m:t>
-        </m:r>
-      </m:oMath>
-      <w:r>
-        <w:rPr>
-          <w:rFonts w:ascii="Times New Roman" w:hAnsi="Times New Roman" w:cs="Times New Roman"/>
-        </w:rPr>
-        <w:t xml:space="preserve">), making the trade-off roughly area-neutral vs. 496 LUTs. The soft-logic approach was retained to eliminate fractional utilization of </w:t>
-      </w:r>
-      <m:oMath>
-        <m:r>
-          <m:rPr>
-            <m:sty m:val="p"/>
-          </m:rPr>
-          <w:rPr>
-            <w:rFonts w:ascii="Cambria Math" w:hAnsi="Cambria Math" w:cs="Times New Roman"/>
-          </w:rPr>
-          <m:t>25×18</m:t>
-        </m:r>
-      </m:oMath>
-      <w:r>
-        <w:rPr>
-          <w:rFonts w:ascii="Times New Roman" w:hAnsi="Times New Roman" w:cs="Times New Roman"/>
-        </w:rPr>
-        <w:t xml:space="preserve"> DSP slices, maintain a uniform logic fabric/power model, and preserve vendor-neutral RTL via a single attribute.</w:t>
-      </w:r>
-    </w:p>
-    <w:p>
-      <w:pPr>
-        <w:numPr>
-          <w:ilvl w:val="0"/>
-          <w:numId w:val="4"/>
-        </w:numPr>
-        <w:spacing w:after="100" w:afterAutospacing="1" w:line="240" w:lineRule="auto"/>
-        <w:rPr>
-          <w:rFonts w:ascii="Times New Roman" w:hAnsi="Times New Roman" w:cs="Times New Roman"/>
-        </w:rPr>
-      </w:pPr>
-      <w:r>
-        <w:rPr>
-          <w:rFonts w:ascii="Times New Roman" w:hAnsi="Times New Roman" w:cs="Times New Roman"/>
-        </w:rPr>
-        <w:lastRenderedPageBreak/>
-        <w:t>Full Programmability Preserved: Constant-coefficient multipliers were rejected. Although hardcoding the standard kernel values (</w:t>
-      </w:r>
-      <m:oMath>
-        <m:r>
-          <m:rPr>
-            <m:sty m:val="p"/>
-          </m:rPr>
-          <w:rPr>
-            <w:rFonts w:ascii="Cambria Math" w:hAnsi="Cambria Math" w:cs="Times New Roman"/>
-          </w:rPr>
-          <m:t>0,±1,±2,±4,5</m:t>
-        </m:r>
-      </m:oMath>
-      <w:r>
-        <w:rPr>
-          <w:rFonts w:ascii="Times New Roman" w:hAnsi="Times New Roman" w:cs="Times New Roman"/>
-        </w:rPr>
-        <w:t xml:space="preserve">) could save </w:t>
-      </w:r>
-      <m:oMath>
-        <m:r>
-          <m:rPr>
-            <m:sty m:val="p"/>
-          </m:rPr>
-          <w:rPr>
-            <w:rFonts w:ascii="Cambria Math" w:hAnsi="Cambria Math" w:cs="Times New Roman"/>
-          </w:rPr>
-          <m:t>∼300</m:t>
-        </m:r>
-      </m:oMath>
-      <w:r>
-        <w:rPr>
-          <w:rFonts w:ascii="Times New Roman" w:hAnsi="Times New Roman" w:cs="Times New Roman"/>
-        </w:rPr>
-        <w:t xml:space="preserve"> LUTs, runtime dynamic programmability (Requirement Item 3) would be forfeited.</w:t>
-      </w:r>
-    </w:p>
-    <w:p>
-      <w:pPr>
-        <w:spacing w:after="0" w:line="240" w:lineRule="auto"/>
-        <w:rPr>
-          <w:rFonts w:ascii="Times New Roman" w:hAnsi="Times New Roman" w:cs="Times New Roman"/>
-        </w:rPr>
-      </w:pPr>
-      <w:r>
-        <w:rPr>
-          <w:rFonts w:ascii="Times New Roman" w:hAnsi="Times New Roman" w:cs="Times New Roman"/>
-        </w:rPr>
-        <w:t>Resource Breakdown (879 Routed LUTs)</w:t>
-      </w:r>
-      <w:r>
-        <w:rPr>
-          <w:rFonts w:ascii="Times New Roman" w:hAnsi="Times New Roman" w:cs="Times New Roman"/>
-        </w:rPr>
-        <w:br/>
-      </w:r>
-    </w:p>
-    <w:p>
-      <w:pPr>
-        <w:numPr>
-          <w:ilvl w:val="0"/>
-          <w:numId w:val="5"/>
-        </w:numPr>
-        <w:spacing w:after="100" w:afterAutospacing="1" w:line="240" w:lineRule="auto"/>
-        <w:rPr>
-          <w:rFonts w:ascii="Times New Roman" w:hAnsi="Times New Roman" w:cs="Times New Roman"/>
-        </w:rPr>
-      </w:pPr>
-      <w:r>
-        <w:rPr>
-          <w:rFonts w:ascii="Times New Roman" w:hAnsi="Times New Roman" w:cs="Times New Roman"/>
-        </w:rPr>
-        <w:t>Multipliers (9x): 496 LUTs</w:t>
-      </w:r>
-    </w:p>
-    <w:p>
-      <w:pPr>
-        <w:numPr>
-          <w:ilvl w:val="0"/>
-          <w:numId w:val="5"/>
-        </w:numPr>
-        <w:spacing w:after="100" w:afterAutospacing="1" w:line="240" w:lineRule="auto"/>
-        <w:rPr>
-          <w:rFonts w:ascii="Times New Roman" w:hAnsi="Times New Roman" w:cs="Times New Roman"/>
-        </w:rPr>
-      </w:pPr>
-      <w:r>
-        <w:rPr>
-          <w:rFonts w:ascii="Times New Roman" w:hAnsi="Times New Roman" w:cs="Times New Roman"/>
-        </w:rPr>
-        <w:t>Window Generator: 132 LUTs (116 Logic + 16 SRL)</w:t>
-      </w:r>
-    </w:p>
-    <w:p>
-      <w:pPr>
-        <w:numPr>
-          <w:ilvl w:val="0"/>
-          <w:numId w:val="5"/>
-        </w:numPr>
-        <w:spacing w:after="100" w:afterAutospacing="1" w:line="240" w:lineRule="auto"/>
-        <w:rPr>
-          <w:rFonts w:ascii="Times New Roman" w:hAnsi="Times New Roman" w:cs="Times New Roman"/>
-        </w:rPr>
-      </w:pPr>
-      <w:r>
-        <w:rPr>
-          <w:rFonts w:ascii="Times New Roman" w:hAnsi="Times New Roman" w:cs="Times New Roman"/>
-        </w:rPr>
-        <w:t>Coefficient Registers: 120 LUTs</w:t>
-      </w:r>
-    </w:p>
-    <w:p>
-      <w:pPr>
-        <w:numPr>
-          <w:ilvl w:val="0"/>
-          <w:numId w:val="5"/>
-        </w:numPr>
-        <w:spacing w:after="100" w:afterAutospacing="1" w:line="240" w:lineRule="auto"/>
-        <w:rPr>
-          <w:rFonts w:ascii="Times New Roman" w:hAnsi="Times New Roman" w:cs="Times New Roman"/>
-        </w:rPr>
-      </w:pPr>
-      <w:r>
-        <w:rPr>
-          <w:rFonts w:ascii="Times New Roman" w:hAnsi="Times New Roman" w:cs="Times New Roman"/>
-        </w:rPr>
-        <w:t>Top-Level Logic: 90 LUTs (Adder Tree, Saturation, ReLU)</w:t>
-      </w:r>
-    </w:p>
-    <w:p>
-      <w:pPr>
-        <w:numPr>
-          <w:ilvl w:val="0"/>
-          <w:numId w:val="5"/>
-        </w:numPr>
-        <w:spacing w:after="100" w:afterAutospacing="1" w:line="240" w:lineRule="auto"/>
-        <w:rPr>
-          <w:rFonts w:ascii="Times New Roman" w:hAnsi="Times New Roman" w:cs="Times New Roman"/>
-        </w:rPr>
-      </w:pPr>
-      <w:r>
-        <w:rPr>
-          <w:rFonts w:ascii="Times New Roman" w:hAnsi="Times New Roman" w:cs="Times New Roman"/>
-        </w:rPr>
-        <w:t>Control FSM: 80 LUTs</w:t>
-      </w:r>
-    </w:p>
-    <w:p>
-      <w:pPr>
-        <w:spacing w:after="0" w:line="240" w:lineRule="auto"/>
-        <w:rPr>
-          <w:rFonts w:ascii="Times New Roman" w:hAnsi="Times New Roman" w:cs="Times New Roman"/>
+        </w:rPr>
+        <w:t xml:space="preserve">Zero block RAM.</w:t>
+      </w:r>
+      <w:r>
+        <w:t xml:space="preserve"> The line buffers hold 512 bits total. Vivado infers them as 16 SRLC32E shift-register primitives occupying 16 LUTs, against the 100 LUT-equivalents a single BRAM tile would cost - a tile that would be 1.4% occupied.</w:t>
+      </w:r>
+    </w:p>
+    <w:p>
+      <w:pPr/>
+      <w:r>
+        <w:rPr>
           <w:b/>
-          <w:bCs/>
-        </w:rPr>
-      </w:pPr>
-      <w:r>
-        <w:rPr>
-          <w:rFonts w:ascii="Times New Roman" w:hAnsi="Times New Roman" w:cs="Times New Roman"/>
+        </w:rPr>
+        <w:t xml:space="preserve">Zero DSP blocks.</w:t>
+      </w:r>
+      <w:r>
+        <w:t xml:space="preserve"> The </w:t>
+      </w:r>
+      <w:r>
+        <w:rPr>
+          <w:rFonts w:ascii="Consolas" w:hAnsi="Consolas"/>
+          <w:sz w:val="18"/>
+        </w:rPr>
+        <w:t xml:space="preserve">use_dsp = "no"</w:t>
+      </w:r>
+      <w:r>
+        <w:t xml:space="preserve"> attribute plus </w:t>
+      </w:r>
+      <w:r>
+        <w:rPr>
+          <w:rFonts w:ascii="Consolas" w:hAnsi="Consolas"/>
+          <w:sz w:val="18"/>
+        </w:rPr>
+        <w:t xml:space="preserve">-max_dsp 0</w:t>
+      </w:r>
+      <w:r>
+        <w:t xml:space="preserve"> at synthesis keeps all nine multipliers in fabric at 496 LUTs, against the 450 LUT-equivalents nine DSP48E1 blocks would count. Close to neutral on the denominator alone, but it keeps the design in one fabric type with one power model, and leaves the RTL vendor-neutral apart from that single attribute.</w:t>
+      </w:r>
+    </w:p>
+    <w:p>
+      <w:pPr/>
+      <w:r>
+        <w:rPr>
           <w:b/>
-          <w:bCs/>
-        </w:rPr>
-        <w:t>Headline Results Overview</w:t>
-      </w:r>
-    </w:p>
-    <w:p>
-      <w:pPr>
-        <w:spacing w:after="0" w:line="240" w:lineRule="auto"/>
-        <w:rPr>
-          <w:rFonts w:ascii="Times New Roman" w:hAnsi="Times New Roman" w:cs="Times New Roman"/>
-        </w:rPr>
-      </w:pPr>
-      <w:r>
-        <w:rPr>
-          <w:rFonts w:ascii="Times New Roman" w:hAnsi="Times New Roman" w:cs="Times New Roman"/>
-        </w:rPr>
-        <w:t>(Forward-referenced to Sections 12–14)</w:t>
-      </w:r>
-    </w:p>
-    <w:p>
-      <w:pPr>
-        <w:spacing w:after="0" w:line="240" w:lineRule="auto"/>
-        <w:rPr>
-          <w:rFonts w:ascii="Times New Roman" w:hAnsi="Times New Roman" w:cs="Times New Roman"/>
-        </w:rPr>
-      </w:pPr>
-    </w:p>
-    <w:p>
-      <w:pPr>
-        <w:numPr>
-          <w:ilvl w:val="0"/>
-          <w:numId w:val="6"/>
-        </w:numPr>
-        <w:spacing w:after="100" w:afterAutospacing="1" w:line="240" w:lineRule="auto"/>
-        <w:rPr>
-          <w:rFonts w:ascii="Times New Roman" w:hAnsi="Times New Roman" w:cs="Times New Roman"/>
-        </w:rPr>
-      </w:pPr>
-      <w:r>
-        <w:rPr>
-          <w:rFonts w:ascii="Times New Roman" w:hAnsi="Times New Roman" w:cs="Times New Roman"/>
-        </w:rPr>
-        <w:t>Target Device &amp; Toolchain: AMD/Xilinx Zynq-7000 xc7z020clg400-1 (PYNQ-Z2), Vivado 2025.2</w:t>
-      </w:r>
-    </w:p>
-    <w:p>
-      <w:pPr>
-        <w:numPr>
-          <w:ilvl w:val="0"/>
-          <w:numId w:val="6"/>
-        </w:numPr>
-        <w:spacing w:after="100" w:afterAutospacing="1" w:line="240" w:lineRule="auto"/>
-        <w:rPr>
-          <w:rFonts w:ascii="Times New Roman" w:hAnsi="Times New Roman" w:cs="Times New Roman"/>
-        </w:rPr>
-      </w:pPr>
-      <w:r>
-        <w:rPr>
-          <w:rFonts w:ascii="Times New Roman" w:hAnsi="Times New Roman" w:cs="Times New Roman"/>
-        </w:rPr>
-        <w:t>Target Clock: 125 MHz (</w:t>
-      </w:r>
-      <m:oMath>
-        <m:r>
-          <m:rPr>
-            <m:sty m:val="p"/>
-          </m:rPr>
-          <w:rPr>
-            <w:rFonts w:ascii="Cambria Math" w:hAnsi="Cambria Math" w:cs="Times New Roman"/>
-          </w:rPr>
-          <m:t>8.000</m:t>
-        </m:r>
-        <m:r>
-          <m:rPr>
-            <m:nor/>
-          </m:rPr>
-          <w:rPr>
-            <w:rFonts w:ascii="Times New Roman" w:hAnsi="Times New Roman" w:cs="Times New Roman"/>
-          </w:rPr>
-          <m:t> ns</m:t>
-        </m:r>
-      </m:oMath>
-      <w:r>
-        <w:rPr>
-          <w:rFonts w:ascii="Times New Roman" w:hAnsi="Times New Roman" w:cs="Times New Roman"/>
-        </w:rPr>
-        <w:t xml:space="preserve"> period constraint)</w:t>
-      </w:r>
-    </w:p>
-    <w:p>
-      <w:pPr>
-        <w:numPr>
-          <w:ilvl w:val="0"/>
-          <w:numId w:val="6"/>
-        </w:numPr>
-        <w:spacing w:after="100" w:afterAutospacing="1" w:line="240" w:lineRule="auto"/>
-        <w:rPr>
-          <w:rFonts w:ascii="Times New Roman" w:hAnsi="Times New Roman" w:cs="Times New Roman"/>
-        </w:rPr>
-      </w:pPr>
-      <w:r>
-        <w:rPr>
-          <w:rFonts w:ascii="Times New Roman" w:hAnsi="Times New Roman" w:cs="Times New Roman"/>
-        </w:rPr>
-        <w:t>Resource Utilization: 879 LUTs, 441 FFs, 0 DSP, 0 BRAM, 42 IOB, 1 BUFG</w:t>
-      </w:r>
-    </w:p>
-    <w:p>
-      <w:pPr>
-        <w:numPr>
-          <w:ilvl w:val="0"/>
-          <w:numId w:val="6"/>
-        </w:numPr>
-        <w:spacing w:after="100" w:afterAutospacing="1" w:line="240" w:lineRule="auto"/>
-        <w:rPr>
-          <w:rFonts w:ascii="Times New Roman" w:hAnsi="Times New Roman" w:cs="Times New Roman"/>
-        </w:rPr>
-      </w:pPr>
-      <w:r>
-        <w:rPr>
-          <w:rFonts w:ascii="Times New Roman" w:hAnsi="Times New Roman" w:cs="Times New Roman"/>
-        </w:rPr>
-        <w:t xml:space="preserve">Timing &amp; Frequency: WNS </w:t>
-      </w:r>
-      <m:oMath>
-        <m:r>
-          <m:rPr>
-            <m:sty m:val="p"/>
-          </m:rPr>
-          <w:rPr>
-            <w:rFonts w:ascii="Cambria Math" w:hAnsi="Cambria Math" w:cs="Times New Roman"/>
-          </w:rPr>
-          <m:t>+0.742</m:t>
-        </m:r>
-        <m:r>
-          <m:rPr>
-            <m:nor/>
-          </m:rPr>
-          <w:rPr>
-            <w:rFonts w:ascii="Times New Roman" w:hAnsi="Times New Roman" w:cs="Times New Roman"/>
-          </w:rPr>
-          <m:t> ns</m:t>
-        </m:r>
-      </m:oMath>
-      <w:r>
-        <w:rPr>
-          <w:rFonts w:ascii="Times New Roman" w:hAnsi="Times New Roman" w:cs="Times New Roman"/>
-        </w:rPr>
-        <w:t xml:space="preserve">, WHS </w:t>
-      </w:r>
-      <m:oMath>
-        <m:r>
-          <m:rPr>
-            <m:sty m:val="p"/>
-          </m:rPr>
-          <w:rPr>
-            <w:rFonts w:ascii="Cambria Math" w:hAnsi="Cambria Math" w:cs="Times New Roman"/>
-          </w:rPr>
-          <m:t>+0.153</m:t>
-        </m:r>
-        <m:r>
-          <m:rPr>
-            <m:nor/>
-          </m:rPr>
-          <w:rPr>
-            <w:rFonts w:ascii="Times New Roman" w:hAnsi="Times New Roman" w:cs="Times New Roman"/>
-          </w:rPr>
-          <m:t> ns</m:t>
-        </m:r>
-      </m:oMath>
-      <w:r>
-        <w:rPr>
-          <w:rFonts w:ascii="Times New Roman" w:hAnsi="Times New Roman" w:cs="Times New Roman"/>
-        </w:rPr>
-        <w:t xml:space="preserve"> (0 failing endpoints / 602); </w:t>
-      </w:r>
-      <m:oMath>
-        <m:sSub>
-          <m:sSubPr>
-            <m:ctrlPr>
-              <w:rPr>
-                <w:rFonts w:ascii="Cambria Math" w:hAnsi="Cambria Math" w:cs="Times New Roman"/>
-              </w:rPr>
-            </m:ctrlPr>
-          </m:sSubPr>
-          <m:e>
-            <m:r>
-              <w:rPr>
-                <w:rFonts w:ascii="Cambria Math" w:hAnsi="Cambria Math" w:cs="Times New Roman"/>
-              </w:rPr>
-              <m:t>F</m:t>
-            </m:r>
-          </m:e>
-          <m:sub>
-            <m:r>
-              <m:rPr>
-                <m:sty m:val="p"/>
-              </m:rPr>
-              <w:rPr>
-                <w:rFonts w:ascii="Cambria Math" w:hAnsi="Cambria Math" w:cs="Times New Roman"/>
-              </w:rPr>
-              <m:t>max</m:t>
-            </m:r>
-          </m:sub>
-        </m:sSub>
-        <m:r>
-          <m:rPr>
-            <m:sty m:val="p"/>
-          </m:rPr>
-          <w:rPr>
-            <w:rFonts w:ascii="Cambria Math" w:hAnsi="Cambria Math" w:cs="Times New Roman"/>
-          </w:rPr>
-          <m:t>=137.8</m:t>
-        </m:r>
-        <m:r>
-          <m:rPr>
-            <m:nor/>
-          </m:rPr>
-          <w:rPr>
-            <w:rFonts w:ascii="Times New Roman" w:hAnsi="Times New Roman" w:cs="Times New Roman"/>
-          </w:rPr>
-          <m:t> MHz</m:t>
-        </m:r>
-      </m:oMath>
-    </w:p>
-    <w:p>
-      <w:pPr>
-        <w:numPr>
-          <w:ilvl w:val="0"/>
-          <w:numId w:val="6"/>
-        </w:numPr>
-        <w:spacing w:after="100" w:afterAutospacing="1" w:line="240" w:lineRule="auto"/>
-        <w:rPr>
-          <w:rFonts w:ascii="Times New Roman" w:hAnsi="Times New Roman" w:cs="Times New Roman"/>
-        </w:rPr>
-      </w:pPr>
-      <w:r>
-        <w:rPr>
-          <w:rFonts w:ascii="Times New Roman" w:hAnsi="Times New Roman" w:cs="Times New Roman"/>
-        </w:rPr>
-        <w:t xml:space="preserve">Power (SAIF-Annotated, Medium Confidence): </w:t>
-      </w:r>
-      <m:oMath>
-        <m:r>
-          <m:rPr>
-            <m:sty m:val="p"/>
-          </m:rPr>
-          <w:rPr>
-            <w:rFonts w:ascii="Cambria Math" w:hAnsi="Cambria Math" w:cs="Times New Roman"/>
-          </w:rPr>
-          <m:t>0.158</m:t>
-        </m:r>
-        <m:r>
-          <m:rPr>
-            <m:nor/>
-          </m:rPr>
-          <w:rPr>
-            <w:rFonts w:ascii="Times New Roman" w:hAnsi="Times New Roman" w:cs="Times New Roman"/>
-          </w:rPr>
-          <m:t> W</m:t>
-        </m:r>
-      </m:oMath>
-      <w:r>
-        <w:rPr>
-          <w:rFonts w:ascii="Times New Roman" w:hAnsi="Times New Roman" w:cs="Times New Roman"/>
-        </w:rPr>
-        <w:t xml:space="preserve"> total (</w:t>
-      </w:r>
-      <m:oMath>
-        <m:r>
-          <m:rPr>
-            <m:sty m:val="p"/>
-          </m:rPr>
-          <w:rPr>
-            <w:rFonts w:ascii="Cambria Math" w:hAnsi="Cambria Math" w:cs="Times New Roman"/>
-          </w:rPr>
-          <m:t>0.107</m:t>
-        </m:r>
-        <m:r>
-          <m:rPr>
-            <m:nor/>
-          </m:rPr>
-          <w:rPr>
-            <w:rFonts w:ascii="Times New Roman" w:hAnsi="Times New Roman" w:cs="Times New Roman"/>
-          </w:rPr>
-          <m:t> W</m:t>
-        </m:r>
-      </m:oMath>
-      <w:r>
-        <w:rPr>
-          <w:rFonts w:ascii="Times New Roman" w:hAnsi="Times New Roman" w:cs="Times New Roman"/>
-        </w:rPr>
-        <w:t xml:space="preserve"> static, </w:t>
-      </w:r>
-      <m:oMath>
-        <m:r>
-          <m:rPr>
-            <m:sty m:val="p"/>
-          </m:rPr>
-          <w:rPr>
-            <w:rFonts w:ascii="Cambria Math" w:hAnsi="Cambria Math" w:cs="Times New Roman"/>
-          </w:rPr>
-          <m:t>0.052</m:t>
-        </m:r>
-        <m:r>
-          <m:rPr>
-            <m:nor/>
-          </m:rPr>
-          <w:rPr>
-            <w:rFonts w:ascii="Times New Roman" w:hAnsi="Times New Roman" w:cs="Times New Roman"/>
-          </w:rPr>
-          <m:t> W</m:t>
-        </m:r>
-      </m:oMath>
-      <w:r>
-        <w:rPr>
-          <w:rFonts w:ascii="Times New Roman" w:hAnsi="Times New Roman" w:cs="Times New Roman"/>
-        </w:rPr>
-        <w:t xml:space="preserve"> dynamic)</w:t>
-      </w:r>
-    </w:p>
-    <w:p>
-      <w:pPr>
-        <w:numPr>
-          <w:ilvl w:val="0"/>
-          <w:numId w:val="6"/>
-        </w:numPr>
-        <w:spacing w:after="100" w:afterAutospacing="1" w:line="240" w:lineRule="auto"/>
-        <w:rPr>
-          <w:rFonts w:ascii="Times New Roman" w:hAnsi="Times New Roman" w:cs="Times New Roman"/>
-          <w:color w:val="EE0000"/>
-        </w:rPr>
-      </w:pPr>
-      <w:r>
-        <w:rPr>
-          <w:rFonts w:ascii="Times New Roman" w:hAnsi="Times New Roman" w:cs="Times New Roman"/>
-          <w:color w:val="EE0000"/>
-        </w:rPr>
-        <w:t xml:space="preserve">Overall FoM (@ 125 MHz): </w:t>
-      </w:r>
-      <m:oMath>
-        <m:r>
-          <m:rPr>
-            <m:nor/>
-          </m:rPr>
-          <w:rPr>
-            <w:rFonts w:ascii="Times New Roman" w:hAnsi="Times New Roman" w:cs="Times New Roman"/>
-            <w:color w:val="EE0000"/>
-          </w:rPr>
-          <m:t>FoM</m:t>
-        </m:r>
-        <m:r>
-          <m:rPr>
-            <m:sty m:val="p"/>
-          </m:rPr>
-          <w:rPr>
-            <w:rFonts w:ascii="Cambria Math" w:hAnsi="Cambria Math" w:cs="Times New Roman"/>
-            <w:color w:val="EE0000"/>
-          </w:rPr>
-          <m:t>=</m:t>
-        </m:r>
-        <m:f>
-          <m:fPr>
-            <m:ctrlPr>
-              <w:rPr>
-                <w:rFonts w:ascii="Cambria Math" w:hAnsi="Cambria Math" w:cs="Times New Roman"/>
-                <w:color w:val="EE0000"/>
-              </w:rPr>
-            </m:ctrlPr>
-          </m:fPr>
-          <m:num>
-            <m:r>
-              <m:rPr>
-                <m:sty m:val="p"/>
-              </m:rPr>
-              <w:rPr>
-                <w:rFonts w:ascii="Cambria Math" w:hAnsi="Cambria Math" w:cs="Times New Roman"/>
-                <w:color w:val="EE0000"/>
-              </w:rPr>
-              <m:t>1.0</m:t>
-            </m:r>
-          </m:num>
-          <m:den>
-            <m:r>
-              <m:rPr>
-                <m:sty m:val="p"/>
-              </m:rPr>
-              <w:rPr>
-                <w:rFonts w:ascii="Cambria Math" w:hAnsi="Cambria Math" w:cs="Times New Roman"/>
-                <w:color w:val="EE0000"/>
-              </w:rPr>
-              <m:t>0.158</m:t>
-            </m:r>
-            <m:r>
-              <m:rPr>
-                <m:nor/>
-              </m:rPr>
-              <w:rPr>
-                <w:rFonts w:ascii="Times New Roman" w:hAnsi="Times New Roman" w:cs="Times New Roman"/>
-                <w:color w:val="EE0000"/>
-              </w:rPr>
-              <m:t> W</m:t>
-            </m:r>
-            <m:r>
-              <m:rPr>
-                <m:sty m:val="p"/>
-              </m:rPr>
-              <w:rPr>
-                <w:rFonts w:ascii="Cambria Math" w:hAnsi="Cambria Math" w:cs="Times New Roman"/>
-                <w:color w:val="EE0000"/>
-              </w:rPr>
-              <m:t>×879</m:t>
-            </m:r>
-            <m:r>
-              <m:rPr>
-                <m:nor/>
-              </m:rPr>
-              <w:rPr>
-                <w:rFonts w:ascii="Times New Roman" w:hAnsi="Times New Roman" w:cs="Times New Roman"/>
-                <w:color w:val="EE0000"/>
-              </w:rPr>
-              <m:t> LUTs</m:t>
-            </m:r>
-          </m:den>
-        </m:f>
-        <m:r>
-          <m:rPr>
-            <m:sty m:val="p"/>
-          </m:rPr>
-          <w:rPr>
-            <w:rFonts w:ascii="Cambria Math" w:hAnsi="Cambria Math" w:cs="Times New Roman"/>
-            <w:color w:val="EE0000"/>
-          </w:rPr>
-          <m:t>=7.20×</m:t>
-        </m:r>
-        <m:sSup>
-          <m:sSupPr>
-            <m:ctrlPr>
-              <w:rPr>
-                <w:rFonts w:ascii="Cambria Math" w:hAnsi="Cambria Math" w:cs="Times New Roman"/>
-                <w:color w:val="EE0000"/>
-              </w:rPr>
-            </m:ctrlPr>
-          </m:sSupPr>
-          <m:e>
-            <m:r>
-              <m:rPr>
-                <m:sty m:val="p"/>
-              </m:rPr>
-              <w:rPr>
-                <w:rFonts w:ascii="Cambria Math" w:hAnsi="Cambria Math" w:cs="Times New Roman"/>
-                <w:color w:val="EE0000"/>
-              </w:rPr>
-              <m:t>10</m:t>
-            </m:r>
-          </m:e>
-          <m:sup>
-            <m:r>
-              <m:rPr>
-                <m:sty m:val="p"/>
-              </m:rPr>
-              <w:rPr>
-                <w:rFonts w:ascii="Cambria Math" w:hAnsi="Cambria Math" w:cs="Times New Roman"/>
-                <w:color w:val="EE0000"/>
-              </w:rPr>
-              <m:t>-3</m:t>
-            </m:r>
-          </m:sup>
-        </m:sSup>
-      </m:oMath>
-    </w:p>
-    <w:p>
-      <w:pPr>
-        <w:spacing w:after="0" w:line="240" w:lineRule="auto"/>
-        <w:rPr>
-          <w:rFonts w:ascii="Times New Roman" w:hAnsi="Times New Roman" w:cs="Times New Roman"/>
+        </w:rPr>
+        <w:t xml:space="preserve">Programmability was preserved over area.</w:t>
+      </w:r>
+      <w:r>
+        <w:t xml:space="preserve"> Every kernel demonstrated uses only the coefficients 0, ±1, ±2, ±4 and 5 - all implementable as shifts and adds. Hardcoding them would save roughly 300 LUTs and improve the Figure of Merit by about 50%, but specification item 3 requires programmable coefficients, and forfeiting a mandatory requirement to win a tiebreaker metric is the wrong trade.</w:t>
+      </w:r>
+    </w:p>
+    <w:p>
+      <w:pPr>
+        <w:pStyle w:val="Heading2"/>
+      </w:pPr>
+      <w:r>
+        <w:t xml:space="preserve">1.6 Summary of Results</w:t>
+      </w:r>
+    </w:p>
+    <w:tbl>
+      <w:tblPr>
+        <w:tblStyle w:val="GridTable1Light"/>
+        <w:tblW w:w="5000" w:type="pct"/>
+        <w:tblLook w:val="04A0" w:firstRow="1" w:lastRow="0" w:firstColumn="1" w:lastColumn="0" w:noHBand="0" w:noVBand="1"/>
+      </w:tblPr>
+      <w:tblGrid>
+        <w:gridCol w:w="5400"/>
+        <w:gridCol w:w="5400"/>
+      </w:tblGrid>
+      <w:tr>
+        <w:trPr>
+          <w:tblHeader/>
+        </w:trPr>
+        <w:tc>
+          <w:tcPr>
+            <w:tcW w:w="5400" w:type="dxa"/>
+          </w:tcPr>
+          <w:p>
+            <w:pPr>
+              <w:spacing w:after="0"/>
+            </w:pPr>
+            <w:r>
+              <w:rPr>
+                <w:b/>
+              </w:rPr>
+              <w:t xml:space="preserve">Device</w:t>
+            </w:r>
+          </w:p>
+        </w:tc>
+        <w:tc>
+          <w:tcPr>
+            <w:tcW w:w="5400" w:type="dxa"/>
+          </w:tcPr>
+          <w:p>
+            <w:pPr>
+              <w:spacing w:after="0"/>
+            </w:pPr>
+            <w:r>
+              <w:rPr>
+                <w:b/>
+              </w:rPr>
+              <w:t xml:space="preserve">xc7z020clg400-1 (PYNQ-Z2), Vivado 2025.2</w:t>
+            </w:r>
+          </w:p>
+        </w:tc>
+      </w:tr>
+      <w:tr>
+        <w:tc>
+          <w:tcPr>
+            <w:tcW w:w="5400" w:type="dxa"/>
+          </w:tcPr>
+          <w:p>
+            <w:pPr>
+              <w:spacing w:after="0"/>
+            </w:pPr>
+            <w:r>
+              <w:t xml:space="preserve">Resources</w:t>
+            </w:r>
+          </w:p>
+        </w:tc>
+        <w:tc>
+          <w:tcPr>
+            <w:tcW w:w="5400" w:type="dxa"/>
+          </w:tcPr>
+          <w:p>
+            <w:pPr>
+              <w:spacing w:after="0"/>
+            </w:pPr>
+            <w:r>
+              <w:t xml:space="preserve">879 LUTs, 441 FFs, </w:t>
+            </w:r>
+            <w:r>
+              <w:rPr>
+                <w:b/>
+              </w:rPr>
+              <w:t xml:space="preserve">0 DSP, 0 BRAM</w:t>
+            </w:r>
+          </w:p>
+        </w:tc>
+      </w:tr>
+      <w:tr>
+        <w:tc>
+          <w:tcPr>
+            <w:tcW w:w="5400" w:type="dxa"/>
+          </w:tcPr>
+          <w:p>
+            <w:pPr>
+              <w:spacing w:after="0"/>
+            </w:pPr>
+            <w:r>
+              <w:t xml:space="preserve">Timing</w:t>
+            </w:r>
+          </w:p>
+        </w:tc>
+        <w:tc>
+          <w:tcPr>
+            <w:tcW w:w="5400" w:type="dxa"/>
+          </w:tcPr>
+          <w:p>
+            <w:pPr>
+              <w:spacing w:after="0"/>
+            </w:pPr>
+            <w:r>
+              <w:t xml:space="preserve">WNS +0.742 ns at 125 MHz; Fmax 137.8 MHz; 0 failing endpoints</w:t>
+            </w:r>
+          </w:p>
+        </w:tc>
+      </w:tr>
+      <w:tr>
+        <w:tc>
+          <w:tcPr>
+            <w:tcW w:w="5400" w:type="dxa"/>
+          </w:tcPr>
+          <w:p>
+            <w:pPr>
+              <w:spacing w:after="0"/>
+            </w:pPr>
+            <w:r>
+              <w:t xml:space="preserve">Power</w:t>
+            </w:r>
+          </w:p>
+        </w:tc>
+        <w:tc>
+          <w:tcPr>
+            <w:tcW w:w="5400" w:type="dxa"/>
+          </w:tcPr>
+          <w:p>
+            <w:pPr>
+              <w:spacing w:after="0"/>
+            </w:pPr>
+            <w:r>
+              <w:t xml:space="preserve">0.158 W total (0.107 static, 0.052 dynamic), SAIF-annotated</w:t>
+            </w:r>
+          </w:p>
+        </w:tc>
+      </w:tr>
+      <w:tr>
+        <w:tc>
+          <w:tcPr>
+            <w:tcW w:w="5400" w:type="dxa"/>
+          </w:tcPr>
+          <w:p>
+            <w:pPr>
+              <w:spacing w:after="0"/>
+            </w:pPr>
+            <w:r>
+              <w:rPr>
+                <w:b/>
+              </w:rPr>
+              <w:t xml:space="preserve">Figure of Merit</w:t>
+            </w:r>
+          </w:p>
+        </w:tc>
+        <w:tc>
+          <w:tcPr>
+            <w:tcW w:w="5400" w:type="dxa"/>
+          </w:tcPr>
+          <w:p>
+            <w:pPr>
+              <w:spacing w:after="0"/>
+            </w:pPr>
+            <w:r>
+              <w:rPr>
+                <w:b/>
+              </w:rPr>
+              <w:t xml:space="preserve">7.20e-3</w:t>
+            </w:r>
+            <w:r>
+              <w:t xml:space="preserve"> at 125 MHz</w:t>
+            </w:r>
+          </w:p>
+        </w:tc>
+      </w:tr>
+      <w:tr>
+        <w:tc>
+          <w:tcPr>
+            <w:tcW w:w="5400" w:type="dxa"/>
+          </w:tcPr>
+          <w:p>
+            <w:pPr>
+              <w:spacing w:after="0"/>
+            </w:pPr>
+            <w:r>
+              <w:t xml:space="preserve">Verification</w:t>
+            </w:r>
+          </w:p>
+        </w:tc>
+        <w:tc>
+          <w:tcPr>
+            <w:tcW w:w="5400" w:type="dxa"/>
+          </w:tcPr>
+          <w:p>
+            <w:pPr>
+              <w:spacing w:after="0"/>
+            </w:pPr>
+            <w:r>
+              <w:t xml:space="preserve">22/22 regression runs pass; hardware outputs byte-identical to the reference model</w:t>
+            </w:r>
+          </w:p>
+        </w:tc>
+      </w:tr>
+    </w:tbl>
+    <w:p>
+      <w:pPr>
+        <w:spacing w:after="0"/>
+      </w:pPr>
+    </w:p>
+    <w:p>
+      <w:pPr/>
+      <w:r>
+        <w:t xml:space="preserve">Details are in Sections 12 to 16; the verification methodology is in Section 9 and the assumptions made are listed in Section 17.</w:t>
+      </w:r>
+    </w:p>
+    <w:p>
+      <w:pPr/>
+      <w:r>
+        <w:rPr>
           <w:b/>
-          <w:bCs/>
-        </w:rPr>
-      </w:pPr>
-      <w:r>
-        <w:rPr>
-          <w:rFonts w:ascii="Times New Roman" w:hAnsi="Times New Roman" w:cs="Times New Roman"/>
-          <w:b/>
-          <w:bCs/>
-        </w:rPr>
-        <w:t>Verification Summary</w:t>
-      </w:r>
-    </w:p>
-    <w:p>
-      <w:pPr>
-        <w:spacing w:after="0" w:line="240" w:lineRule="auto"/>
-        <w:rPr>
-          <w:rFonts w:ascii="Times New Roman" w:hAnsi="Times New Roman" w:cs="Times New Roman"/>
-        </w:rPr>
-      </w:pPr>
-      <w:r>
-        <w:rPr>
-          <w:rFonts w:ascii="Times New Roman" w:hAnsi="Times New Roman" w:cs="Times New Roman"/>
-        </w:rPr>
-        <w:t>(Forward-referenced to Sections 9–11)</w:t>
-      </w:r>
-      <w:r>
-        <w:rPr>
-          <w:rFonts w:ascii="Times New Roman" w:hAnsi="Times New Roman" w:cs="Times New Roman"/>
-        </w:rPr>
-        <w:br/>
-      </w:r>
-    </w:p>
-    <w:p>
-      <w:pPr>
-        <w:spacing w:after="0" w:line="240" w:lineRule="auto"/>
-        <w:rPr>
-          <w:rFonts w:ascii="Times New Roman" w:hAnsi="Times New Roman" w:cs="Times New Roman"/>
-        </w:rPr>
-      </w:pPr>
-      <w:r>
-        <w:rPr>
-          <w:rFonts w:ascii="Times New Roman" w:hAnsi="Times New Roman" w:cs="Times New Roman"/>
-        </w:rPr>
-        <w:t>Reference Model: golden_model/golden.py (NumPy-based reference implementation).</w:t>
-      </w:r>
-    </w:p>
-    <w:p>
-      <w:pPr>
-        <w:spacing w:after="0" w:line="240" w:lineRule="auto"/>
-        <w:rPr>
-          <w:rFonts w:ascii="Times New Roman" w:hAnsi="Times New Roman" w:cs="Times New Roman"/>
-        </w:rPr>
-      </w:pPr>
-    </w:p>
-    <w:p>
-      <w:pPr>
-        <w:spacing w:after="0" w:line="240" w:lineRule="auto"/>
-        <w:rPr>
-          <w:rFonts w:ascii="Times New Roman" w:hAnsi="Times New Roman" w:cs="Times New Roman"/>
-        </w:rPr>
-      </w:pPr>
-      <w:r>
-        <w:rPr>
-          <w:rFonts w:ascii="Times New Roman" w:hAnsi="Times New Roman" w:cs="Times New Roman"/>
-        </w:rPr>
-        <w:t>Regression Suite: 22 regression runs completed with 100% pass rate (7 kernels tested across clean, fixed-stall, and random-stall conditions, plus a back-to-back frame run). Both RELU=0 and RELU=1 DUT configurations were evaluated against identical stimulus.</w:t>
-      </w:r>
-    </w:p>
-    <w:p>
-      <w:pPr>
-        <w:spacing w:after="0" w:line="240" w:lineRule="auto"/>
-        <w:rPr>
-          <w:rFonts w:ascii="Times New Roman" w:hAnsi="Times New Roman" w:cs="Times New Roman"/>
-        </w:rPr>
-      </w:pPr>
-    </w:p>
-    <w:p>
-      <w:pPr>
-        <w:spacing w:after="0" w:line="240" w:lineRule="auto"/>
-        <w:rPr>
-          <w:rFonts w:ascii="Times New Roman" w:hAnsi="Times New Roman" w:cs="Times New Roman"/>
-        </w:rPr>
-      </w:pPr>
-      <w:r>
-        <w:rPr>
-          <w:rFonts w:ascii="Times New Roman" w:hAnsi="Times New Roman" w:cs="Times New Roman"/>
-        </w:rPr>
-        <w:t>Hardware Verification: All 14 generated hw_out/ files are byte-identical to the corresponding golden_model/hex/ target outputs.</w:t>
-      </w:r>
-    </w:p>
-    <w:p>
-      <w:pPr>
-        <w:spacing w:after="0" w:line="240" w:lineRule="auto"/>
-        <w:rPr>
-          <w:rFonts w:ascii="Times New Roman" w:hAnsi="Times New Roman" w:cs="Times New Roman"/>
-        </w:rPr>
-      </w:pPr>
-    </w:p>
-    <w:p>
-      <w:pPr>
-        <w:spacing w:after="0" w:line="240" w:lineRule="auto"/>
-        <w:rPr>
-          <w:rFonts w:ascii="Times New Roman" w:hAnsi="Times New Roman" w:cs="Times New Roman"/>
-          <w:b/>
-          <w:bCs/>
-        </w:rPr>
-      </w:pPr>
-      <w:r>
-        <w:rPr>
-          <w:rFonts w:ascii="Times New Roman" w:hAnsi="Times New Roman" w:cs="Times New Roman"/>
-          <w:b/>
-          <w:bCs/>
-        </w:rPr>
-        <w:t>Module &amp; File Structure Map</w:t>
-      </w:r>
-    </w:p>
-    <w:p>
-      <w:pPr>
-        <w:spacing w:after="0" w:line="240" w:lineRule="auto"/>
-        <w:rPr>
-          <w:rFonts w:ascii="Times New Roman" w:hAnsi="Times New Roman" w:cs="Times New Roman"/>
-        </w:rPr>
-      </w:pPr>
-    </w:p>
-    <w:p>
-      <w:pPr>
-        <w:spacing w:after="0" w:line="240" w:lineRule="auto"/>
-        <w:rPr>
-          <w:rFonts w:ascii="Times New Roman" w:hAnsi="Times New Roman" w:cs="Times New Roman"/>
-        </w:rPr>
-      </w:pPr>
-      <w:r>
-        <w:rPr>
-          <w:rFonts w:ascii="Times New Roman" w:hAnsi="Times New Roman" w:cs="Times New Roman"/>
-        </w:rPr>
-        <w:t>rtl/cnn_pkg.sv: Global parameters and package definitions.</w:t>
-      </w:r>
-    </w:p>
-    <w:p>
-      <w:pPr>
-        <w:spacing w:after="0" w:line="240" w:lineRule="auto"/>
-        <w:rPr>
-          <w:rFonts w:ascii="Times New Roman" w:hAnsi="Times New Roman" w:cs="Times New Roman"/>
-        </w:rPr>
-      </w:pPr>
-      <w:r>
-        <w:rPr>
-          <w:rFonts w:ascii="Times New Roman" w:hAnsi="Times New Roman" w:cs="Times New Roman"/>
-        </w:rPr>
-        <w:t>rtl/control_unit.sv: Control logic (control_fsm).</w:t>
-      </w:r>
-    </w:p>
-    <w:p>
-      <w:pPr>
-        <w:spacing w:after="0" w:line="240" w:lineRule="auto"/>
-        <w:rPr>
-          <w:rFonts w:ascii="Times New Roman" w:hAnsi="Times New Roman" w:cs="Times New Roman"/>
-        </w:rPr>
-      </w:pPr>
-      <w:r>
-        <w:rPr>
-          <w:rFonts w:ascii="Times New Roman" w:hAnsi="Times New Roman" w:cs="Times New Roman"/>
-        </w:rPr>
-        <w:t xml:space="preserve">rtl/window_gen.sv: </w:t>
-      </w:r>
-      <m:oMath>
-        <m:r>
-          <m:rPr>
-            <m:sty m:val="p"/>
-          </m:rPr>
-          <w:rPr>
-            <w:rFonts w:ascii="Cambria Math" w:hAnsi="Cambria Math" w:cs="Times New Roman"/>
-          </w:rPr>
-          <m:t>3×3</m:t>
-        </m:r>
-      </m:oMath>
-      <w:r>
-        <w:rPr>
-          <w:rFonts w:ascii="Times New Roman" w:hAnsi="Times New Roman" w:cs="Times New Roman"/>
-        </w:rPr>
-        <w:t xml:space="preserve"> sliding window generator.</w:t>
-      </w:r>
-    </w:p>
-    <w:p>
-      <w:pPr>
-        <w:spacing w:after="0" w:line="240" w:lineRule="auto"/>
-        <w:rPr>
-          <w:rFonts w:ascii="Times New Roman" w:hAnsi="Times New Roman" w:cs="Times New Roman"/>
-        </w:rPr>
-      </w:pPr>
-      <w:r>
-        <w:rPr>
-          <w:rFonts w:ascii="Times New Roman" w:hAnsi="Times New Roman" w:cs="Times New Roman"/>
-        </w:rPr>
-        <w:t>rtl/line_buffer.sv: Line buffering shift-register logic.</w:t>
-      </w:r>
-    </w:p>
-    <w:p>
-      <w:pPr>
-        <w:spacing w:after="0" w:line="240" w:lineRule="auto"/>
-        <w:rPr>
-          <w:rFonts w:ascii="Times New Roman" w:hAnsi="Times New Roman" w:cs="Times New Roman"/>
-        </w:rPr>
-      </w:pPr>
-      <w:r>
-        <w:rPr>
-          <w:rFonts w:ascii="Times New Roman" w:hAnsi="Times New Roman" w:cs="Times New Roman"/>
-        </w:rPr>
-        <w:t>rtl/coeff_reg.sv: Programmable kernel coefficient storage.</w:t>
-      </w:r>
-    </w:p>
-    <w:p>
-      <w:pPr>
-        <w:spacing w:after="0" w:line="240" w:lineRule="auto"/>
-        <w:rPr>
-          <w:rFonts w:ascii="Times New Roman" w:hAnsi="Times New Roman" w:cs="Times New Roman"/>
-        </w:rPr>
-      </w:pPr>
-      <w:r>
-        <w:rPr>
-          <w:rFonts w:ascii="Times New Roman" w:hAnsi="Times New Roman" w:cs="Times New Roman"/>
-        </w:rPr>
-        <w:t>rtl/multiplier.sv: Instantiates mult8x8 signed/unsigned multiplier units.</w:t>
-      </w:r>
-    </w:p>
-    <w:p>
-      <w:pPr>
-        <w:spacing w:after="0" w:line="240" w:lineRule="auto"/>
-        <w:rPr>
-          <w:rFonts w:ascii="Times New Roman" w:hAnsi="Times New Roman" w:cs="Times New Roman"/>
-        </w:rPr>
-      </w:pPr>
-      <w:r>
-        <w:rPr>
-          <w:rFonts w:ascii="Times New Roman" w:hAnsi="Times New Roman" w:cs="Times New Roman"/>
-        </w:rPr>
-        <w:t>rtl/top.sv: Top-level integration (9 multiplier instances, adder tree, saturation logic, ReLU, 3-stage pipeline registers, and valid-signal propagation chain).</w:t>
-      </w:r>
-    </w:p>
-    <w:p>
-      <w:pPr>
-        <w:spacing w:after="0" w:line="240" w:lineRule="auto"/>
-        <w:rPr>
-          <w:rFonts w:ascii="Times New Roman" w:hAnsi="Times New Roman" w:cs="Times New Roman"/>
-        </w:rPr>
-      </w:pPr>
-    </w:p>
-    <w:p>
-      <w:pPr>
-        <w:spacing w:after="0" w:line="240" w:lineRule="auto"/>
-        <w:rPr>
-          <w:rFonts w:ascii="Times New Roman" w:hAnsi="Times New Roman" w:cs="Times New Roman"/>
-          <w:b/>
-          <w:bCs/>
-        </w:rPr>
-      </w:pPr>
-    </w:p>
-    <w:p>
-      <w:pPr>
-        <w:spacing w:after="0" w:line="240" w:lineRule="auto"/>
-        <w:rPr>
-          <w:rFonts w:ascii="Times New Roman" w:hAnsi="Times New Roman" w:cs="Times New Roman"/>
-          <w:b/>
-          <w:bCs/>
-        </w:rPr>
-      </w:pPr>
-    </w:p>
-    <w:p>
-      <w:pPr>
-        <w:spacing w:after="0" w:line="240" w:lineRule="auto"/>
-        <w:rPr>
-          <w:rFonts w:ascii="Times New Roman" w:hAnsi="Times New Roman" w:cs="Times New Roman"/>
-          <w:b/>
-          <w:bCs/>
-        </w:rPr>
-      </w:pPr>
-    </w:p>
-    <w:p>
-      <w:pPr>
-        <w:spacing w:after="0" w:line="240" w:lineRule="auto"/>
-        <w:rPr>
-          <w:rFonts w:ascii="Times New Roman" w:hAnsi="Times New Roman" w:cs="Times New Roman"/>
-          <w:b/>
-          <w:bCs/>
-        </w:rPr>
-      </w:pPr>
-    </w:p>
-    <w:p>
-      <w:pPr>
-        <w:spacing w:after="0" w:line="240" w:lineRule="auto"/>
-        <w:rPr>
-          <w:rFonts w:ascii="Times New Roman" w:hAnsi="Times New Roman" w:cs="Times New Roman"/>
-          <w:b/>
-          <w:bCs/>
-        </w:rPr>
-      </w:pPr>
-      <w:r>
-        <w:rPr>
-          <w:rFonts w:ascii="Times New Roman" w:hAnsi="Times New Roman" w:cs="Times New Roman"/>
-          <w:b/>
-          <w:bCs/>
-        </w:rPr>
-        <w:lastRenderedPageBreak/>
-        <w:t>Architectural Bonuses Claimed</w:t>
-      </w:r>
-      <w:r>
-        <w:rPr>
-          <w:rFonts w:ascii="Times New Roman" w:hAnsi="Times New Roman" w:cs="Times New Roman"/>
-        </w:rPr>
-        <w:br/>
-      </w:r>
-    </w:p>
-    <w:p>
-      <w:pPr>
-        <w:numPr>
-          <w:ilvl w:val="0"/>
-          <w:numId w:val="6"/>
-        </w:numPr>
-        <w:spacing w:after="100" w:afterAutospacing="1" w:line="240" w:lineRule="auto"/>
-        <w:rPr>
-          <w:rFonts w:ascii="Times New Roman" w:hAnsi="Times New Roman" w:cs="Times New Roman"/>
-        </w:rPr>
-      </w:pPr>
-      <w:r>
-        <w:rPr>
-          <w:rFonts w:ascii="Times New Roman" w:hAnsi="Times New Roman" w:cs="Times New Roman"/>
-        </w:rPr>
-        <w:t>Pipelined High Throughput: Sustains one output pixel per cycle during active streaming.</w:t>
-      </w:r>
-    </w:p>
-    <w:p>
-      <w:pPr>
-        <w:numPr>
-          <w:ilvl w:val="0"/>
-          <w:numId w:val="6"/>
-        </w:numPr>
-        <w:spacing w:after="100" w:afterAutospacing="1" w:line="240" w:lineRule="auto"/>
-        <w:rPr>
-          <w:rFonts w:ascii="Times New Roman" w:hAnsi="Times New Roman" w:cs="Times New Roman"/>
-        </w:rPr>
-      </w:pPr>
-      <w:r>
-        <w:rPr>
-          <w:rFonts w:ascii="Times New Roman" w:hAnsi="Times New Roman" w:cs="Times New Roman"/>
-        </w:rPr>
-        <w:t>Multiple Kernel Support: Dynamic runtime programmability; verified across 5 realistic kernels reloaded between frames.</w:t>
-      </w:r>
-    </w:p>
-    <w:p>
-      <w:pPr>
-        <w:numPr>
-          <w:ilvl w:val="0"/>
-          <w:numId w:val="6"/>
-        </w:numPr>
-        <w:spacing w:after="100" w:afterAutospacing="1" w:line="240" w:lineRule="auto"/>
-        <w:rPr>
-          <w:rFonts w:ascii="Times New Roman" w:hAnsi="Times New Roman" w:cs="Times New Roman"/>
-        </w:rPr>
-      </w:pPr>
-      <w:r>
-        <w:rPr>
-          <w:rFonts w:ascii="Times New Roman" w:hAnsi="Times New Roman" w:cs="Times New Roman"/>
-        </w:rPr>
-        <w:t>Integrated ReLU Activation: Parameterized activation layer (RELU), verified across all 7 test kernels.</w:t>
-      </w:r>
-    </w:p>
-    <w:p>
-      <w:pPr>
-        <w:numPr>
-          <w:ilvl w:val="0"/>
-          <w:numId w:val="6"/>
-        </w:numPr>
-        <w:spacing w:after="100" w:afterAutospacing="1" w:line="240" w:lineRule="auto"/>
-        <w:rPr>
-          <w:rFonts w:ascii="Times New Roman" w:hAnsi="Times New Roman" w:cs="Times New Roman"/>
-        </w:rPr>
-      </w:pPr>
-      <w:r>
-        <w:rPr>
-          <w:rFonts w:ascii="Times New Roman" w:hAnsi="Times New Roman" w:cs="Times New Roman"/>
-        </w:rPr>
-        <w:t>Simulation Edge-Detection Demo: Full visual validation rendered directly from hw_out/ simulation outputs.</w:t>
-      </w:r>
-    </w:p>
-    <w:p>
-      <w:pPr>
-        <w:spacing w:after="0" w:line="240" w:lineRule="auto"/>
-        <w:rPr>
-          <w:rFonts w:ascii="Times New Roman" w:hAnsi="Times New Roman" w:cs="Times New Roman"/>
-        </w:rPr>
-      </w:pPr>
-      <w:r>
-        <w:rPr>
-          <w:rFonts w:ascii="Times New Roman" w:hAnsi="Times New Roman" w:cs="Times New Roman"/>
-        </w:rPr>
-        <w:t>The bitstream fpga/top.bit was compiled for the target PYNQ-Z2 pinout</w:t>
-      </w:r>
-      <w:r>
-        <w:rPr>
-          <w:rFonts w:ascii="Times New Roman" w:hAnsi="Times New Roman" w:cs="Times New Roman"/>
-        </w:rPr>
-        <w:t xml:space="preserve"> to claim the FPGA board demo bonus.</w:t>
-      </w:r>
-    </w:p>
-    <w:p>
-      <w:pPr>
-        <w:spacing w:after="0" w:line="240" w:lineRule="auto"/>
-        <w:rPr>
-          <w:rFonts w:ascii="Times New Roman" w:hAnsi="Times New Roman" w:cs="Times New Roman"/>
-        </w:rPr>
-      </w:pPr>
-    </w:p>
-    <w:p>
-      <w:pPr>
-        <w:spacing w:after="0" w:line="240" w:lineRule="auto"/>
-        <w:rPr>
-          <w:rFonts w:ascii="Times New Roman" w:hAnsi="Times New Roman" w:cs="Times New Roman"/>
-          <w:b/>
-          <w:bCs/>
-        </w:rPr>
-      </w:pPr>
-      <w:r>
-        <w:rPr>
-          <w:rFonts w:ascii="Times New Roman" w:hAnsi="Times New Roman" w:cs="Times New Roman"/>
-          <w:b/>
-          <w:bCs/>
-        </w:rPr>
-        <w:t>Architectural Assumptions</w:t>
-      </w:r>
-    </w:p>
-    <w:p>
-      <w:pPr>
-        <w:spacing w:after="0" w:line="240" w:lineRule="auto"/>
-        <w:rPr>
-          <w:rFonts w:ascii="Times New Roman" w:hAnsi="Times New Roman" w:cs="Times New Roman"/>
-        </w:rPr>
-      </w:pPr>
-    </w:p>
-    <w:p>
-      <w:pPr>
-        <w:numPr>
-          <w:ilvl w:val="0"/>
-          <w:numId w:val="6"/>
-        </w:numPr>
-        <w:spacing w:after="100" w:afterAutospacing="1" w:line="240" w:lineRule="auto"/>
-        <w:rPr>
-          <w:rFonts w:ascii="Times New Roman" w:hAnsi="Times New Roman" w:cs="Times New Roman"/>
-        </w:rPr>
-      </w:pPr>
-      <w:r>
-        <w:rPr>
-          <w:rFonts w:ascii="Times New Roman" w:hAnsi="Times New Roman" w:cs="Times New Roman"/>
-        </w:rPr>
-        <w:t xml:space="preserve">Fixed Resolution: Processing is strictly structured around a </w:t>
-      </w:r>
-      <m:oMath>
-        <m:r>
-          <m:rPr>
-            <m:sty m:val="p"/>
-          </m:rPr>
-          <w:rPr>
-            <w:rFonts w:ascii="Cambria Math" w:hAnsi="Cambria Math" w:cs="Times New Roman"/>
-          </w:rPr>
-          <m:t>32×32</m:t>
-        </m:r>
-      </m:oMath>
-      <w:r>
-        <w:rPr>
-          <w:rFonts w:ascii="Times New Roman" w:hAnsi="Times New Roman" w:cs="Times New Roman"/>
-        </w:rPr>
-        <w:t xml:space="preserve"> fixed image size.</w:t>
-      </w:r>
-    </w:p>
-    <w:p>
-      <w:pPr>
-        <w:numPr>
-          <w:ilvl w:val="0"/>
-          <w:numId w:val="6"/>
-        </w:numPr>
-        <w:spacing w:after="100" w:afterAutospacing="1" w:line="240" w:lineRule="auto"/>
-        <w:rPr>
-          <w:rFonts w:ascii="Times New Roman" w:hAnsi="Times New Roman" w:cs="Times New Roman"/>
-        </w:rPr>
-      </w:pPr>
-      <w:r>
-        <w:rPr>
-          <w:rFonts w:ascii="Times New Roman" w:hAnsi="Times New Roman" w:cs="Times New Roman"/>
-        </w:rPr>
-        <w:t>Padding Mode: Employs zero-padded "same" convolution yielding 1,024 outputs per frame, rather than "valid" convolution (</w:t>
-      </w:r>
-      <m:oMath>
-        <m:r>
-          <m:rPr>
-            <m:sty m:val="p"/>
-          </m:rPr>
-          <w:rPr>
-            <w:rFonts w:ascii="Cambria Math" w:hAnsi="Cambria Math" w:cs="Times New Roman"/>
-          </w:rPr>
-          <m:t>30×30</m:t>
-        </m:r>
-      </m:oMath>
-      <w:r>
-        <w:rPr>
-          <w:rFonts w:ascii="Times New Roman" w:hAnsi="Times New Roman" w:cs="Times New Roman"/>
-        </w:rPr>
-        <w:t>).</w:t>
-      </w:r>
-    </w:p>
-    <w:p>
-      <w:pPr>
-        <w:numPr>
-          <w:ilvl w:val="0"/>
-          <w:numId w:val="6"/>
-        </w:numPr>
-        <w:spacing w:after="100" w:afterAutospacing="1" w:line="240" w:lineRule="auto"/>
-        <w:rPr>
-          <w:rFonts w:ascii="Times New Roman" w:hAnsi="Times New Roman" w:cs="Times New Roman"/>
-        </w:rPr>
-      </w:pPr>
-      <w:r>
-        <w:rPr>
-          <w:rFonts w:ascii="Times New Roman" w:hAnsi="Times New Roman" w:cs="Times New Roman"/>
-        </w:rPr>
-        <w:t>Coefficient Ordering: The coefficient update port expects data in strict row-major order (</w:t>
-      </w:r>
-      <m:oMath>
-        <m:sSub>
-          <m:sSubPr>
-            <m:ctrlPr>
-              <w:rPr>
-                <w:rFonts w:ascii="Cambria Math" w:hAnsi="Cambria Math" w:cs="Times New Roman"/>
-              </w:rPr>
-            </m:ctrlPr>
-          </m:sSubPr>
-          <m:e>
-            <m:r>
-              <w:rPr>
-                <w:rFonts w:ascii="Cambria Math" w:hAnsi="Cambria Math" w:cs="Times New Roman"/>
-              </w:rPr>
-              <m:t>c</m:t>
-            </m:r>
-          </m:e>
-          <m:sub>
-            <m:r>
-              <m:rPr>
-                <m:sty m:val="p"/>
-              </m:rPr>
-              <w:rPr>
-                <w:rFonts w:ascii="Cambria Math" w:hAnsi="Cambria Math" w:cs="Times New Roman"/>
-              </w:rPr>
-              <m:t>00</m:t>
-            </m:r>
-          </m:sub>
-        </m:sSub>
-      </m:oMath>
-      <w:r>
-        <w:rPr>
-          <w:rFonts w:ascii="Times New Roman" w:hAnsi="Times New Roman" w:cs="Times New Roman"/>
-        </w:rPr>
-        <w:t xml:space="preserve"> through </w:t>
-      </w:r>
-      <m:oMath>
-        <m:sSub>
-          <m:sSubPr>
-            <m:ctrlPr>
-              <w:rPr>
-                <w:rFonts w:ascii="Cambria Math" w:hAnsi="Cambria Math" w:cs="Times New Roman"/>
-              </w:rPr>
-            </m:ctrlPr>
-          </m:sSubPr>
-          <m:e>
-            <m:r>
-              <w:rPr>
-                <w:rFonts w:ascii="Cambria Math" w:hAnsi="Cambria Math" w:cs="Times New Roman"/>
-              </w:rPr>
-              <m:t>c</m:t>
-            </m:r>
-          </m:e>
-          <m:sub>
-            <m:r>
-              <m:rPr>
-                <m:sty m:val="p"/>
-              </m:rPr>
-              <w:rPr>
-                <w:rFonts w:ascii="Cambria Math" w:hAnsi="Cambria Math" w:cs="Times New Roman"/>
-              </w:rPr>
-              <m:t>22</m:t>
-            </m:r>
-          </m:sub>
-        </m:sSub>
-      </m:oMath>
-      <w:r>
-        <w:rPr>
-          <w:rFonts w:ascii="Times New Roman" w:hAnsi="Times New Roman" w:cs="Times New Roman"/>
-        </w:rPr>
-        <w:t>).</w:t>
-      </w:r>
-    </w:p>
-    <w:p>
-      <w:pPr>
-        <w:numPr>
-          <w:ilvl w:val="0"/>
-          <w:numId w:val="6"/>
-        </w:numPr>
-        <w:spacing w:after="100" w:afterAutospacing="1" w:line="240" w:lineRule="auto"/>
-        <w:rPr>
-          <w:rFonts w:ascii="Times New Roman" w:hAnsi="Times New Roman" w:cs="Times New Roman"/>
-        </w:rPr>
-      </w:pPr>
-      <w:r>
-        <w:rPr>
-          <w:rFonts w:ascii="Times New Roman" w:hAnsi="Times New Roman" w:cs="Times New Roman"/>
-        </w:rPr>
-        <w:t>FoM Power Units: Power metric within the Figure of Merit denominator is interpreted in Watts (</w:t>
-      </w:r>
-      <m:oMath>
-        <m:r>
-          <m:rPr>
-            <m:nor/>
-          </m:rPr>
-          <w:rPr>
-            <w:rFonts w:ascii="Times New Roman" w:hAnsi="Times New Roman" w:cs="Times New Roman"/>
-          </w:rPr>
-          <m:t>W</m:t>
-        </m:r>
-      </m:oMath>
-      <w:r>
-        <w:rPr>
-          <w:rFonts w:ascii="Times New Roman" w:hAnsi="Times New Roman" w:cs="Times New Roman"/>
-        </w:rPr>
-        <w:t>).</w:t>
-      </w:r>
-    </w:p>
-    <w:p>
-      <w:pPr>
-        <w:numPr>
-          <w:ilvl w:val="0"/>
-          <w:numId w:val="6"/>
-        </w:numPr>
-        <w:spacing w:after="100" w:afterAutospacing="1" w:line="240" w:lineRule="auto"/>
-        <w:rPr>
-          <w:rFonts w:ascii="Times New Roman" w:hAnsi="Times New Roman" w:cs="Times New Roman"/>
-        </w:rPr>
-      </w:pPr>
-      <w:r>
-        <w:rPr>
-          <w:rFonts w:ascii="Times New Roman" w:hAnsi="Times New Roman" w:cs="Times New Roman"/>
-        </w:rPr>
-        <w:t>Clock Frequency Target: Figure of Merit evaluation is normalized to a 125 MHz system operating clock.</w:t>
-      </w:r>
-    </w:p>
-    <w:p>
-      <w:pPr>
-        <w:numPr>
-          <w:ilvl w:val="0"/>
-          <w:numId w:val="6"/>
-        </w:numPr>
-        <w:spacing w:after="100" w:afterAutospacing="1" w:line="240" w:lineRule="auto"/>
-        <w:rPr>
-          <w:rFonts w:ascii="Times New Roman" w:hAnsi="Times New Roman" w:cs="Times New Roman"/>
-        </w:rPr>
-      </w:pPr>
-      <w:r>
-        <w:rPr>
-          <w:rFonts w:ascii="Times New Roman" w:hAnsi="Times New Roman" w:cs="Times New Roman"/>
-        </w:rPr>
-        <w:t>Handshaking Strategy: No backpressure ready signal is provided; flow control relies entirely on source-side frame gating based on the busy signal.</w:t>
-      </w:r>
-    </w:p>
-    <w:p>
-      <w:pPr>
-        <w:numPr>
-          <w:ilvl w:val="0"/>
-          <w:numId w:val="6"/>
-        </w:numPr>
-        <w:spacing w:after="100" w:afterAutospacing="1" w:line="240" w:lineRule="auto"/>
-        <w:rPr>
-          <w:rFonts w:ascii="Times New Roman" w:hAnsi="Times New Roman" w:cs="Times New Roman"/>
-        </w:rPr>
-      </w:pPr>
-      <w:r>
-        <w:rPr>
-          <w:rFonts w:ascii="Times New Roman" w:hAnsi="Times New Roman" w:cs="Times New Roman"/>
-        </w:rPr>
-        <w:t>Timing Domain Scope: External I/O timing delays are excluded from internal FPGA timing closure calculations.</w:t>
-      </w:r>
-    </w:p>
-    <w:p>
-      <w:pPr>
-        <w:numPr>
-          <w:ilvl w:val="0"/>
-          <w:numId w:val="6"/>
-        </w:numPr>
-        <w:spacing w:after="100" w:afterAutospacing="1" w:line="240" w:lineRule="auto"/>
-        <w:rPr>
-          <w:rFonts w:ascii="Times New Roman" w:hAnsi="Times New Roman" w:cs="Times New Roman"/>
-        </w:rPr>
-      </w:pPr>
-      <w:r>
-        <w:rPr>
-          <w:rFonts w:ascii="Times New Roman" w:hAnsi="Times New Roman" w:cs="Times New Roman"/>
-        </w:rPr>
-        <w:t>Write Port Arbitration: The coefficient write interface is ignored while the core asserts busy.</w:t>
-      </w:r>
-    </w:p>
-    <w:p>
-      <w:pPr>
-        <w:numPr>
-          <w:ilvl w:val="0"/>
-          <w:numId w:val="6"/>
-        </w:numPr>
-        <w:spacing w:after="100" w:afterAutospacing="1" w:line="240" w:lineRule="auto"/>
-        <w:rPr>
-          <w:rFonts w:ascii="Times New Roman" w:hAnsi="Times New Roman" w:cs="Times New Roman"/>
-        </w:rPr>
-      </w:pPr>
-      <w:r>
-        <w:rPr>
-          <w:rFonts w:ascii="Times New Roman" w:hAnsi="Times New Roman" w:cs="Times New Roman"/>
-        </w:rPr>
-        <w:t>Data Ingestion: Input stream follows standard raster order at 1 pixel/cycle peak, with support for arbitrary valid_in stall cycles.</w:t>
-      </w:r>
-    </w:p>
-    <w:p>
-      <w:pPr>
-        <w:numPr>
-          <w:ilvl w:val="0"/>
-          <w:numId w:val="6"/>
-        </w:numPr>
-        <w:spacing w:after="100" w:afterAutospacing="1" w:line="240" w:lineRule="auto"/>
-        <w:rPr>
-          <w:rFonts w:ascii="Times New Roman" w:hAnsi="Times New Roman" w:cs="Times New Roman"/>
-        </w:rPr>
-      </w:pPr>
-      <w:r>
-        <w:rPr>
-          <w:rFonts w:ascii="Times New Roman" w:hAnsi="Times New Roman" w:cs="Times New Roman"/>
-        </w:rPr>
-        <w:t>Kernel Set: Evaluated kernel configurations conform to standard image-processing convolution masks.</w:t>
-      </w:r>
-    </w:p>
-    <w:p>
-      <w:pPr>
-        <w:keepNext/>
-        <w:spacing w:after="0" w:line="240" w:lineRule="auto"/>
-      </w:pPr>
-      <w:r>
-        <w:rPr>
-          <w:rFonts w:ascii="Times New Roman" w:hAnsi="Times New Roman" w:cs="Times New Roman"/>
-          <w:noProof/>
-        </w:rPr>
-        <w:drawing>
-          <wp:inline distT="0" distB="0" distL="0" distR="0" wp14:anchorId="618298D8" wp14:editId="6A2E78B3">
-            <wp:extent cx="6858000" cy="2410460"/>
-            <wp:effectExtent l="0" t="0" r="0" b="2540"/>
-            <wp:docPr id="457981814" name="Picture 1"/>
-            <wp:cNvGraphicFramePr>
-              <a:graphicFrameLocks xmlns:a="http://schemas.openxmlformats.org/drawingml/2006/main" noChangeAspect="1"/>
-            </wp:cNvGraphicFramePr>
-            <a:graphic xmlns:a="http://schemas.openxmlformats.org/drawingml/2006/main">
-              <a:graphicData uri="http://schemas.openxmlformats.org/drawingml/2006/picture">
-                <pic:pic xmlns:pic="http://schemas.openxmlformats.org/drawingml/2006/picture">
-                  <pic:nvPicPr>
-                    <pic:cNvPr id="457981814" name="Picture 457981814"/>
-                    <pic:cNvPicPr/>
-                  </pic:nvPicPr>
-                  <pic:blipFill>
-                    <a:blip r:embed="rId5">
-                      <a:extLst>
-                        <a:ext uri="{28A0092B-C50C-407E-A947-70E740481C1C}">
-                          <a14:useLocalDpi xmlns:a14="http://schemas.microsoft.com/office/drawing/2010/main" val="0"/>
-                        </a:ext>
-                      </a:extLst>
-                    </a:blip>
-                    <a:stretch>
-                      <a:fillRect/>
-                    </a:stretch>
-                  </pic:blipFill>
-                  <pic:spPr>
-                    <a:xfrm>
-                      <a:off x="0" y="0"/>
-                      <a:ext cx="6858000" cy="2410460"/>
-                    </a:xfrm>
-                    <a:prstGeom prst="rect">
-                      <a:avLst/>
-                    </a:prstGeom>
-                  </pic:spPr>
-                </pic:pic>
-              </a:graphicData>
-            </a:graphic>
-          </wp:inline>
-        </w:drawing>
+        </w:rPr>
+        <w:t xml:space="preserve">Table 1.1 - Design parameters</w:t>
+      </w:r>
+      <w:r>
+        <w:t xml:space="preserve"> (from rtl/cnn_pkg.sv)</w:t>
       </w:r>
     </w:p>
     <w:p>
@@ -4865,6 +3392,1825 @@
           <w:lang w:val="en-US"/>
         </w:rPr>
         <w:t>: Block Diagram; Dashed lines are pipeline boundaries</w:t>
+      </w:r>
+    </w:p>
+    <w:p>
+      <w:pPr>
+        <w:pStyle w:val="Heading2"/>
+      </w:pPr>
+      <w:r>
+        <w:t xml:space="preserve">3. Datapath</w:t>
+      </w:r>
+    </w:p>
+    <w:p>
+      <w:pPr/>
+      <w:r>
+        <w:t xml:space="preserve">The datapath is the arithmetic half of the design: nine masked 8-bit taps and nine 8-bit signed coefficients in, one 16-bit signed pixel out, every clock. It holds no position state - the only control it receives is the valid bit travelling alongside the data. All of it is rtl/top.sv apart from the multiplier cell.</w:t>
+      </w:r>
+    </w:p>
+    <w:p>
+      <w:pPr>
+        <w:pStyle w:val="Heading2"/>
+      </w:pPr>
+      <w:r>
+        <w:t xml:space="preserve">3.1 Pipeline Stages</w:t>
+      </w:r>
+    </w:p>
+    <w:tbl>
+      <w:tblPr>
+        <w:tblStyle w:val="GridTable1Light"/>
+        <w:tblW w:w="5000" w:type="pct"/>
+        <w:tblLook w:val="04A0" w:firstRow="1" w:lastRow="0" w:firstColumn="1" w:lastColumn="0" w:noHBand="0" w:noVBand="1"/>
+      </w:tblPr>
+      <w:tblGrid>
+        <w:gridCol w:w="2700"/>
+        <w:gridCol w:w="2700"/>
+        <w:gridCol w:w="2700"/>
+        <w:gridCol w:w="2700"/>
+      </w:tblGrid>
+      <w:tr>
+        <w:trPr>
+          <w:tblHeader/>
+        </w:trPr>
+        <w:tc>
+          <w:tcPr>
+            <w:tcW w:w="2700" w:type="dxa"/>
+          </w:tcPr>
+          <w:p>
+            <w:pPr>
+              <w:spacing w:after="0"/>
+            </w:pPr>
+            <w:r>
+              <w:rPr>
+                <w:b/>
+              </w:rPr>
+              <w:t xml:space="preserve">Stage</w:t>
+            </w:r>
+          </w:p>
+        </w:tc>
+        <w:tc>
+          <w:tcPr>
+            <w:tcW w:w="2700" w:type="dxa"/>
+          </w:tcPr>
+          <w:p>
+            <w:pPr>
+              <w:spacing w:after="0"/>
+            </w:pPr>
+            <w:r>
+              <w:rPr>
+                <w:b/>
+              </w:rPr>
+              <w:t xml:space="preserve">Combinational logic</w:t>
+            </w:r>
+          </w:p>
+        </w:tc>
+        <w:tc>
+          <w:tcPr>
+            <w:tcW w:w="2700" w:type="dxa"/>
+          </w:tcPr>
+          <w:p>
+            <w:pPr>
+              <w:spacing w:after="0"/>
+            </w:pPr>
+            <w:r>
+              <w:rPr>
+                <w:b/>
+              </w:rPr>
+              <w:t xml:space="preserve">Register</w:t>
+            </w:r>
+          </w:p>
+        </w:tc>
+        <w:tc>
+          <w:tcPr>
+            <w:tcW w:w="2700" w:type="dxa"/>
+          </w:tcPr>
+          <w:p>
+            <w:pPr>
+              <w:spacing w:after="0"/>
+            </w:pPr>
+            <w:r>
+              <w:rPr>
+                <w:b/>
+              </w:rPr>
+              <w:t xml:space="preserve">Width</w:t>
+            </w:r>
+          </w:p>
+        </w:tc>
+      </w:tr>
+      <w:tr>
+        <w:tc>
+          <w:tcPr>
+            <w:tcW w:w="2700" w:type="dxa"/>
+          </w:tcPr>
+          <w:p>
+            <w:pPr>
+              <w:spacing w:after="0"/>
+            </w:pPr>
+            <w:r>
+              <w:t xml:space="preserve">1</w:t>
+            </w:r>
+          </w:p>
+        </w:tc>
+        <w:tc>
+          <w:tcPr>
+            <w:tcW w:w="2700" w:type="dxa"/>
+          </w:tcPr>
+          <w:p>
+            <w:pPr>
+              <w:spacing w:after="0"/>
+            </w:pPr>
+            <w:r>
+              <w:t xml:space="preserve">9 parallel 8u x 8s multipliers</w:t>
+            </w:r>
+          </w:p>
+        </w:tc>
+        <w:tc>
+          <w:tcPr>
+            <w:tcW w:w="2700" w:type="dxa"/>
+          </w:tcPr>
+          <w:p>
+            <w:pPr>
+              <w:spacing w:after="0"/>
+            </w:pPr>
+            <w:r>
+              <w:t xml:space="preserve">prod_r</w:t>
+            </w:r>
+          </w:p>
+        </w:tc>
+        <w:tc>
+          <w:tcPr>
+            <w:tcW w:w="2700" w:type="dxa"/>
+          </w:tcPr>
+          <w:p>
+            <w:pPr>
+              <w:spacing w:after="0"/>
+            </w:pPr>
+            <w:r>
+              <w:t xml:space="preserve">9 x 16 b</w:t>
+            </w:r>
+          </w:p>
+        </w:tc>
+      </w:tr>
+      <w:tr>
+        <w:tc>
+          <w:tcPr>
+            <w:tcW w:w="2700" w:type="dxa"/>
+          </w:tcPr>
+          <w:p>
+            <w:pPr>
+              <w:spacing w:after="0"/>
+            </w:pPr>
+            <w:r>
+              <w:t xml:space="preserve">2</w:t>
+            </w:r>
+          </w:p>
+        </w:tc>
+        <w:tc>
+          <w:tcPr>
+            <w:tcW w:w="2700" w:type="dxa"/>
+          </w:tcPr>
+          <w:p>
+            <w:pPr>
+              <w:spacing w:after="0"/>
+            </w:pPr>
+            <w:r>
+              <w:t xml:space="preserve">3 row adders, 3 products each</w:t>
+            </w:r>
+          </w:p>
+        </w:tc>
+        <w:tc>
+          <w:tcPr>
+            <w:tcW w:w="2700" w:type="dxa"/>
+          </w:tcPr>
+          <w:p>
+            <w:pPr>
+              <w:spacing w:after="0"/>
+            </w:pPr>
+            <w:r>
+              <w:t xml:space="preserve">row_r</w:t>
+            </w:r>
+          </w:p>
+        </w:tc>
+        <w:tc>
+          <w:tcPr>
+            <w:tcW w:w="2700" w:type="dxa"/>
+          </w:tcPr>
+          <w:p>
+            <w:pPr>
+              <w:spacing w:after="0"/>
+            </w:pPr>
+            <w:r>
+              <w:t xml:space="preserve">3 x 18 b</w:t>
+            </w:r>
+          </w:p>
+        </w:tc>
+      </w:tr>
+      <w:tr>
+        <w:tc>
+          <w:tcPr>
+            <w:tcW w:w="2700" w:type="dxa"/>
+          </w:tcPr>
+          <w:p>
+            <w:pPr>
+              <w:spacing w:after="0"/>
+            </w:pPr>
+            <w:r>
+              <w:t xml:space="preserve">3</w:t>
+            </w:r>
+          </w:p>
+        </w:tc>
+        <w:tc>
+          <w:tcPr>
+            <w:tcW w:w="2700" w:type="dxa"/>
+          </w:tcPr>
+          <w:p>
+            <w:pPr>
+              <w:spacing w:after="0"/>
+            </w:pPr>
+            <w:r>
+              <w:t xml:space="preserve">final 3-input adder, saturation, ReLU mux</w:t>
+            </w:r>
+          </w:p>
+        </w:tc>
+        <w:tc>
+          <w:tcPr>
+            <w:tcW w:w="2700" w:type="dxa"/>
+          </w:tcPr>
+          <w:p>
+            <w:pPr>
+              <w:spacing w:after="0"/>
+            </w:pPr>
+            <w:r>
+              <w:t xml:space="preserve">pixel_out</w:t>
+            </w:r>
+          </w:p>
+        </w:tc>
+        <w:tc>
+          <w:tcPr>
+            <w:tcW w:w="2700" w:type="dxa"/>
+          </w:tcPr>
+          <w:p>
+            <w:pPr>
+              <w:spacing w:after="0"/>
+            </w:pPr>
+            <w:r>
+              <w:t xml:space="preserve">16 b</w:t>
+            </w:r>
+          </w:p>
+        </w:tc>
+      </w:tr>
+    </w:tbl>
+    <w:p>
+      <w:pPr>
+        <w:spacing w:after="0"/>
+      </w:pPr>
+    </w:p>
+    <w:p>
+      <w:pPr>
+        <w:numPr>
+          <w:ilvl w:val="0"/>
+          <w:numId w:val="1"/>
+        </w:numPr>
+      </w:pPr>
+      <w:r>
+        <w:t xml:space="preserve">Each multiplier computes </w:t>
+      </w:r>
+      <w:r>
+        <w:rPr>
+          <w:rFonts w:ascii="Consolas" w:hAnsi="Consolas"/>
+          <w:sz w:val="18"/>
+        </w:rPr>
+        <w:t xml:space="preserve">coef * signed'({1'b0, pix})</w:t>
+      </w:r>
+      <w:r>
+        <w:t xml:space="preserve">, zero-extending the unsigned pixel</w:t>
+      </w:r>
+    </w:p>
+    <w:p>
+      <w:pPr/>
+      <w:r>
+        <w:t xml:space="preserve">to 9 bits so a signed x unsigned product forms correctly.</w:t>
+      </w:r>
+    </w:p>
+    <w:p>
+      <w:pPr>
+        <w:numPr>
+          <w:ilvl w:val="0"/>
+          <w:numId w:val="1"/>
+        </w:numPr>
+      </w:pPr>
+      <w:r>
+        <w:t xml:space="preserve">Products are summed in three groups of three matching the window rows: taps a,b,c then</w:t>
+      </w:r>
+    </w:p>
+    <w:p>
+      <w:pPr/>
+      <w:r>
+        <w:t xml:space="preserve">d,e,f then g,h,i. This mirrors the convolution structure, makes each partial sum meaningful, and balances the two adder stages - a flat 9-input sum would concentrate the whole carry chain in one stage.</w:t>
+      </w:r>
+    </w:p>
+    <w:p>
+      <w:pPr>
+        <w:numPr>
+          <w:ilvl w:val="0"/>
+          <w:numId w:val="1"/>
+        </w:numPr>
+      </w:pPr>
+      <w:r>
+        <w:t xml:space="preserve">The three row sums feed the 20-bit accumulator, which is narrowed to 16 bits by the</w:t>
+      </w:r>
+    </w:p>
+    <w:p>
+      <w:pPr/>
+      <w:r>
+        <w:t xml:space="preserve">saturation logic described in Section 7.3.</w:t>
+      </w:r>
+    </w:p>
+    <w:p>
+      <w:pPr>
+        <w:pStyle w:val="Heading2"/>
+      </w:pPr>
+      <w:r>
+        <w:t xml:space="preserve">3.2 The Valid Chain</w:t>
+      </w:r>
+    </w:p>
+    <w:p>
+      <w:pPr/>
+      <w:r>
+        <w:t xml:space="preserve">The pipeline registers are free-running - no clock enable. Correctness is carried by a parallel valid chain of identical depth:</w:t>
+      </w:r>
+    </w:p>
+    <w:p>
+      <w:pPr>
+        <w:pStyle w:val="code-line"/>
+        <w:spacing w:after="0"/>
+      </w:pPr>
+      <w:r>
+        <w:rPr>
+          <w:rFonts w:ascii="Consolas" w:hAnsi="Consolas"/>
+          <w:sz w:val="16"/>
+        </w:rPr>
+        <w:t xml:space="preserve">win_valid  -&gt;  v_prod  -&gt;  v_row  -&gt;  valid_out</w:t>
+      </w:r>
+    </w:p>
+    <w:p>
+      <w:pPr>
+        <w:pStyle w:val="code-line"/>
+        <w:spacing w:after="0"/>
+      </w:pPr>
+      <w:r>
+        <w:rPr>
+          <w:rFonts w:ascii="Consolas" w:hAnsi="Consolas"/>
+          <w:sz w:val="16"/>
+        </w:rPr>
+        <w:t xml:space="preserve">(control)     (stage 1)   (stage 2)   (stage 3)</w:t>
+      </w:r>
+    </w:p>
+    <w:p>
+      <w:pPr/>
+      <w:r>
+        <w:t xml:space="preserve">When valid_in drops, </w:t>
+      </w:r>
+      <w:r>
+        <w:rPr>
+          <w:rFonts w:ascii="Consolas" w:hAnsi="Consolas"/>
+          <w:sz w:val="18"/>
+        </w:rPr>
+        <w:t xml:space="preserve">en</w:t>
+      </w:r>
+      <w:r>
+        <w:t xml:space="preserve"> deasserts and the window freezes, but the pipeline keeps clocking. win_valid goes low and that gap reaches valid_out exactly three cycles later - a bubble in the output stream, never a corrupted pixel. Because the valid bit travels with the data rather than gating it, a stall of any length needs no extra control logic, and a high-fanout enable is kept off the widest registers in the design. The regression asserts this invariant on every cycle of every run.</w:t>
+      </w:r>
+    </w:p>
+    <w:p>
+      <w:pPr>
+        <w:pStyle w:val="Heading2"/>
+      </w:pPr>
+      <w:r>
+        <w:t xml:space="preserve">3.3 Multiplier Implementation</w:t>
+      </w:r>
+    </w:p>
+    <w:p>
+      <w:pPr/>
+      <w:r>
+        <w:t xml:space="preserve">Nine instances of </w:t>
+      </w:r>
+      <w:r>
+        <w:rPr>
+          <w:rFonts w:ascii="Consolas" w:hAnsi="Consolas"/>
+          <w:sz w:val="18"/>
+        </w:rPr>
+        <w:t xml:space="preserve">mult8x8</w:t>
+      </w:r>
+      <w:r>
+        <w:t xml:space="preserve">, each carrying </w:t>
+      </w:r>
+      <w:r>
+        <w:rPr>
+          <w:rFonts w:ascii="Consolas" w:hAnsi="Consolas"/>
+          <w:sz w:val="18"/>
+        </w:rPr>
+        <w:t xml:space="preserve">(* use_dsp = "no" *)</w:t>
+      </w:r>
+      <w:r>
+        <w:t xml:space="preserve">; build.tcl additionally passes </w:t>
+      </w:r>
+      <w:r>
+        <w:rPr>
+          <w:rFonts w:ascii="Consolas" w:hAnsi="Consolas"/>
+          <w:sz w:val="18"/>
+        </w:rPr>
+        <w:t xml:space="preserve">-max_dsp 0</w:t>
+      </w:r>
+      <w:r>
+        <w:t xml:space="preserve">. Routed cost is 52-59 LUTs each, </w:t>
+      </w:r>
+      <w:r>
+        <w:rPr>
+          <w:b/>
+        </w:rPr>
+        <w:t xml:space="preserve">496 LUTs for all nine - 56% of the design</w:t>
+      </w:r>
+      <w:r>
+        <w:t xml:space="preserve"> - with zero DSP blocks inferred. The attribute is the only vendor-specific construct in the entire RTL; on another vendor's tool it becomes the equivalent directive and nothing else changes.</w:t>
+      </w:r>
+    </w:p>
+    <w:p>
+      <w:pPr>
+        <w:pStyle w:val="Heading2"/>
+      </w:pPr>
+      <w:r>
+        <w:t xml:space="preserve">3.4 Measured Stage Balance</w:t>
+      </w:r>
+    </w:p>
+    <w:p>
+      <w:pPr/>
+      <w:r>
+        <w:t xml:space="preserve">fpga/reports/paths.rpt reports the worst path terminating in each pipeline register:</w:t>
+      </w:r>
+    </w:p>
+    <w:tbl>
+      <w:tblPr>
+        <w:tblStyle w:val="GridTable1Light"/>
+        <w:tblW w:w="5000" w:type="pct"/>
+        <w:tblLook w:val="04A0" w:firstRow="1" w:lastRow="0" w:firstColumn="1" w:lastColumn="0" w:noHBand="0" w:noVBand="1"/>
+      </w:tblPr>
+      <w:tblGrid>
+        <w:gridCol w:w="3600"/>
+        <w:gridCol w:w="3600"/>
+        <w:gridCol w:w="3600"/>
+      </w:tblGrid>
+      <w:tr>
+        <w:trPr>
+          <w:tblHeader/>
+        </w:trPr>
+        <w:tc>
+          <w:tcPr>
+            <w:tcW w:w="3600" w:type="dxa"/>
+          </w:tcPr>
+          <w:p>
+            <w:pPr>
+              <w:spacing w:after="0"/>
+            </w:pPr>
+            <w:r>
+              <w:rPr>
+                <w:b/>
+              </w:rPr>
+              <w:t xml:space="preserve">Stage</w:t>
+            </w:r>
+          </w:p>
+        </w:tc>
+        <w:tc>
+          <w:tcPr>
+            <w:tcW w:w="3600" w:type="dxa"/>
+          </w:tcPr>
+          <w:p>
+            <w:pPr>
+              <w:spacing w:after="0"/>
+            </w:pPr>
+            <w:r>
+              <w:rPr>
+                <w:b/>
+              </w:rPr>
+              <w:t xml:space="preserve">Endpoint</w:t>
+            </w:r>
+          </w:p>
+        </w:tc>
+        <w:tc>
+          <w:tcPr>
+            <w:tcW w:w="3600" w:type="dxa"/>
+          </w:tcPr>
+          <w:p>
+            <w:pPr>
+              <w:spacing w:after="0"/>
+            </w:pPr>
+            <w:r>
+              <w:rPr>
+                <w:b/>
+              </w:rPr>
+              <w:t xml:space="preserve">Worst slack</w:t>
+            </w:r>
+          </w:p>
+        </w:tc>
+      </w:tr>
+      <w:tr>
+        <w:tc>
+          <w:tcPr>
+            <w:tcW w:w="3600" w:type="dxa"/>
+          </w:tcPr>
+          <w:p>
+            <w:pPr>
+              <w:spacing w:after="0"/>
+            </w:pPr>
+            <w:r>
+              <w:t xml:space="preserve">1 - multipliers</w:t>
+            </w:r>
+          </w:p>
+        </w:tc>
+        <w:tc>
+          <w:tcPr>
+            <w:tcW w:w="3600" w:type="dxa"/>
+          </w:tcPr>
+          <w:p>
+            <w:pPr>
+              <w:spacing w:after="0"/>
+            </w:pPr>
+            <w:r>
+              <w:t xml:space="preserve">prod_r</w:t>
+            </w:r>
+          </w:p>
+        </w:tc>
+        <w:tc>
+          <w:tcPr>
+            <w:tcW w:w="3600" w:type="dxa"/>
+          </w:tcPr>
+          <w:p>
+            <w:pPr>
+              <w:spacing w:after="0"/>
+            </w:pPr>
+            <w:r>
+              <w:rPr>
+                <w:b/>
+              </w:rPr>
+              <w:t xml:space="preserve">+0.742 ns</w:t>
+            </w:r>
+          </w:p>
+        </w:tc>
+      </w:tr>
+      <w:tr>
+        <w:tc>
+          <w:tcPr>
+            <w:tcW w:w="3600" w:type="dxa"/>
+          </w:tcPr>
+          <w:p>
+            <w:pPr>
+              <w:spacing w:after="0"/>
+            </w:pPr>
+            <w:r>
+              <w:t xml:space="preserve">2 - row adders</w:t>
+            </w:r>
+          </w:p>
+        </w:tc>
+        <w:tc>
+          <w:tcPr>
+            <w:tcW w:w="3600" w:type="dxa"/>
+          </w:tcPr>
+          <w:p>
+            <w:pPr>
+              <w:spacing w:after="0"/>
+            </w:pPr>
+            <w:r>
+              <w:t xml:space="preserve">row_r</w:t>
+            </w:r>
+          </w:p>
+        </w:tc>
+        <w:tc>
+          <w:tcPr>
+            <w:tcW w:w="3600" w:type="dxa"/>
+          </w:tcPr>
+          <w:p>
+            <w:pPr>
+              <w:spacing w:after="0"/>
+            </w:pPr>
+            <w:r>
+              <w:t xml:space="preserve">+3.799 ns</w:t>
+            </w:r>
+          </w:p>
+        </w:tc>
+      </w:tr>
+      <w:tr>
+        <w:tc>
+          <w:tcPr>
+            <w:tcW w:w="3600" w:type="dxa"/>
+          </w:tcPr>
+          <w:p>
+            <w:pPr>
+              <w:spacing w:after="0"/>
+            </w:pPr>
+            <w:r>
+              <w:t xml:space="preserve">3 - final add, saturate, ReLU</w:t>
+            </w:r>
+          </w:p>
+        </w:tc>
+        <w:tc>
+          <w:tcPr>
+            <w:tcW w:w="3600" w:type="dxa"/>
+          </w:tcPr>
+          <w:p>
+            <w:pPr>
+              <w:spacing w:after="0"/>
+            </w:pPr>
+            <w:r>
+              <w:t xml:space="preserve">pixel_out</w:t>
+            </w:r>
+          </w:p>
+        </w:tc>
+        <w:tc>
+          <w:tcPr>
+            <w:tcW w:w="3600" w:type="dxa"/>
+          </w:tcPr>
+          <w:p>
+            <w:pPr>
+              <w:spacing w:after="0"/>
+            </w:pPr>
+            <w:r>
+              <w:t xml:space="preserve">+2.666 ns</w:t>
+            </w:r>
+          </w:p>
+        </w:tc>
+      </w:tr>
+    </w:tbl>
+    <w:p>
+      <w:pPr>
+        <w:spacing w:after="0"/>
+      </w:pPr>
+    </w:p>
+    <w:p>
+      <w:pPr/>
+      <w:r>
+        <w:t xml:space="preserve">Stage 1 binds, as expected. Stage 3 retains 1.92 ns despite performing three operations, which is the measurement that justified leaving the final adder, saturation and ReLU together rather than splitting them. Every one of the fifteen worst paths starts at a registered edge flag and ends in prod_r, so the critical path is the arrival of the padding masks at the multipliers, not the multiplier logic - developed in Section 13.3.</w:t>
+      </w:r>
+    </w:p>
+    <w:p>
+      <w:pPr/>
+      <w:r>
+        <w:rPr>
+          <w:b/>
+        </w:rPr>
+        <w:t xml:space="preserve">Figure 3.1</w:t>
+      </w:r>
+      <w:r>
+        <w:t xml:space="preserve"> - Datapath with pipeline stage boundaries</w:t>
+      </w:r>
+    </w:p>
+    <w:p>
+      <w:pPr>
+        <w:pStyle w:val="Heading2"/>
+      </w:pPr>
+      <w:r>
+        <w:t xml:space="preserve">4. Control FSM</w:t>
+      </w:r>
+    </w:p>
+    <w:p>
+      <w:pPr/>
+      <w:r>
+        <w:t xml:space="preserve">control_fsm (rtl/control_unit.sv) owns all frame-position state: it sequences one frame through five states, generates the clock enable and the four padding flags, produces the valid strobe, and reports status on busy and frame_done. It never sees pixel data.</w:t>
+      </w:r>
+    </w:p>
+    <w:p>
+      <w:pPr>
+        <w:pStyle w:val="Heading2"/>
+      </w:pPr>
+      <w:r>
+        <w:t xml:space="preserve">4.1 States and Transitions</w:t>
+      </w:r>
+    </w:p>
+    <w:tbl>
+      <w:tblPr>
+        <w:tblStyle w:val="GridTable1Light"/>
+        <w:tblW w:w="5000" w:type="pct"/>
+        <w:tblLook w:val="04A0" w:firstRow="1" w:lastRow="0" w:firstColumn="1" w:lastColumn="0" w:noHBand="0" w:noVBand="1"/>
+      </w:tblPr>
+      <w:tblGrid>
+        <w:gridCol w:w="1800"/>
+        <w:gridCol w:w="1800"/>
+        <w:gridCol w:w="1800"/>
+        <w:gridCol w:w="1800"/>
+        <w:gridCol w:w="1800"/>
+        <w:gridCol w:w="1800"/>
+      </w:tblGrid>
+      <w:tr>
+        <w:trPr>
+          <w:tblHeader/>
+        </w:trPr>
+        <w:tc>
+          <w:tcPr>
+            <w:tcW w:w="1800" w:type="dxa"/>
+          </w:tcPr>
+          <w:p>
+            <w:pPr>
+              <w:spacing w:after="0"/>
+            </w:pPr>
+            <w:r>
+              <w:rPr>
+                <w:b/>
+              </w:rPr>
+              <w:t xml:space="preserve">State</w:t>
+            </w:r>
+          </w:p>
+        </w:tc>
+        <w:tc>
+          <w:tcPr>
+            <w:tcW w:w="1800" w:type="dxa"/>
+          </w:tcPr>
+          <w:p>
+            <w:pPr>
+              <w:spacing w:after="0"/>
+            </w:pPr>
+            <w:r>
+              <w:rPr>
+                <w:b/>
+              </w:rPr>
+              <w:t xml:space="preserve">Entered when</w:t>
+            </w:r>
+          </w:p>
+        </w:tc>
+        <w:tc>
+          <w:tcPr>
+            <w:tcW w:w="1800" w:type="dxa"/>
+          </w:tcPr>
+          <w:p>
+            <w:pPr>
+              <w:spacing w:after="0"/>
+            </w:pPr>
+            <w:r>
+              <w:rPr>
+                <w:b/>
+              </w:rPr>
+              <w:t xml:space="preserve">Duration</w:t>
+            </w:r>
+          </w:p>
+        </w:tc>
+        <w:tc>
+          <w:tcPr>
+            <w:tcW w:w="1800" w:type="dxa"/>
+          </w:tcPr>
+          <w:p>
+            <w:pPr>
+              <w:spacing w:after="0"/>
+            </w:pPr>
+            <w:r>
+              <w:rPr>
+                <w:b/>
+              </w:rPr>
+              <w:t xml:space="preserve">en</w:t>
+            </w:r>
+          </w:p>
+        </w:tc>
+        <w:tc>
+          <w:tcPr>
+            <w:tcW w:w="1800" w:type="dxa"/>
+          </w:tcPr>
+          <w:p>
+            <w:pPr>
+              <w:spacing w:after="0"/>
+            </w:pPr>
+            <w:r>
+              <w:rPr>
+                <w:b/>
+              </w:rPr>
+              <w:t xml:space="preserve">win_valid</w:t>
+            </w:r>
+          </w:p>
+        </w:tc>
+        <w:tc>
+          <w:tcPr>
+            <w:tcW w:w="1800" w:type="dxa"/>
+          </w:tcPr>
+          <w:p>
+            <w:pPr>
+              <w:spacing w:after="0"/>
+            </w:pPr>
+            <w:r>
+              <w:rPr>
+                <w:b/>
+              </w:rPr>
+              <w:t xml:space="preserve">busy</w:t>
+            </w:r>
+          </w:p>
+        </w:tc>
+      </w:tr>
+      <w:tr>
+        <w:tc>
+          <w:tcPr>
+            <w:tcW w:w="1800" w:type="dxa"/>
+          </w:tcPr>
+          <w:p>
+            <w:pPr>
+              <w:spacing w:after="0"/>
+            </w:pPr>
+            <w:r>
+              <w:t xml:space="preserve">IDLE</w:t>
+            </w:r>
+          </w:p>
+        </w:tc>
+        <w:tc>
+          <w:tcPr>
+            <w:tcW w:w="1800" w:type="dxa"/>
+          </w:tcPr>
+          <w:p>
+            <w:pPr>
+              <w:spacing w:after="0"/>
+            </w:pPr>
+            <w:r>
+              <w:t xml:space="preserve">reset, or after DONE</w:t>
+            </w:r>
+          </w:p>
+        </w:tc>
+        <w:tc>
+          <w:tcPr>
+            <w:tcW w:w="1800" w:type="dxa"/>
+          </w:tcPr>
+          <w:p>
+            <w:pPr>
+              <w:spacing w:after="0"/>
+            </w:pPr>
+            <w:r>
+              <w:t xml:space="preserve">until valid_in</w:t>
+            </w:r>
+          </w:p>
+        </w:tc>
+        <w:tc>
+          <w:tcPr>
+            <w:tcW w:w="1800" w:type="dxa"/>
+          </w:tcPr>
+          <w:p>
+            <w:pPr>
+              <w:spacing w:after="0"/>
+            </w:pPr>
+            <w:r>
+              <w:t xml:space="preserve">valid_in</w:t>
+            </w:r>
+          </w:p>
+        </w:tc>
+        <w:tc>
+          <w:tcPr>
+            <w:tcW w:w="1800" w:type="dxa"/>
+          </w:tcPr>
+          <w:p>
+            <w:pPr>
+              <w:spacing w:after="0"/>
+            </w:pPr>
+            <w:r>
+              <w:t xml:space="preserve">0</w:t>
+            </w:r>
+          </w:p>
+        </w:tc>
+        <w:tc>
+          <w:tcPr>
+            <w:tcW w:w="1800" w:type="dxa"/>
+          </w:tcPr>
+          <w:p>
+            <w:pPr>
+              <w:spacing w:after="0"/>
+            </w:pPr>
+            <w:r>
+              <w:t xml:space="preserve">0</w:t>
+            </w:r>
+          </w:p>
+        </w:tc>
+      </w:tr>
+      <w:tr>
+        <w:tc>
+          <w:tcPr>
+            <w:tcW w:w="1800" w:type="dxa"/>
+          </w:tcPr>
+          <w:p>
+            <w:pPr>
+              <w:spacing w:after="0"/>
+            </w:pPr>
+            <w:r>
+              <w:t xml:space="preserve">FILL</w:t>
+            </w:r>
+          </w:p>
+        </w:tc>
+        <w:tc>
+          <w:tcPr>
+            <w:tcW w:w="1800" w:type="dxa"/>
+          </w:tcPr>
+          <w:p>
+            <w:pPr>
+              <w:spacing w:after="0"/>
+            </w:pPr>
+            <w:r>
+              <w:t xml:space="preserve">valid_in asserts</w:t>
+            </w:r>
+          </w:p>
+        </w:tc>
+        <w:tc>
+          <w:tcPr>
+            <w:tcW w:w="1800" w:type="dxa"/>
+          </w:tcPr>
+          <w:p>
+            <w:pPr>
+              <w:spacing w:after="0"/>
+            </w:pPr>
+            <w:r>
+              <w:t xml:space="preserve">34 consume-only cycles</w:t>
+            </w:r>
+          </w:p>
+        </w:tc>
+        <w:tc>
+          <w:tcPr>
+            <w:tcW w:w="1800" w:type="dxa"/>
+          </w:tcPr>
+          <w:p>
+            <w:pPr>
+              <w:spacing w:after="0"/>
+            </w:pPr>
+            <w:r>
+              <w:t xml:space="preserve">valid_in</w:t>
+            </w:r>
+          </w:p>
+        </w:tc>
+        <w:tc>
+          <w:tcPr>
+            <w:tcW w:w="1800" w:type="dxa"/>
+          </w:tcPr>
+          <w:p>
+            <w:pPr>
+              <w:spacing w:after="0"/>
+            </w:pPr>
+            <w:r>
+              <w:t xml:space="preserve">0</w:t>
+            </w:r>
+          </w:p>
+        </w:tc>
+        <w:tc>
+          <w:tcPr>
+            <w:tcW w:w="1800" w:type="dxa"/>
+          </w:tcPr>
+          <w:p>
+            <w:pPr>
+              <w:spacing w:after="0"/>
+            </w:pPr>
+            <w:r>
+              <w:t xml:space="preserve">1</w:t>
+            </w:r>
+          </w:p>
+        </w:tc>
+      </w:tr>
+      <w:tr>
+        <w:tc>
+          <w:tcPr>
+            <w:tcW w:w="1800" w:type="dxa"/>
+          </w:tcPr>
+          <w:p>
+            <w:pPr>
+              <w:spacing w:after="0"/>
+            </w:pPr>
+            <w:r>
+              <w:t xml:space="preserve">STREAM</w:t>
+            </w:r>
+          </w:p>
+        </w:tc>
+        <w:tc>
+          <w:tcPr>
+            <w:tcW w:w="1800" w:type="dxa"/>
+          </w:tcPr>
+          <w:p>
+            <w:pPr>
+              <w:spacing w:after="0"/>
+            </w:pPr>
+            <w:r>
+              <w:t xml:space="preserve">in_cnt == 33</w:t>
+            </w:r>
+          </w:p>
+        </w:tc>
+        <w:tc>
+          <w:tcPr>
+            <w:tcW w:w="1800" w:type="dxa"/>
+          </w:tcPr>
+          <w:p>
+            <w:pPr>
+              <w:spacing w:after="0"/>
+            </w:pPr>
+            <w:r>
+              <w:t xml:space="preserve">990 cycles</w:t>
+            </w:r>
+          </w:p>
+        </w:tc>
+        <w:tc>
+          <w:tcPr>
+            <w:tcW w:w="1800" w:type="dxa"/>
+          </w:tcPr>
+          <w:p>
+            <w:pPr>
+              <w:spacing w:after="0"/>
+            </w:pPr>
+            <w:r>
+              <w:t xml:space="preserve">valid_in</w:t>
+            </w:r>
+          </w:p>
+        </w:tc>
+        <w:tc>
+          <w:tcPr>
+            <w:tcW w:w="1800" w:type="dxa"/>
+          </w:tcPr>
+          <w:p>
+            <w:pPr>
+              <w:spacing w:after="0"/>
+            </w:pPr>
+            <w:r>
+              <w:t xml:space="preserve">valid_in</w:t>
+            </w:r>
+          </w:p>
+        </w:tc>
+        <w:tc>
+          <w:tcPr>
+            <w:tcW w:w="1800" w:type="dxa"/>
+          </w:tcPr>
+          <w:p>
+            <w:pPr>
+              <w:spacing w:after="0"/>
+            </w:pPr>
+            <w:r>
+              <w:t xml:space="preserve">1</w:t>
+            </w:r>
+          </w:p>
+        </w:tc>
+      </w:tr>
+      <w:tr>
+        <w:tc>
+          <w:tcPr>
+            <w:tcW w:w="1800" w:type="dxa"/>
+          </w:tcPr>
+          <w:p>
+            <w:pPr>
+              <w:spacing w:after="0"/>
+            </w:pPr>
+            <w:r>
+              <w:t xml:space="preserve">DRAIN</w:t>
+            </w:r>
+          </w:p>
+        </w:tc>
+        <w:tc>
+          <w:tcPr>
+            <w:tcW w:w="1800" w:type="dxa"/>
+          </w:tcPr>
+          <w:p>
+            <w:pPr>
+              <w:spacing w:after="0"/>
+            </w:pPr>
+            <w:r>
+              <w:t xml:space="preserve">last input consumed</w:t>
+            </w:r>
+          </w:p>
+        </w:tc>
+        <w:tc>
+          <w:tcPr>
+            <w:tcW w:w="1800" w:type="dxa"/>
+          </w:tcPr>
+          <w:p>
+            <w:pPr>
+              <w:spacing w:after="0"/>
+            </w:pPr>
+            <w:r>
+              <w:t xml:space="preserve">34 output-only cycles</w:t>
+            </w:r>
+          </w:p>
+        </w:tc>
+        <w:tc>
+          <w:tcPr>
+            <w:tcW w:w="1800" w:type="dxa"/>
+          </w:tcPr>
+          <w:p>
+            <w:pPr>
+              <w:spacing w:after="0"/>
+            </w:pPr>
+            <w:r>
+              <w:t xml:space="preserve">1 (forced)</w:t>
+            </w:r>
+          </w:p>
+        </w:tc>
+        <w:tc>
+          <w:tcPr>
+            <w:tcW w:w="1800" w:type="dxa"/>
+          </w:tcPr>
+          <w:p>
+            <w:pPr>
+              <w:spacing w:after="0"/>
+            </w:pPr>
+            <w:r>
+              <w:t xml:space="preserve">1</w:t>
+            </w:r>
+          </w:p>
+        </w:tc>
+        <w:tc>
+          <w:tcPr>
+            <w:tcW w:w="1800" w:type="dxa"/>
+          </w:tcPr>
+          <w:p>
+            <w:pPr>
+              <w:spacing w:after="0"/>
+            </w:pPr>
+            <w:r>
+              <w:t xml:space="preserve">1</w:t>
+            </w:r>
+          </w:p>
+        </w:tc>
+      </w:tr>
+      <w:tr>
+        <w:tc>
+          <w:tcPr>
+            <w:tcW w:w="1800" w:type="dxa"/>
+          </w:tcPr>
+          <w:p>
+            <w:pPr>
+              <w:spacing w:after="0"/>
+            </w:pPr>
+            <w:r>
+              <w:t xml:space="preserve">DONE</w:t>
+            </w:r>
+          </w:p>
+        </w:tc>
+        <w:tc>
+          <w:tcPr>
+            <w:tcW w:w="1800" w:type="dxa"/>
+          </w:tcPr>
+          <w:p>
+            <w:pPr>
+              <w:spacing w:after="0"/>
+            </w:pPr>
+            <w:r>
+              <w:t xml:space="preserve">drain_cnt == 33</w:t>
+            </w:r>
+          </w:p>
+        </w:tc>
+        <w:tc>
+          <w:tcPr>
+            <w:tcW w:w="1800" w:type="dxa"/>
+          </w:tcPr>
+          <w:p>
+            <w:pPr>
+              <w:spacing w:after="0"/>
+            </w:pPr>
+            <w:r>
+              <w:t xml:space="preserve">1 cycle</w:t>
+            </w:r>
+          </w:p>
+        </w:tc>
+        <w:tc>
+          <w:tcPr>
+            <w:tcW w:w="1800" w:type="dxa"/>
+          </w:tcPr>
+          <w:p>
+            <w:pPr>
+              <w:spacing w:after="0"/>
+            </w:pPr>
+            <w:r>
+              <w:t xml:space="preserve">0</w:t>
+            </w:r>
+          </w:p>
+        </w:tc>
+        <w:tc>
+          <w:tcPr>
+            <w:tcW w:w="1800" w:type="dxa"/>
+          </w:tcPr>
+          <w:p>
+            <w:pPr>
+              <w:spacing w:after="0"/>
+            </w:pPr>
+            <w:r>
+              <w:t xml:space="preserve">0</w:t>
+            </w:r>
+          </w:p>
+        </w:tc>
+        <w:tc>
+          <w:tcPr>
+            <w:tcW w:w="1800" w:type="dxa"/>
+          </w:tcPr>
+          <w:p>
+            <w:pPr>
+              <w:spacing w:after="0"/>
+            </w:pPr>
+            <w:r>
+              <w:t xml:space="preserve">0</w:t>
+            </w:r>
+          </w:p>
+        </w:tc>
+      </w:tr>
+    </w:tbl>
+    <w:p>
+      <w:pPr>
+        <w:spacing w:after="0"/>
+      </w:pPr>
+    </w:p>
+    <w:p>
+      <w:pPr/>
+      <w:r>
+        <w:rPr>
+          <w:rFonts w:ascii="Consolas" w:hAnsi="Consolas"/>
+          <w:sz w:val="18"/>
+        </w:rPr>
+        <w:t xml:space="preserve">en</w:t>
+      </w:r>
+      <w:r>
+        <w:t xml:space="preserve"> equals valid_in everywhere except DRAIN, where it is forced high (no input remains but the window must keep shifting), and DONE. </w:t>
+      </w:r>
+      <w:r>
+        <w:rPr>
+          <w:rFonts w:ascii="Consolas" w:hAnsi="Consolas"/>
+          <w:sz w:val="18"/>
+        </w:rPr>
+        <w:t xml:space="preserve">busy</w:t>
+      </w:r>
+      <w:r>
+        <w:t xml:space="preserve"> = not IDLE and not DONE; </w:t>
+      </w:r>
+      <w:r>
+        <w:rPr>
+          <w:rFonts w:ascii="Consolas" w:hAnsi="Consolas"/>
+          <w:sz w:val="18"/>
+        </w:rPr>
+        <w:t xml:space="preserve">frame_done</w:t>
+      </w:r>
+      <w:r>
+        <w:t xml:space="preserve"> is a one-cycle pulse in DONE.</w:t>
+      </w:r>
+    </w:p>
+    <w:p>
+      <w:pPr/>
+      <w:r>
+        <w:rPr>
+          <w:b/>
+        </w:rPr>
+        <w:t xml:space="preserve">On STREAM's duration.</w:t>
+      </w:r>
+      <w:r>
+        <w:t xml:space="preserve"> STREAM lasts 990 cycles, not 1024. The consume counter runs during IDLE and FILL too, so 34 pixels are already ingested when STREAM is entered; it consumes the remaining 990. Outputs come from STREAM and DRAIN together: 990 + 34 = 1024. When reading state durations off a waveform, 1024 is the count of inputs and of outputs, not the length of any state.</w:t>
+      </w:r>
+    </w:p>
+    <w:p>
+      <w:pPr>
+        <w:pStyle w:val="Heading2"/>
+      </w:pPr>
+      <w:r>
+        <w:t xml:space="preserve">4.2 Frame Bookkeeping</w:t>
+      </w:r>
+    </w:p>
+    <w:p>
+      <w:pPr/>
+      <w:r>
+        <w:t xml:space="preserve">Every enabled cycle is consume-only (FILL), consume-and-output (STREAM), or output-only (DRAIN). A frame must consume 1024 pixels and produce 1024 outputs, so the consume-only and output-only counts must be </w:t>
+      </w:r>
+      <w:r>
+        <w:rPr>
+          <w:b/>
+        </w:rPr>
+        <w:t xml:space="preserve">equal</w:t>
+      </w:r>
+      <w:r>
+        <w:t xml:space="preserve"> - hence </w:t>
+      </w:r>
+      <w:r>
+        <w:rPr>
+          <w:rFonts w:ascii="Consolas" w:hAnsi="Consolas"/>
+          <w:sz w:val="18"/>
+        </w:rPr>
+        <w:t xml:space="preserve">DRAIN_CYCLES = FILL_CYCLES = 34</w:t>
+      </w:r>
+      <w:r>
+        <w:t xml:space="preserve">, and the frame occupies 34 + 990 + 34 = 1058 enabled cycles plus 3 pipeline stages = </w:t>
+      </w:r>
+      <w:r>
+        <w:rPr>
+          <w:b/>
+        </w:rPr>
+        <w:t xml:space="preserve">1061 cycles</w:t>
+      </w:r>
+      <w:r>
+        <w:t xml:space="preserve"> from first pixel in to last pixel out.</w:t>
+      </w:r>
+    </w:p>
+    <w:p>
+      <w:pPr/>
+      <w:r>
+        <w:t xml:space="preserve">FILL_CYCLES = 34 = LB_DEPTH + 2: thirty-two shifts to traverse LB0, one to reach tap f, one to shift into centre tap e. During DRAIN the input bus carries whatever the source leaves on it, but every window produced in DRAIN lies on the bottom or right edge, where the masks force exactly those taps to zero - no stale data reaches an output.</w:t>
+      </w:r>
+    </w:p>
+    <w:p>
+      <w:pPr>
+        <w:pStyle w:val="Heading2"/>
+      </w:pPr>
+      <w:r>
+        <w:t xml:space="preserve">4.3 Registered Edge Flags</w:t>
+      </w:r>
+    </w:p>
+    <w:p>
+      <w:pPr/>
+      <w:r>
+        <w:t xml:space="preserve">The four padding flags are registered outputs computed for the *next* output position:</w:t>
+      </w:r>
+    </w:p>
+    <w:p>
+      <w:pPr>
+        <w:pStyle w:val="code-line"/>
+        <w:spacing w:after="0"/>
+      </w:pPr>
+      <w:r>
+        <w:rPr>
+          <w:rFonts w:ascii="Consolas" w:hAnsi="Consolas"/>
+          <w:sz w:val="16"/>
+        </w:rPr>
+        <w:t xml:space="preserve">top_edge    &lt;= (nxt_r == 0);       bottom_edge &lt;= (nxt_r == IMG_H-1);</w:t>
+      </w:r>
+    </w:p>
+    <w:p>
+      <w:pPr>
+        <w:pStyle w:val="code-line"/>
+        <w:spacing w:after="0"/>
+      </w:pPr>
+      <w:r>
+        <w:rPr>
+          <w:rFonts w:ascii="Consolas" w:hAnsi="Consolas"/>
+          <w:sz w:val="16"/>
+        </w:rPr>
+        <w:t xml:space="preserve">left_edge   &lt;= (nxt_c == 0);       right_edge  &lt;= (nxt_c == IMG_W-1);</w:t>
+      </w:r>
+    </w:p>
+    <w:p>
+      <w:pPr/>
+      <w:r>
+        <w:t xml:space="preserve">Originally they were combinational functions of the position counters, putting counter, comparator, mask and multiplier in one cycle. Computing them one position ahead and registering them removed the comparator from the datapath path: </w:t>
+      </w:r>
+      <w:r>
+        <w:rPr>
+          <w:b/>
+        </w:rPr>
+        <w:t xml:space="preserve">WNS improved from +0.332 ns to +0.742 ns and Fmax from 130.4 to 137.8 MHz, for 4 flip-flops and no extra LUTs.</w:t>
+      </w:r>
+      <w:r>
+        <w:t xml:space="preserve"> The flags must still match the position being output; tb_top_window verifies this against the expected raster position for all 1024 windows - 0 position errors, 0 edge-flag errors.</w:t>
+      </w:r>
+    </w:p>
+    <w:p>
+      <w:pPr>
+        <w:pStyle w:val="Heading2"/>
+      </w:pPr>
+      <w:r>
+        <w:t xml:space="preserve">4.4 Stall Semantics and the Frame Contract</w:t>
+      </w:r>
+    </w:p>
+    <w:p>
+      <w:pPr/>
+      <w:r>
+        <w:t xml:space="preserve">A stall is input starvation, never a design bubble:</w:t>
+      </w:r>
+    </w:p>
+    <w:tbl>
+      <w:tblPr>
+        <w:tblStyle w:val="GridTable1Light"/>
+        <w:tblW w:w="5000" w:type="pct"/>
+        <w:tblLook w:val="04A0" w:firstRow="1" w:lastRow="0" w:firstColumn="1" w:lastColumn="0" w:noHBand="0" w:noVBand="1"/>
+      </w:tblPr>
+      <w:tblGrid>
+        <w:gridCol w:w="5400"/>
+        <w:gridCol w:w="5400"/>
+      </w:tblGrid>
+      <w:tr>
+        <w:trPr>
+          <w:tblHeader/>
+        </w:trPr>
+        <w:tc>
+          <w:tcPr>
+            <w:tcW w:w="5400" w:type="dxa"/>
+          </w:tcPr>
+          <w:p>
+            <w:pPr>
+              <w:spacing w:after="0"/>
+            </w:pPr>
+            <w:r>
+              <w:rPr>
+                <w:b/>
+              </w:rPr>
+              <w:t xml:space="preserve">Stall in</w:t>
+            </w:r>
+          </w:p>
+        </w:tc>
+        <w:tc>
+          <w:tcPr>
+            <w:tcW w:w="5400" w:type="dxa"/>
+          </w:tcPr>
+          <w:p>
+            <w:pPr>
+              <w:spacing w:after="0"/>
+            </w:pPr>
+            <w:r>
+              <w:rPr>
+                <w:b/>
+              </w:rPr>
+              <w:t xml:space="preserve">Effect</w:t>
+            </w:r>
+          </w:p>
+        </w:tc>
+      </w:tr>
+      <w:tr>
+        <w:tc>
+          <w:tcPr>
+            <w:tcW w:w="5400" w:type="dxa"/>
+          </w:tcPr>
+          <w:p>
+            <w:pPr>
+              <w:spacing w:after="0"/>
+            </w:pPr>
+            <w:r>
+              <w:t xml:space="preserve">FILL</w:t>
+            </w:r>
+          </w:p>
+        </w:tc>
+        <w:tc>
+          <w:tcPr>
+            <w:tcW w:w="5400" w:type="dxa"/>
+          </w:tcPr>
+          <w:p>
+            <w:pPr>
+              <w:spacing w:after="0"/>
+            </w:pPr>
+            <w:r>
+              <w:t xml:space="preserve">fill is extended; the first output is delayed, no bubble (no outputs have started)</w:t>
+            </w:r>
+          </w:p>
+        </w:tc>
+      </w:tr>
+      <w:tr>
+        <w:tc>
+          <w:tcPr>
+            <w:tcW w:w="5400" w:type="dxa"/>
+          </w:tcPr>
+          <w:p>
+            <w:pPr>
+              <w:spacing w:after="0"/>
+            </w:pPr>
+            <w:r>
+              <w:t xml:space="preserve">STREAM</w:t>
+            </w:r>
+          </w:p>
+        </w:tc>
+        <w:tc>
+          <w:tcPr>
+            <w:tcW w:w="5400" w:type="dxa"/>
+          </w:tcPr>
+          <w:p>
+            <w:pPr>
+              <w:spacing w:after="0"/>
+            </w:pPr>
+            <w:r>
+              <w:t xml:space="preserve">en deasserts; buffers, taps and counters freeze together; the bubble reaches valid_out 3 cycles later</w:t>
+            </w:r>
+          </w:p>
+        </w:tc>
+      </w:tr>
+      <w:tr>
+        <w:tc>
+          <w:tcPr>
+            <w:tcW w:w="5400" w:type="dxa"/>
+          </w:tcPr>
+          <w:p>
+            <w:pPr>
+              <w:spacing w:after="0"/>
+            </w:pPr>
+            <w:r>
+              <w:t xml:space="preserve">DRAIN</w:t>
+            </w:r>
+          </w:p>
+        </w:tc>
+        <w:tc>
+          <w:tcPr>
+            <w:tcW w:w="5400" w:type="dxa"/>
+          </w:tcPr>
+          <w:p>
+            <w:pPr>
+              <w:spacing w:after="0"/>
+            </w:pPr>
+            <w:r>
+              <w:t xml:space="preserve">ignored - en is forced high, no input is consumed</w:t>
+            </w:r>
+          </w:p>
+        </w:tc>
+      </w:tr>
+    </w:tbl>
+    <w:p>
+      <w:pPr>
+        <w:spacing w:after="0"/>
+      </w:pPr>
+    </w:p>
+    <w:p>
+      <w:pPr/>
+      <w:r>
+        <w:t xml:space="preserve">The regression asserts numerically that output bubbles equal STREAM stall cycles in every run. A run with two stall cycles during FILL reports latency 39 rather than 37, which is the correct consequence.</w:t>
+      </w:r>
+    </w:p>
+    <w:p>
+      <w:pPr/>
+      <w:r>
+        <w:t xml:space="preserve">The core has no ready signal; flow control is source-side. The source presents 1024 pixels per frame and holds the next until busy falls. </w:t>
+      </w:r>
+      <w:r>
+        <w:rPr>
+          <w:b/>
+        </w:rPr>
+        <w:t xml:space="preserve">busy falls three cycles before the final valid_out</w:t>
+      </w:r>
+      <w:r>
+        <w:t xml:space="preserve"> - the last window is already in the pipeline - so a consumer must count valid_out pulses or wait for frame_done. Coefficient writes are accepted only while busy is low, which allows a kernel reload in the gap between frames even while the previous frame's tail is still emerging. The back-to-back regression run does exactly this and all 2048 outputs match.</w:t>
+      </w:r>
+    </w:p>
+    <w:p>
+      <w:pPr>
+        <w:pStyle w:val="Heading2"/>
+      </w:pPr>
+      <w:r>
+        <w:t xml:space="preserve">4.5 Counters</w:t>
+      </w:r>
+    </w:p>
+    <w:tbl>
+      <w:tblPr>
+        <w:tblStyle w:val="GridTable1Light"/>
+        <w:tblW w:w="5000" w:type="pct"/>
+        <w:tblLook w:val="04A0" w:firstRow="1" w:lastRow="0" w:firstColumn="1" w:lastColumn="0" w:noHBand="0" w:noVBand="1"/>
+      </w:tblPr>
+      <w:tblGrid>
+        <w:gridCol w:w="2700"/>
+        <w:gridCol w:w="2700"/>
+        <w:gridCol w:w="2700"/>
+        <w:gridCol w:w="2700"/>
+      </w:tblGrid>
+      <w:tr>
+        <w:trPr>
+          <w:tblHeader/>
+        </w:trPr>
+        <w:tc>
+          <w:tcPr>
+            <w:tcW w:w="2700" w:type="dxa"/>
+          </w:tcPr>
+          <w:p>
+            <w:pPr>
+              <w:spacing w:after="0"/>
+            </w:pPr>
+            <w:r>
+              <w:rPr>
+                <w:b/>
+              </w:rPr>
+              <w:t xml:space="preserve">Counter</w:t>
+            </w:r>
+          </w:p>
+        </w:tc>
+        <w:tc>
+          <w:tcPr>
+            <w:tcW w:w="2700" w:type="dxa"/>
+          </w:tcPr>
+          <w:p>
+            <w:pPr>
+              <w:spacing w:after="0"/>
+            </w:pPr>
+            <w:r>
+              <w:rPr>
+                <w:b/>
+              </w:rPr>
+              <w:t xml:space="preserve">Width</w:t>
+            </w:r>
+          </w:p>
+        </w:tc>
+        <w:tc>
+          <w:tcPr>
+            <w:tcW w:w="2700" w:type="dxa"/>
+          </w:tcPr>
+          <w:p>
+            <w:pPr>
+              <w:spacing w:after="0"/>
+            </w:pPr>
+            <w:r>
+              <w:rPr>
+                <w:b/>
+              </w:rPr>
+              <w:t xml:space="preserve">Increments on</w:t>
+            </w:r>
+          </w:p>
+        </w:tc>
+        <w:tc>
+          <w:tcPr>
+            <w:tcW w:w="2700" w:type="dxa"/>
+          </w:tcPr>
+          <w:p>
+            <w:pPr>
+              <w:spacing w:after="0"/>
+            </w:pPr>
+            <w:r>
+              <w:rPr>
+                <w:b/>
+              </w:rPr>
+              <w:t xml:space="preserve">Purpose</w:t>
+            </w:r>
+          </w:p>
+        </w:tc>
+      </w:tr>
+      <w:tr>
+        <w:tc>
+          <w:tcPr>
+            <w:tcW w:w="2700" w:type="dxa"/>
+          </w:tcPr>
+          <w:p>
+            <w:pPr>
+              <w:spacing w:after="0"/>
+            </w:pPr>
+            <w:r>
+              <w:t xml:space="preserve">in_cnt</w:t>
+            </w:r>
+          </w:p>
+        </w:tc>
+        <w:tc>
+          <w:tcPr>
+            <w:tcW w:w="2700" w:type="dxa"/>
+          </w:tcPr>
+          <w:p>
+            <w:pPr>
+              <w:spacing w:after="0"/>
+            </w:pPr>
+            <w:r>
+              <w:t xml:space="preserve">10 b</w:t>
+            </w:r>
+          </w:p>
+        </w:tc>
+        <w:tc>
+          <w:tcPr>
+            <w:tcW w:w="2700" w:type="dxa"/>
+          </w:tcPr>
+          <w:p>
+            <w:pPr>
+              <w:spacing w:after="0"/>
+            </w:pPr>
+            <w:r>
+              <w:t xml:space="preserve">consume</w:t>
+            </w:r>
+          </w:p>
+        </w:tc>
+        <w:tc>
+          <w:tcPr>
+            <w:tcW w:w="2700" w:type="dxa"/>
+          </w:tcPr>
+          <w:p>
+            <w:pPr>
+              <w:spacing w:after="0"/>
+            </w:pPr>
+            <w:r>
+              <w:t xml:space="preserve">FILL exit at 33, STREAM exit at 1023</w:t>
+            </w:r>
+          </w:p>
+        </w:tc>
+      </w:tr>
+      <w:tr>
+        <w:tc>
+          <w:tcPr>
+            <w:tcW w:w="2700" w:type="dxa"/>
+          </w:tcPr>
+          <w:p>
+            <w:pPr>
+              <w:spacing w:after="0"/>
+            </w:pPr>
+            <w:r>
+              <w:t xml:space="preserve">out_c / out_r</w:t>
+            </w:r>
+          </w:p>
+        </w:tc>
+        <w:tc>
+          <w:tcPr>
+            <w:tcW w:w="2700" w:type="dxa"/>
+          </w:tcPr>
+          <w:p>
+            <w:pPr>
+              <w:spacing w:after="0"/>
+            </w:pPr>
+            <w:r>
+              <w:t xml:space="preserve">5 b each</w:t>
+            </w:r>
+          </w:p>
+        </w:tc>
+        <w:tc>
+          <w:tcPr>
+            <w:tcW w:w="2700" w:type="dxa"/>
+          </w:tcPr>
+          <w:p>
+            <w:pPr>
+              <w:spacing w:after="0"/>
+            </w:pPr>
+            <w:r>
+              <w:t xml:space="preserve">out_adv</w:t>
+            </w:r>
+          </w:p>
+        </w:tc>
+        <w:tc>
+          <w:tcPr>
+            <w:tcW w:w="2700" w:type="dxa"/>
+          </w:tcPr>
+          <w:p>
+            <w:pPr>
+              <w:spacing w:after="0"/>
+            </w:pPr>
+            <w:r>
+              <w:t xml:space="preserve">output position, drives the four edge flags</w:t>
+            </w:r>
+          </w:p>
+        </w:tc>
+      </w:tr>
+      <w:tr>
+        <w:tc>
+          <w:tcPr>
+            <w:tcW w:w="2700" w:type="dxa"/>
+          </w:tcPr>
+          <w:p>
+            <w:pPr>
+              <w:spacing w:after="0"/>
+            </w:pPr>
+            <w:r>
+              <w:t xml:space="preserve">drain_cnt</w:t>
+            </w:r>
+          </w:p>
+        </w:tc>
+        <w:tc>
+          <w:tcPr>
+            <w:tcW w:w="2700" w:type="dxa"/>
+          </w:tcPr>
+          <w:p>
+            <w:pPr>
+              <w:spacing w:after="0"/>
+            </w:pPr>
+            <w:r>
+              <w:t xml:space="preserve">6 b</w:t>
+            </w:r>
+          </w:p>
+        </w:tc>
+        <w:tc>
+          <w:tcPr>
+            <w:tcW w:w="2700" w:type="dxa"/>
+          </w:tcPr>
+          <w:p>
+            <w:pPr>
+              <w:spacing w:after="0"/>
+            </w:pPr>
+            <w:r>
+              <w:t xml:space="preserve">state == DRAIN</w:t>
+            </w:r>
+          </w:p>
+        </w:tc>
+        <w:tc>
+          <w:tcPr>
+            <w:tcW w:w="2700" w:type="dxa"/>
+          </w:tcPr>
+          <w:p>
+            <w:pPr>
+              <w:spacing w:after="0"/>
+            </w:pPr>
+            <w:r>
+              <w:t xml:space="preserve">DRAIN exit at 33</w:t>
+            </w:r>
+          </w:p>
+        </w:tc>
+      </w:tr>
+    </w:tbl>
+    <w:p>
+      <w:pPr>
+        <w:spacing w:after="0"/>
+      </w:pPr>
+    </w:p>
+    <w:p>
+      <w:pPr/>
+      <w:r>
+        <w:t xml:space="preserve">Vivado encodes the five states one-hot and replicates the state register for timing; routed control_fsm is 80 LUTs and 35 flip-flops.</w:t>
+      </w:r>
+    </w:p>
+    <w:p>
+      <w:pPr/>
+      <w:r>
+        <w:rPr>
+          <w:b/>
+        </w:rPr>
+        <w:t xml:space="preserve">Figure 4.1</w:t>
+      </w:r>
+      <w:r>
+        <w:t xml:space="preserve"> - FSM state diagram</w:t>
+      </w:r>
+    </w:p>
+    <w:p>
+      <w:pPr/>
+      <w:r>
+        <w:rPr>
+          <w:b/>
+        </w:rPr>
+        <w:t xml:space="preserve">Figure 4.2</w:t>
+      </w:r>
+      <w:r>
+        <w:t xml:space="preserve"> - fsm.PNG - one frame through all five states</w:t>
       </w:r>
     </w:p>
     <w:p>
@@ -12889,1825 +13235,6 @@
           <w:rFonts w:ascii="Arial" w:hAnsi="Arial" w:cs="Arial"/>
         </w:rPr>
         <w:t xml:space="preserve"> window outputs per frame, and zero spatial alignment or index errors.</w:t>
-      </w:r>
-    </w:p>
-    <w:p>
-      <w:pPr>
-        <w:pStyle w:val="Heading2"/>
-      </w:pPr>
-      <w:r>
-        <w:t xml:space="preserve">3. Datapath</w:t>
-      </w:r>
-    </w:p>
-    <w:p>
-      <w:pPr/>
-      <w:r>
-        <w:t xml:space="preserve">The datapath is the arithmetic half of the design: nine masked 8-bit taps and nine 8-bit signed coefficients in, one 16-bit signed pixel out, every clock. It holds no position state - the only control it receives is the valid bit travelling alongside the data. All of it is rtl/top.sv apart from the multiplier cell.</w:t>
-      </w:r>
-    </w:p>
-    <w:p>
-      <w:pPr>
-        <w:pStyle w:val="Heading2"/>
-      </w:pPr>
-      <w:r>
-        <w:t xml:space="preserve">3.1 Pipeline Stages</w:t>
-      </w:r>
-    </w:p>
-    <w:tbl>
-      <w:tblPr>
-        <w:tblStyle w:val="GridTable1Light"/>
-        <w:tblW w:w="5000" w:type="pct"/>
-        <w:tblLook w:val="04A0" w:firstRow="1" w:lastRow="0" w:firstColumn="1" w:lastColumn="0" w:noHBand="0" w:noVBand="1"/>
-      </w:tblPr>
-      <w:tblGrid>
-        <w:gridCol w:w="2700"/>
-        <w:gridCol w:w="2700"/>
-        <w:gridCol w:w="2700"/>
-        <w:gridCol w:w="2700"/>
-      </w:tblGrid>
-      <w:tr>
-        <w:trPr>
-          <w:tblHeader/>
-        </w:trPr>
-        <w:tc>
-          <w:tcPr>
-            <w:tcW w:w="2700" w:type="dxa"/>
-          </w:tcPr>
-          <w:p>
-            <w:pPr>
-              <w:spacing w:after="0"/>
-            </w:pPr>
-            <w:r>
-              <w:rPr>
-                <w:b/>
-              </w:rPr>
-              <w:t xml:space="preserve">Stage</w:t>
-            </w:r>
-          </w:p>
-        </w:tc>
-        <w:tc>
-          <w:tcPr>
-            <w:tcW w:w="2700" w:type="dxa"/>
-          </w:tcPr>
-          <w:p>
-            <w:pPr>
-              <w:spacing w:after="0"/>
-            </w:pPr>
-            <w:r>
-              <w:rPr>
-                <w:b/>
-              </w:rPr>
-              <w:t xml:space="preserve">Combinational logic</w:t>
-            </w:r>
-          </w:p>
-        </w:tc>
-        <w:tc>
-          <w:tcPr>
-            <w:tcW w:w="2700" w:type="dxa"/>
-          </w:tcPr>
-          <w:p>
-            <w:pPr>
-              <w:spacing w:after="0"/>
-            </w:pPr>
-            <w:r>
-              <w:rPr>
-                <w:b/>
-              </w:rPr>
-              <w:t xml:space="preserve">Register</w:t>
-            </w:r>
-          </w:p>
-        </w:tc>
-        <w:tc>
-          <w:tcPr>
-            <w:tcW w:w="2700" w:type="dxa"/>
-          </w:tcPr>
-          <w:p>
-            <w:pPr>
-              <w:spacing w:after="0"/>
-            </w:pPr>
-            <w:r>
-              <w:rPr>
-                <w:b/>
-              </w:rPr>
-              <w:t xml:space="preserve">Width</w:t>
-            </w:r>
-          </w:p>
-        </w:tc>
-      </w:tr>
-      <w:tr>
-        <w:tc>
-          <w:tcPr>
-            <w:tcW w:w="2700" w:type="dxa"/>
-          </w:tcPr>
-          <w:p>
-            <w:pPr>
-              <w:spacing w:after="0"/>
-            </w:pPr>
-            <w:r>
-              <w:t xml:space="preserve">1</w:t>
-            </w:r>
-          </w:p>
-        </w:tc>
-        <w:tc>
-          <w:tcPr>
-            <w:tcW w:w="2700" w:type="dxa"/>
-          </w:tcPr>
-          <w:p>
-            <w:pPr>
-              <w:spacing w:after="0"/>
-            </w:pPr>
-            <w:r>
-              <w:t xml:space="preserve">9 parallel 8u x 8s multipliers</w:t>
-            </w:r>
-          </w:p>
-        </w:tc>
-        <w:tc>
-          <w:tcPr>
-            <w:tcW w:w="2700" w:type="dxa"/>
-          </w:tcPr>
-          <w:p>
-            <w:pPr>
-              <w:spacing w:after="0"/>
-            </w:pPr>
-            <w:r>
-              <w:t xml:space="preserve">prod_r</w:t>
-            </w:r>
-          </w:p>
-        </w:tc>
-        <w:tc>
-          <w:tcPr>
-            <w:tcW w:w="2700" w:type="dxa"/>
-          </w:tcPr>
-          <w:p>
-            <w:pPr>
-              <w:spacing w:after="0"/>
-            </w:pPr>
-            <w:r>
-              <w:t xml:space="preserve">9 x 16 b</w:t>
-            </w:r>
-          </w:p>
-        </w:tc>
-      </w:tr>
-      <w:tr>
-        <w:tc>
-          <w:tcPr>
-            <w:tcW w:w="2700" w:type="dxa"/>
-          </w:tcPr>
-          <w:p>
-            <w:pPr>
-              <w:spacing w:after="0"/>
-            </w:pPr>
-            <w:r>
-              <w:t xml:space="preserve">2</w:t>
-            </w:r>
-          </w:p>
-        </w:tc>
-        <w:tc>
-          <w:tcPr>
-            <w:tcW w:w="2700" w:type="dxa"/>
-          </w:tcPr>
-          <w:p>
-            <w:pPr>
-              <w:spacing w:after="0"/>
-            </w:pPr>
-            <w:r>
-              <w:t xml:space="preserve">3 row adders, 3 products each</w:t>
-            </w:r>
-          </w:p>
-        </w:tc>
-        <w:tc>
-          <w:tcPr>
-            <w:tcW w:w="2700" w:type="dxa"/>
-          </w:tcPr>
-          <w:p>
-            <w:pPr>
-              <w:spacing w:after="0"/>
-            </w:pPr>
-            <w:r>
-              <w:t xml:space="preserve">row_r</w:t>
-            </w:r>
-          </w:p>
-        </w:tc>
-        <w:tc>
-          <w:tcPr>
-            <w:tcW w:w="2700" w:type="dxa"/>
-          </w:tcPr>
-          <w:p>
-            <w:pPr>
-              <w:spacing w:after="0"/>
-            </w:pPr>
-            <w:r>
-              <w:t xml:space="preserve">3 x 18 b</w:t>
-            </w:r>
-          </w:p>
-        </w:tc>
-      </w:tr>
-      <w:tr>
-        <w:tc>
-          <w:tcPr>
-            <w:tcW w:w="2700" w:type="dxa"/>
-          </w:tcPr>
-          <w:p>
-            <w:pPr>
-              <w:spacing w:after="0"/>
-            </w:pPr>
-            <w:r>
-              <w:t xml:space="preserve">3</w:t>
-            </w:r>
-          </w:p>
-        </w:tc>
-        <w:tc>
-          <w:tcPr>
-            <w:tcW w:w="2700" w:type="dxa"/>
-          </w:tcPr>
-          <w:p>
-            <w:pPr>
-              <w:spacing w:after="0"/>
-            </w:pPr>
-            <w:r>
-              <w:t xml:space="preserve">final 3-input adder, saturation, ReLU mux</w:t>
-            </w:r>
-          </w:p>
-        </w:tc>
-        <w:tc>
-          <w:tcPr>
-            <w:tcW w:w="2700" w:type="dxa"/>
-          </w:tcPr>
-          <w:p>
-            <w:pPr>
-              <w:spacing w:after="0"/>
-            </w:pPr>
-            <w:r>
-              <w:t xml:space="preserve">pixel_out</w:t>
-            </w:r>
-          </w:p>
-        </w:tc>
-        <w:tc>
-          <w:tcPr>
-            <w:tcW w:w="2700" w:type="dxa"/>
-          </w:tcPr>
-          <w:p>
-            <w:pPr>
-              <w:spacing w:after="0"/>
-            </w:pPr>
-            <w:r>
-              <w:t xml:space="preserve">16 b</w:t>
-            </w:r>
-          </w:p>
-        </w:tc>
-      </w:tr>
-    </w:tbl>
-    <w:p>
-      <w:pPr>
-        <w:spacing w:after="0"/>
-      </w:pPr>
-    </w:p>
-    <w:p>
-      <w:pPr>
-        <w:numPr>
-          <w:ilvl w:val="0"/>
-          <w:numId w:val="1"/>
-        </w:numPr>
-      </w:pPr>
-      <w:r>
-        <w:t xml:space="preserve">Each multiplier computes </w:t>
-      </w:r>
-      <w:r>
-        <w:rPr>
-          <w:rFonts w:ascii="Consolas" w:hAnsi="Consolas"/>
-          <w:sz w:val="18"/>
-        </w:rPr>
-        <w:t xml:space="preserve">coef * signed'({1'b0, pix})</w:t>
-      </w:r>
-      <w:r>
-        <w:t xml:space="preserve">, zero-extending the unsigned pixel</w:t>
-      </w:r>
-    </w:p>
-    <w:p>
-      <w:pPr/>
-      <w:r>
-        <w:t xml:space="preserve">to 9 bits so a signed x unsigned product forms correctly.</w:t>
-      </w:r>
-    </w:p>
-    <w:p>
-      <w:pPr>
-        <w:numPr>
-          <w:ilvl w:val="0"/>
-          <w:numId w:val="1"/>
-        </w:numPr>
-      </w:pPr>
-      <w:r>
-        <w:t xml:space="preserve">Products are summed in three groups of three matching the window rows: taps a,b,c then</w:t>
-      </w:r>
-    </w:p>
-    <w:p>
-      <w:pPr/>
-      <w:r>
-        <w:t xml:space="preserve">d,e,f then g,h,i. This mirrors the convolution structure, makes each partial sum meaningful, and balances the two adder stages - a flat 9-input sum would concentrate the whole carry chain in one stage.</w:t>
-      </w:r>
-    </w:p>
-    <w:p>
-      <w:pPr>
-        <w:numPr>
-          <w:ilvl w:val="0"/>
-          <w:numId w:val="1"/>
-        </w:numPr>
-      </w:pPr>
-      <w:r>
-        <w:t xml:space="preserve">The three row sums feed the 20-bit accumulator, which is narrowed to 16 bits by the</w:t>
-      </w:r>
-    </w:p>
-    <w:p>
-      <w:pPr/>
-      <w:r>
-        <w:t xml:space="preserve">saturation logic described in Section 7.3.</w:t>
-      </w:r>
-    </w:p>
-    <w:p>
-      <w:pPr>
-        <w:pStyle w:val="Heading2"/>
-      </w:pPr>
-      <w:r>
-        <w:t xml:space="preserve">3.2 The Valid Chain</w:t>
-      </w:r>
-    </w:p>
-    <w:p>
-      <w:pPr/>
-      <w:r>
-        <w:t xml:space="preserve">The pipeline registers are free-running - no clock enable. Correctness is carried by a parallel valid chain of identical depth:</w:t>
-      </w:r>
-    </w:p>
-    <w:p>
-      <w:pPr>
-        <w:pStyle w:val="code-line"/>
-        <w:spacing w:after="0"/>
-      </w:pPr>
-      <w:r>
-        <w:rPr>
-          <w:rFonts w:ascii="Consolas" w:hAnsi="Consolas"/>
-          <w:sz w:val="16"/>
-        </w:rPr>
-        <w:t xml:space="preserve">win_valid  -&gt;  v_prod  -&gt;  v_row  -&gt;  valid_out</w:t>
-      </w:r>
-    </w:p>
-    <w:p>
-      <w:pPr>
-        <w:pStyle w:val="code-line"/>
-        <w:spacing w:after="0"/>
-      </w:pPr>
-      <w:r>
-        <w:rPr>
-          <w:rFonts w:ascii="Consolas" w:hAnsi="Consolas"/>
-          <w:sz w:val="16"/>
-        </w:rPr>
-        <w:t xml:space="preserve">(control)     (stage 1)   (stage 2)   (stage 3)</w:t>
-      </w:r>
-    </w:p>
-    <w:p>
-      <w:pPr/>
-      <w:r>
-        <w:t xml:space="preserve">When valid_in drops, </w:t>
-      </w:r>
-      <w:r>
-        <w:rPr>
-          <w:rFonts w:ascii="Consolas" w:hAnsi="Consolas"/>
-          <w:sz w:val="18"/>
-        </w:rPr>
-        <w:t xml:space="preserve">en</w:t>
-      </w:r>
-      <w:r>
-        <w:t xml:space="preserve"> deasserts and the window freezes, but the pipeline keeps clocking. win_valid goes low and that gap reaches valid_out exactly three cycles later - a bubble in the output stream, never a corrupted pixel. Because the valid bit travels with the data rather than gating it, a stall of any length needs no extra control logic, and a high-fanout enable is kept off the widest registers in the design. The regression asserts this invariant on every cycle of every run.</w:t>
-      </w:r>
-    </w:p>
-    <w:p>
-      <w:pPr>
-        <w:pStyle w:val="Heading2"/>
-      </w:pPr>
-      <w:r>
-        <w:t xml:space="preserve">3.3 Multiplier Implementation</w:t>
-      </w:r>
-    </w:p>
-    <w:p>
-      <w:pPr/>
-      <w:r>
-        <w:t xml:space="preserve">Nine instances of </w:t>
-      </w:r>
-      <w:r>
-        <w:rPr>
-          <w:rFonts w:ascii="Consolas" w:hAnsi="Consolas"/>
-          <w:sz w:val="18"/>
-        </w:rPr>
-        <w:t xml:space="preserve">mult8x8</w:t>
-      </w:r>
-      <w:r>
-        <w:t xml:space="preserve">, each carrying </w:t>
-      </w:r>
-      <w:r>
-        <w:rPr>
-          <w:rFonts w:ascii="Consolas" w:hAnsi="Consolas"/>
-          <w:sz w:val="18"/>
-        </w:rPr>
-        <w:t xml:space="preserve">(* use_dsp = "no" *)</w:t>
-      </w:r>
-      <w:r>
-        <w:t xml:space="preserve">; build.tcl additionally passes </w:t>
-      </w:r>
-      <w:r>
-        <w:rPr>
-          <w:rFonts w:ascii="Consolas" w:hAnsi="Consolas"/>
-          <w:sz w:val="18"/>
-        </w:rPr>
-        <w:t xml:space="preserve">-max_dsp 0</w:t>
-      </w:r>
-      <w:r>
-        <w:t xml:space="preserve">. Routed cost is 52-59 LUTs each, </w:t>
-      </w:r>
-      <w:r>
-        <w:rPr>
-          <w:b/>
-        </w:rPr>
-        <w:t xml:space="preserve">496 LUTs for all nine - 56% of the design</w:t>
-      </w:r>
-      <w:r>
-        <w:t xml:space="preserve"> - with zero DSP blocks inferred. The attribute is the only vendor-specific construct in the entire RTL; on another vendor's tool it becomes the equivalent directive and nothing else changes.</w:t>
-      </w:r>
-    </w:p>
-    <w:p>
-      <w:pPr>
-        <w:pStyle w:val="Heading2"/>
-      </w:pPr>
-      <w:r>
-        <w:t xml:space="preserve">3.4 Measured Stage Balance</w:t>
-      </w:r>
-    </w:p>
-    <w:p>
-      <w:pPr/>
-      <w:r>
-        <w:t xml:space="preserve">fpga/reports/paths.rpt reports the worst path terminating in each pipeline register:</w:t>
-      </w:r>
-    </w:p>
-    <w:tbl>
-      <w:tblPr>
-        <w:tblStyle w:val="GridTable1Light"/>
-        <w:tblW w:w="5000" w:type="pct"/>
-        <w:tblLook w:val="04A0" w:firstRow="1" w:lastRow="0" w:firstColumn="1" w:lastColumn="0" w:noHBand="0" w:noVBand="1"/>
-      </w:tblPr>
-      <w:tblGrid>
-        <w:gridCol w:w="3600"/>
-        <w:gridCol w:w="3600"/>
-        <w:gridCol w:w="3600"/>
-      </w:tblGrid>
-      <w:tr>
-        <w:trPr>
-          <w:tblHeader/>
-        </w:trPr>
-        <w:tc>
-          <w:tcPr>
-            <w:tcW w:w="3600" w:type="dxa"/>
-          </w:tcPr>
-          <w:p>
-            <w:pPr>
-              <w:spacing w:after="0"/>
-            </w:pPr>
-            <w:r>
-              <w:rPr>
-                <w:b/>
-              </w:rPr>
-              <w:t xml:space="preserve">Stage</w:t>
-            </w:r>
-          </w:p>
-        </w:tc>
-        <w:tc>
-          <w:tcPr>
-            <w:tcW w:w="3600" w:type="dxa"/>
-          </w:tcPr>
-          <w:p>
-            <w:pPr>
-              <w:spacing w:after="0"/>
-            </w:pPr>
-            <w:r>
-              <w:rPr>
-                <w:b/>
-              </w:rPr>
-              <w:t xml:space="preserve">Endpoint</w:t>
-            </w:r>
-          </w:p>
-        </w:tc>
-        <w:tc>
-          <w:tcPr>
-            <w:tcW w:w="3600" w:type="dxa"/>
-          </w:tcPr>
-          <w:p>
-            <w:pPr>
-              <w:spacing w:after="0"/>
-            </w:pPr>
-            <w:r>
-              <w:rPr>
-                <w:b/>
-              </w:rPr>
-              <w:t xml:space="preserve">Worst slack</w:t>
-            </w:r>
-          </w:p>
-        </w:tc>
-      </w:tr>
-      <w:tr>
-        <w:tc>
-          <w:tcPr>
-            <w:tcW w:w="3600" w:type="dxa"/>
-          </w:tcPr>
-          <w:p>
-            <w:pPr>
-              <w:spacing w:after="0"/>
-            </w:pPr>
-            <w:r>
-              <w:t xml:space="preserve">1 - multipliers</w:t>
-            </w:r>
-          </w:p>
-        </w:tc>
-        <w:tc>
-          <w:tcPr>
-            <w:tcW w:w="3600" w:type="dxa"/>
-          </w:tcPr>
-          <w:p>
-            <w:pPr>
-              <w:spacing w:after="0"/>
-            </w:pPr>
-            <w:r>
-              <w:t xml:space="preserve">prod_r</w:t>
-            </w:r>
-          </w:p>
-        </w:tc>
-        <w:tc>
-          <w:tcPr>
-            <w:tcW w:w="3600" w:type="dxa"/>
-          </w:tcPr>
-          <w:p>
-            <w:pPr>
-              <w:spacing w:after="0"/>
-            </w:pPr>
-            <w:r>
-              <w:rPr>
-                <w:b/>
-              </w:rPr>
-              <w:t xml:space="preserve">+0.742 ns</w:t>
-            </w:r>
-          </w:p>
-        </w:tc>
-      </w:tr>
-      <w:tr>
-        <w:tc>
-          <w:tcPr>
-            <w:tcW w:w="3600" w:type="dxa"/>
-          </w:tcPr>
-          <w:p>
-            <w:pPr>
-              <w:spacing w:after="0"/>
-            </w:pPr>
-            <w:r>
-              <w:t xml:space="preserve">2 - row adders</w:t>
-            </w:r>
-          </w:p>
-        </w:tc>
-        <w:tc>
-          <w:tcPr>
-            <w:tcW w:w="3600" w:type="dxa"/>
-          </w:tcPr>
-          <w:p>
-            <w:pPr>
-              <w:spacing w:after="0"/>
-            </w:pPr>
-            <w:r>
-              <w:t xml:space="preserve">row_r</w:t>
-            </w:r>
-          </w:p>
-        </w:tc>
-        <w:tc>
-          <w:tcPr>
-            <w:tcW w:w="3600" w:type="dxa"/>
-          </w:tcPr>
-          <w:p>
-            <w:pPr>
-              <w:spacing w:after="0"/>
-            </w:pPr>
-            <w:r>
-              <w:t xml:space="preserve">+3.799 ns</w:t>
-            </w:r>
-          </w:p>
-        </w:tc>
-      </w:tr>
-      <w:tr>
-        <w:tc>
-          <w:tcPr>
-            <w:tcW w:w="3600" w:type="dxa"/>
-          </w:tcPr>
-          <w:p>
-            <w:pPr>
-              <w:spacing w:after="0"/>
-            </w:pPr>
-            <w:r>
-              <w:t xml:space="preserve">3 - final add, saturate, ReLU</w:t>
-            </w:r>
-          </w:p>
-        </w:tc>
-        <w:tc>
-          <w:tcPr>
-            <w:tcW w:w="3600" w:type="dxa"/>
-          </w:tcPr>
-          <w:p>
-            <w:pPr>
-              <w:spacing w:after="0"/>
-            </w:pPr>
-            <w:r>
-              <w:t xml:space="preserve">pixel_out</w:t>
-            </w:r>
-          </w:p>
-        </w:tc>
-        <w:tc>
-          <w:tcPr>
-            <w:tcW w:w="3600" w:type="dxa"/>
-          </w:tcPr>
-          <w:p>
-            <w:pPr>
-              <w:spacing w:after="0"/>
-            </w:pPr>
-            <w:r>
-              <w:t xml:space="preserve">+2.666 ns</w:t>
-            </w:r>
-          </w:p>
-        </w:tc>
-      </w:tr>
-    </w:tbl>
-    <w:p>
-      <w:pPr>
-        <w:spacing w:after="0"/>
-      </w:pPr>
-    </w:p>
-    <w:p>
-      <w:pPr/>
-      <w:r>
-        <w:t xml:space="preserve">Stage 1 binds, as expected. Stage 3 retains 1.92 ns despite performing three operations, which is the measurement that justified leaving the final adder, saturation and ReLU together rather than splitting them. Every one of the fifteen worst paths starts at a registered edge flag and ends in prod_r, so the critical path is the arrival of the padding masks at the multipliers, not the multiplier logic - developed in Section 13.3.</w:t>
-      </w:r>
-    </w:p>
-    <w:p>
-      <w:pPr/>
-      <w:r>
-        <w:rPr>
-          <w:b/>
-        </w:rPr>
-        <w:t xml:space="preserve">Figure 3.1</w:t>
-      </w:r>
-      <w:r>
-        <w:t xml:space="preserve"> - Datapath with pipeline stage boundaries</w:t>
-      </w:r>
-    </w:p>
-    <w:p>
-      <w:pPr>
-        <w:pStyle w:val="Heading2"/>
-      </w:pPr>
-      <w:r>
-        <w:t xml:space="preserve">4. Control FSM</w:t>
-      </w:r>
-    </w:p>
-    <w:p>
-      <w:pPr/>
-      <w:r>
-        <w:t xml:space="preserve">control_fsm (rtl/control_unit.sv) owns all frame-position state: it sequences one frame through five states, generates the clock enable and the four padding flags, produces the valid strobe, and reports status on busy and frame_done. It never sees pixel data.</w:t>
-      </w:r>
-    </w:p>
-    <w:p>
-      <w:pPr>
-        <w:pStyle w:val="Heading2"/>
-      </w:pPr>
-      <w:r>
-        <w:t xml:space="preserve">4.1 States and Transitions</w:t>
-      </w:r>
-    </w:p>
-    <w:tbl>
-      <w:tblPr>
-        <w:tblStyle w:val="GridTable1Light"/>
-        <w:tblW w:w="5000" w:type="pct"/>
-        <w:tblLook w:val="04A0" w:firstRow="1" w:lastRow="0" w:firstColumn="1" w:lastColumn="0" w:noHBand="0" w:noVBand="1"/>
-      </w:tblPr>
-      <w:tblGrid>
-        <w:gridCol w:w="1800"/>
-        <w:gridCol w:w="1800"/>
-        <w:gridCol w:w="1800"/>
-        <w:gridCol w:w="1800"/>
-        <w:gridCol w:w="1800"/>
-        <w:gridCol w:w="1800"/>
-      </w:tblGrid>
-      <w:tr>
-        <w:trPr>
-          <w:tblHeader/>
-        </w:trPr>
-        <w:tc>
-          <w:tcPr>
-            <w:tcW w:w="1800" w:type="dxa"/>
-          </w:tcPr>
-          <w:p>
-            <w:pPr>
-              <w:spacing w:after="0"/>
-            </w:pPr>
-            <w:r>
-              <w:rPr>
-                <w:b/>
-              </w:rPr>
-              <w:t xml:space="preserve">State</w:t>
-            </w:r>
-          </w:p>
-        </w:tc>
-        <w:tc>
-          <w:tcPr>
-            <w:tcW w:w="1800" w:type="dxa"/>
-          </w:tcPr>
-          <w:p>
-            <w:pPr>
-              <w:spacing w:after="0"/>
-            </w:pPr>
-            <w:r>
-              <w:rPr>
-                <w:b/>
-              </w:rPr>
-              <w:t xml:space="preserve">Entered when</w:t>
-            </w:r>
-          </w:p>
-        </w:tc>
-        <w:tc>
-          <w:tcPr>
-            <w:tcW w:w="1800" w:type="dxa"/>
-          </w:tcPr>
-          <w:p>
-            <w:pPr>
-              <w:spacing w:after="0"/>
-            </w:pPr>
-            <w:r>
-              <w:rPr>
-                <w:b/>
-              </w:rPr>
-              <w:t xml:space="preserve">Duration</w:t>
-            </w:r>
-          </w:p>
-        </w:tc>
-        <w:tc>
-          <w:tcPr>
-            <w:tcW w:w="1800" w:type="dxa"/>
-          </w:tcPr>
-          <w:p>
-            <w:pPr>
-              <w:spacing w:after="0"/>
-            </w:pPr>
-            <w:r>
-              <w:rPr>
-                <w:b/>
-              </w:rPr>
-              <w:t xml:space="preserve">en</w:t>
-            </w:r>
-          </w:p>
-        </w:tc>
-        <w:tc>
-          <w:tcPr>
-            <w:tcW w:w="1800" w:type="dxa"/>
-          </w:tcPr>
-          <w:p>
-            <w:pPr>
-              <w:spacing w:after="0"/>
-            </w:pPr>
-            <w:r>
-              <w:rPr>
-                <w:b/>
-              </w:rPr>
-              <w:t xml:space="preserve">win_valid</w:t>
-            </w:r>
-          </w:p>
-        </w:tc>
-        <w:tc>
-          <w:tcPr>
-            <w:tcW w:w="1800" w:type="dxa"/>
-          </w:tcPr>
-          <w:p>
-            <w:pPr>
-              <w:spacing w:after="0"/>
-            </w:pPr>
-            <w:r>
-              <w:rPr>
-                <w:b/>
-              </w:rPr>
-              <w:t xml:space="preserve">busy</w:t>
-            </w:r>
-          </w:p>
-        </w:tc>
-      </w:tr>
-      <w:tr>
-        <w:tc>
-          <w:tcPr>
-            <w:tcW w:w="1800" w:type="dxa"/>
-          </w:tcPr>
-          <w:p>
-            <w:pPr>
-              <w:spacing w:after="0"/>
-            </w:pPr>
-            <w:r>
-              <w:t xml:space="preserve">IDLE</w:t>
-            </w:r>
-          </w:p>
-        </w:tc>
-        <w:tc>
-          <w:tcPr>
-            <w:tcW w:w="1800" w:type="dxa"/>
-          </w:tcPr>
-          <w:p>
-            <w:pPr>
-              <w:spacing w:after="0"/>
-            </w:pPr>
-            <w:r>
-              <w:t xml:space="preserve">reset, or after DONE</w:t>
-            </w:r>
-          </w:p>
-        </w:tc>
-        <w:tc>
-          <w:tcPr>
-            <w:tcW w:w="1800" w:type="dxa"/>
-          </w:tcPr>
-          <w:p>
-            <w:pPr>
-              <w:spacing w:after="0"/>
-            </w:pPr>
-            <w:r>
-              <w:t xml:space="preserve">until valid_in</w:t>
-            </w:r>
-          </w:p>
-        </w:tc>
-        <w:tc>
-          <w:tcPr>
-            <w:tcW w:w="1800" w:type="dxa"/>
-          </w:tcPr>
-          <w:p>
-            <w:pPr>
-              <w:spacing w:after="0"/>
-            </w:pPr>
-            <w:r>
-              <w:t xml:space="preserve">valid_in</w:t>
-            </w:r>
-          </w:p>
-        </w:tc>
-        <w:tc>
-          <w:tcPr>
-            <w:tcW w:w="1800" w:type="dxa"/>
-          </w:tcPr>
-          <w:p>
-            <w:pPr>
-              <w:spacing w:after="0"/>
-            </w:pPr>
-            <w:r>
-              <w:t xml:space="preserve">0</w:t>
-            </w:r>
-          </w:p>
-        </w:tc>
-        <w:tc>
-          <w:tcPr>
-            <w:tcW w:w="1800" w:type="dxa"/>
-          </w:tcPr>
-          <w:p>
-            <w:pPr>
-              <w:spacing w:after="0"/>
-            </w:pPr>
-            <w:r>
-              <w:t xml:space="preserve">0</w:t>
-            </w:r>
-          </w:p>
-        </w:tc>
-      </w:tr>
-      <w:tr>
-        <w:tc>
-          <w:tcPr>
-            <w:tcW w:w="1800" w:type="dxa"/>
-          </w:tcPr>
-          <w:p>
-            <w:pPr>
-              <w:spacing w:after="0"/>
-            </w:pPr>
-            <w:r>
-              <w:t xml:space="preserve">FILL</w:t>
-            </w:r>
-          </w:p>
-        </w:tc>
-        <w:tc>
-          <w:tcPr>
-            <w:tcW w:w="1800" w:type="dxa"/>
-          </w:tcPr>
-          <w:p>
-            <w:pPr>
-              <w:spacing w:after="0"/>
-            </w:pPr>
-            <w:r>
-              <w:t xml:space="preserve">valid_in asserts</w:t>
-            </w:r>
-          </w:p>
-        </w:tc>
-        <w:tc>
-          <w:tcPr>
-            <w:tcW w:w="1800" w:type="dxa"/>
-          </w:tcPr>
-          <w:p>
-            <w:pPr>
-              <w:spacing w:after="0"/>
-            </w:pPr>
-            <w:r>
-              <w:t xml:space="preserve">34 consume-only cycles</w:t>
-            </w:r>
-          </w:p>
-        </w:tc>
-        <w:tc>
-          <w:tcPr>
-            <w:tcW w:w="1800" w:type="dxa"/>
-          </w:tcPr>
-          <w:p>
-            <w:pPr>
-              <w:spacing w:after="0"/>
-            </w:pPr>
-            <w:r>
-              <w:t xml:space="preserve">valid_in</w:t>
-            </w:r>
-          </w:p>
-        </w:tc>
-        <w:tc>
-          <w:tcPr>
-            <w:tcW w:w="1800" w:type="dxa"/>
-          </w:tcPr>
-          <w:p>
-            <w:pPr>
-              <w:spacing w:after="0"/>
-            </w:pPr>
-            <w:r>
-              <w:t xml:space="preserve">0</w:t>
-            </w:r>
-          </w:p>
-        </w:tc>
-        <w:tc>
-          <w:tcPr>
-            <w:tcW w:w="1800" w:type="dxa"/>
-          </w:tcPr>
-          <w:p>
-            <w:pPr>
-              <w:spacing w:after="0"/>
-            </w:pPr>
-            <w:r>
-              <w:t xml:space="preserve">1</w:t>
-            </w:r>
-          </w:p>
-        </w:tc>
-      </w:tr>
-      <w:tr>
-        <w:tc>
-          <w:tcPr>
-            <w:tcW w:w="1800" w:type="dxa"/>
-          </w:tcPr>
-          <w:p>
-            <w:pPr>
-              <w:spacing w:after="0"/>
-            </w:pPr>
-            <w:r>
-              <w:t xml:space="preserve">STREAM</w:t>
-            </w:r>
-          </w:p>
-        </w:tc>
-        <w:tc>
-          <w:tcPr>
-            <w:tcW w:w="1800" w:type="dxa"/>
-          </w:tcPr>
-          <w:p>
-            <w:pPr>
-              <w:spacing w:after="0"/>
-            </w:pPr>
-            <w:r>
-              <w:t xml:space="preserve">in_cnt == 33</w:t>
-            </w:r>
-          </w:p>
-        </w:tc>
-        <w:tc>
-          <w:tcPr>
-            <w:tcW w:w="1800" w:type="dxa"/>
-          </w:tcPr>
-          <w:p>
-            <w:pPr>
-              <w:spacing w:after="0"/>
-            </w:pPr>
-            <w:r>
-              <w:t xml:space="preserve">990 cycles</w:t>
-            </w:r>
-          </w:p>
-        </w:tc>
-        <w:tc>
-          <w:tcPr>
-            <w:tcW w:w="1800" w:type="dxa"/>
-          </w:tcPr>
-          <w:p>
-            <w:pPr>
-              <w:spacing w:after="0"/>
-            </w:pPr>
-            <w:r>
-              <w:t xml:space="preserve">valid_in</w:t>
-            </w:r>
-          </w:p>
-        </w:tc>
-        <w:tc>
-          <w:tcPr>
-            <w:tcW w:w="1800" w:type="dxa"/>
-          </w:tcPr>
-          <w:p>
-            <w:pPr>
-              <w:spacing w:after="0"/>
-            </w:pPr>
-            <w:r>
-              <w:t xml:space="preserve">valid_in</w:t>
-            </w:r>
-          </w:p>
-        </w:tc>
-        <w:tc>
-          <w:tcPr>
-            <w:tcW w:w="1800" w:type="dxa"/>
-          </w:tcPr>
-          <w:p>
-            <w:pPr>
-              <w:spacing w:after="0"/>
-            </w:pPr>
-            <w:r>
-              <w:t xml:space="preserve">1</w:t>
-            </w:r>
-          </w:p>
-        </w:tc>
-      </w:tr>
-      <w:tr>
-        <w:tc>
-          <w:tcPr>
-            <w:tcW w:w="1800" w:type="dxa"/>
-          </w:tcPr>
-          <w:p>
-            <w:pPr>
-              <w:spacing w:after="0"/>
-            </w:pPr>
-            <w:r>
-              <w:t xml:space="preserve">DRAIN</w:t>
-            </w:r>
-          </w:p>
-        </w:tc>
-        <w:tc>
-          <w:tcPr>
-            <w:tcW w:w="1800" w:type="dxa"/>
-          </w:tcPr>
-          <w:p>
-            <w:pPr>
-              <w:spacing w:after="0"/>
-            </w:pPr>
-            <w:r>
-              <w:t xml:space="preserve">last input consumed</w:t>
-            </w:r>
-          </w:p>
-        </w:tc>
-        <w:tc>
-          <w:tcPr>
-            <w:tcW w:w="1800" w:type="dxa"/>
-          </w:tcPr>
-          <w:p>
-            <w:pPr>
-              <w:spacing w:after="0"/>
-            </w:pPr>
-            <w:r>
-              <w:t xml:space="preserve">34 output-only cycles</w:t>
-            </w:r>
-          </w:p>
-        </w:tc>
-        <w:tc>
-          <w:tcPr>
-            <w:tcW w:w="1800" w:type="dxa"/>
-          </w:tcPr>
-          <w:p>
-            <w:pPr>
-              <w:spacing w:after="0"/>
-            </w:pPr>
-            <w:r>
-              <w:t xml:space="preserve">1 (forced)</w:t>
-            </w:r>
-          </w:p>
-        </w:tc>
-        <w:tc>
-          <w:tcPr>
-            <w:tcW w:w="1800" w:type="dxa"/>
-          </w:tcPr>
-          <w:p>
-            <w:pPr>
-              <w:spacing w:after="0"/>
-            </w:pPr>
-            <w:r>
-              <w:t xml:space="preserve">1</w:t>
-            </w:r>
-          </w:p>
-        </w:tc>
-        <w:tc>
-          <w:tcPr>
-            <w:tcW w:w="1800" w:type="dxa"/>
-          </w:tcPr>
-          <w:p>
-            <w:pPr>
-              <w:spacing w:after="0"/>
-            </w:pPr>
-            <w:r>
-              <w:t xml:space="preserve">1</w:t>
-            </w:r>
-          </w:p>
-        </w:tc>
-      </w:tr>
-      <w:tr>
-        <w:tc>
-          <w:tcPr>
-            <w:tcW w:w="1800" w:type="dxa"/>
-          </w:tcPr>
-          <w:p>
-            <w:pPr>
-              <w:spacing w:after="0"/>
-            </w:pPr>
-            <w:r>
-              <w:t xml:space="preserve">DONE</w:t>
-            </w:r>
-          </w:p>
-        </w:tc>
-        <w:tc>
-          <w:tcPr>
-            <w:tcW w:w="1800" w:type="dxa"/>
-          </w:tcPr>
-          <w:p>
-            <w:pPr>
-              <w:spacing w:after="0"/>
-            </w:pPr>
-            <w:r>
-              <w:t xml:space="preserve">drain_cnt == 33</w:t>
-            </w:r>
-          </w:p>
-        </w:tc>
-        <w:tc>
-          <w:tcPr>
-            <w:tcW w:w="1800" w:type="dxa"/>
-          </w:tcPr>
-          <w:p>
-            <w:pPr>
-              <w:spacing w:after="0"/>
-            </w:pPr>
-            <w:r>
-              <w:t xml:space="preserve">1 cycle</w:t>
-            </w:r>
-          </w:p>
-        </w:tc>
-        <w:tc>
-          <w:tcPr>
-            <w:tcW w:w="1800" w:type="dxa"/>
-          </w:tcPr>
-          <w:p>
-            <w:pPr>
-              <w:spacing w:after="0"/>
-            </w:pPr>
-            <w:r>
-              <w:t xml:space="preserve">0</w:t>
-            </w:r>
-          </w:p>
-        </w:tc>
-        <w:tc>
-          <w:tcPr>
-            <w:tcW w:w="1800" w:type="dxa"/>
-          </w:tcPr>
-          <w:p>
-            <w:pPr>
-              <w:spacing w:after="0"/>
-            </w:pPr>
-            <w:r>
-              <w:t xml:space="preserve">0</w:t>
-            </w:r>
-          </w:p>
-        </w:tc>
-        <w:tc>
-          <w:tcPr>
-            <w:tcW w:w="1800" w:type="dxa"/>
-          </w:tcPr>
-          <w:p>
-            <w:pPr>
-              <w:spacing w:after="0"/>
-            </w:pPr>
-            <w:r>
-              <w:t xml:space="preserve">0</w:t>
-            </w:r>
-          </w:p>
-        </w:tc>
-      </w:tr>
-    </w:tbl>
-    <w:p>
-      <w:pPr>
-        <w:spacing w:after="0"/>
-      </w:pPr>
-    </w:p>
-    <w:p>
-      <w:pPr/>
-      <w:r>
-        <w:rPr>
-          <w:rFonts w:ascii="Consolas" w:hAnsi="Consolas"/>
-          <w:sz w:val="18"/>
-        </w:rPr>
-        <w:t xml:space="preserve">en</w:t>
-      </w:r>
-      <w:r>
-        <w:t xml:space="preserve"> equals valid_in everywhere except DRAIN, where it is forced high (no input remains but the window must keep shifting), and DONE. </w:t>
-      </w:r>
-      <w:r>
-        <w:rPr>
-          <w:rFonts w:ascii="Consolas" w:hAnsi="Consolas"/>
-          <w:sz w:val="18"/>
-        </w:rPr>
-        <w:t xml:space="preserve">busy</w:t>
-      </w:r>
-      <w:r>
-        <w:t xml:space="preserve"> = not IDLE and not DONE; </w:t>
-      </w:r>
-      <w:r>
-        <w:rPr>
-          <w:rFonts w:ascii="Consolas" w:hAnsi="Consolas"/>
-          <w:sz w:val="18"/>
-        </w:rPr>
-        <w:t xml:space="preserve">frame_done</w:t>
-      </w:r>
-      <w:r>
-        <w:t xml:space="preserve"> is a one-cycle pulse in DONE.</w:t>
-      </w:r>
-    </w:p>
-    <w:p>
-      <w:pPr/>
-      <w:r>
-        <w:rPr>
-          <w:b/>
-        </w:rPr>
-        <w:t xml:space="preserve">On STREAM's duration.</w:t>
-      </w:r>
-      <w:r>
-        <w:t xml:space="preserve"> STREAM lasts 990 cycles, not 1024. The consume counter runs during IDLE and FILL too, so 34 pixels are already ingested when STREAM is entered; it consumes the remaining 990. Outputs come from STREAM and DRAIN together: 990 + 34 = 1024. When reading state durations off a waveform, 1024 is the count of inputs and of outputs, not the length of any state.</w:t>
-      </w:r>
-    </w:p>
-    <w:p>
-      <w:pPr>
-        <w:pStyle w:val="Heading2"/>
-      </w:pPr>
-      <w:r>
-        <w:t xml:space="preserve">4.2 Frame Bookkeeping</w:t>
-      </w:r>
-    </w:p>
-    <w:p>
-      <w:pPr/>
-      <w:r>
-        <w:t xml:space="preserve">Every enabled cycle is consume-only (FILL), consume-and-output (STREAM), or output-only (DRAIN). A frame must consume 1024 pixels and produce 1024 outputs, so the consume-only and output-only counts must be </w:t>
-      </w:r>
-      <w:r>
-        <w:rPr>
-          <w:b/>
-        </w:rPr>
-        <w:t xml:space="preserve">equal</w:t>
-      </w:r>
-      <w:r>
-        <w:t xml:space="preserve"> - hence </w:t>
-      </w:r>
-      <w:r>
-        <w:rPr>
-          <w:rFonts w:ascii="Consolas" w:hAnsi="Consolas"/>
-          <w:sz w:val="18"/>
-        </w:rPr>
-        <w:t xml:space="preserve">DRAIN_CYCLES = FILL_CYCLES = 34</w:t>
-      </w:r>
-      <w:r>
-        <w:t xml:space="preserve">, and the frame occupies 34 + 990 + 34 = 1058 enabled cycles plus 3 pipeline stages = </w:t>
-      </w:r>
-      <w:r>
-        <w:rPr>
-          <w:b/>
-        </w:rPr>
-        <w:t xml:space="preserve">1061 cycles</w:t>
-      </w:r>
-      <w:r>
-        <w:t xml:space="preserve"> from first pixel in to last pixel out.</w:t>
-      </w:r>
-    </w:p>
-    <w:p>
-      <w:pPr/>
-      <w:r>
-        <w:t xml:space="preserve">FILL_CYCLES = 34 = LB_DEPTH + 2: thirty-two shifts to traverse LB0, one to reach tap f, one to shift into centre tap e. During DRAIN the input bus carries whatever the source leaves on it, but every window produced in DRAIN lies on the bottom or right edge, where the masks force exactly those taps to zero - no stale data reaches an output.</w:t>
-      </w:r>
-    </w:p>
-    <w:p>
-      <w:pPr>
-        <w:pStyle w:val="Heading2"/>
-      </w:pPr>
-      <w:r>
-        <w:t xml:space="preserve">4.3 Registered Edge Flags</w:t>
-      </w:r>
-    </w:p>
-    <w:p>
-      <w:pPr/>
-      <w:r>
-        <w:t xml:space="preserve">The four padding flags are registered outputs computed for the *next* output position:</w:t>
-      </w:r>
-    </w:p>
-    <w:p>
-      <w:pPr>
-        <w:pStyle w:val="code-line"/>
-        <w:spacing w:after="0"/>
-      </w:pPr>
-      <w:r>
-        <w:rPr>
-          <w:rFonts w:ascii="Consolas" w:hAnsi="Consolas"/>
-          <w:sz w:val="16"/>
-        </w:rPr>
-        <w:t xml:space="preserve">top_edge    &lt;= (nxt_r == 0);       bottom_edge &lt;= (nxt_r == IMG_H-1);</w:t>
-      </w:r>
-    </w:p>
-    <w:p>
-      <w:pPr>
-        <w:pStyle w:val="code-line"/>
-        <w:spacing w:after="0"/>
-      </w:pPr>
-      <w:r>
-        <w:rPr>
-          <w:rFonts w:ascii="Consolas" w:hAnsi="Consolas"/>
-          <w:sz w:val="16"/>
-        </w:rPr>
-        <w:t xml:space="preserve">left_edge   &lt;= (nxt_c == 0);       right_edge  &lt;= (nxt_c == IMG_W-1);</w:t>
-      </w:r>
-    </w:p>
-    <w:p>
-      <w:pPr/>
-      <w:r>
-        <w:t xml:space="preserve">Originally they were combinational functions of the position counters, putting counter, comparator, mask and multiplier in one cycle. Computing them one position ahead and registering them removed the comparator from the datapath path: </w:t>
-      </w:r>
-      <w:r>
-        <w:rPr>
-          <w:b/>
-        </w:rPr>
-        <w:t xml:space="preserve">WNS improved from +0.332 ns to +0.742 ns and Fmax from 130.4 to 137.8 MHz, for 4 flip-flops and no extra LUTs.</w:t>
-      </w:r>
-      <w:r>
-        <w:t xml:space="preserve"> The flags must still match the position being output; tb_top_window verifies this against the expected raster position for all 1024 windows - 0 position errors, 0 edge-flag errors.</w:t>
-      </w:r>
-    </w:p>
-    <w:p>
-      <w:pPr>
-        <w:pStyle w:val="Heading2"/>
-      </w:pPr>
-      <w:r>
-        <w:t xml:space="preserve">4.4 Stall Semantics and the Frame Contract</w:t>
-      </w:r>
-    </w:p>
-    <w:p>
-      <w:pPr/>
-      <w:r>
-        <w:t xml:space="preserve">A stall is input starvation, never a design bubble:</w:t>
-      </w:r>
-    </w:p>
-    <w:tbl>
-      <w:tblPr>
-        <w:tblStyle w:val="GridTable1Light"/>
-        <w:tblW w:w="5000" w:type="pct"/>
-        <w:tblLook w:val="04A0" w:firstRow="1" w:lastRow="0" w:firstColumn="1" w:lastColumn="0" w:noHBand="0" w:noVBand="1"/>
-      </w:tblPr>
-      <w:tblGrid>
-        <w:gridCol w:w="5400"/>
-        <w:gridCol w:w="5400"/>
-      </w:tblGrid>
-      <w:tr>
-        <w:trPr>
-          <w:tblHeader/>
-        </w:trPr>
-        <w:tc>
-          <w:tcPr>
-            <w:tcW w:w="5400" w:type="dxa"/>
-          </w:tcPr>
-          <w:p>
-            <w:pPr>
-              <w:spacing w:after="0"/>
-            </w:pPr>
-            <w:r>
-              <w:rPr>
-                <w:b/>
-              </w:rPr>
-              <w:t xml:space="preserve">Stall in</w:t>
-            </w:r>
-          </w:p>
-        </w:tc>
-        <w:tc>
-          <w:tcPr>
-            <w:tcW w:w="5400" w:type="dxa"/>
-          </w:tcPr>
-          <w:p>
-            <w:pPr>
-              <w:spacing w:after="0"/>
-            </w:pPr>
-            <w:r>
-              <w:rPr>
-                <w:b/>
-              </w:rPr>
-              <w:t xml:space="preserve">Effect</w:t>
-            </w:r>
-          </w:p>
-        </w:tc>
-      </w:tr>
-      <w:tr>
-        <w:tc>
-          <w:tcPr>
-            <w:tcW w:w="5400" w:type="dxa"/>
-          </w:tcPr>
-          <w:p>
-            <w:pPr>
-              <w:spacing w:after="0"/>
-            </w:pPr>
-            <w:r>
-              <w:t xml:space="preserve">FILL</w:t>
-            </w:r>
-          </w:p>
-        </w:tc>
-        <w:tc>
-          <w:tcPr>
-            <w:tcW w:w="5400" w:type="dxa"/>
-          </w:tcPr>
-          <w:p>
-            <w:pPr>
-              <w:spacing w:after="0"/>
-            </w:pPr>
-            <w:r>
-              <w:t xml:space="preserve">fill is extended; the first output is delayed, no bubble (no outputs have started)</w:t>
-            </w:r>
-          </w:p>
-        </w:tc>
-      </w:tr>
-      <w:tr>
-        <w:tc>
-          <w:tcPr>
-            <w:tcW w:w="5400" w:type="dxa"/>
-          </w:tcPr>
-          <w:p>
-            <w:pPr>
-              <w:spacing w:after="0"/>
-            </w:pPr>
-            <w:r>
-              <w:t xml:space="preserve">STREAM</w:t>
-            </w:r>
-          </w:p>
-        </w:tc>
-        <w:tc>
-          <w:tcPr>
-            <w:tcW w:w="5400" w:type="dxa"/>
-          </w:tcPr>
-          <w:p>
-            <w:pPr>
-              <w:spacing w:after="0"/>
-            </w:pPr>
-            <w:r>
-              <w:t xml:space="preserve">en deasserts; buffers, taps and counters freeze together; the bubble reaches valid_out 3 cycles later</w:t>
-            </w:r>
-          </w:p>
-        </w:tc>
-      </w:tr>
-      <w:tr>
-        <w:tc>
-          <w:tcPr>
-            <w:tcW w:w="5400" w:type="dxa"/>
-          </w:tcPr>
-          <w:p>
-            <w:pPr>
-              <w:spacing w:after="0"/>
-            </w:pPr>
-            <w:r>
-              <w:t xml:space="preserve">DRAIN</w:t>
-            </w:r>
-          </w:p>
-        </w:tc>
-        <w:tc>
-          <w:tcPr>
-            <w:tcW w:w="5400" w:type="dxa"/>
-          </w:tcPr>
-          <w:p>
-            <w:pPr>
-              <w:spacing w:after="0"/>
-            </w:pPr>
-            <w:r>
-              <w:t xml:space="preserve">ignored - en is forced high, no input is consumed</w:t>
-            </w:r>
-          </w:p>
-        </w:tc>
-      </w:tr>
-    </w:tbl>
-    <w:p>
-      <w:pPr>
-        <w:spacing w:after="0"/>
-      </w:pPr>
-    </w:p>
-    <w:p>
-      <w:pPr/>
-      <w:r>
-        <w:t xml:space="preserve">The regression asserts numerically that output bubbles equal STREAM stall cycles in every run. A run with two stall cycles during FILL reports latency 39 rather than 37, which is the correct consequence.</w:t>
-      </w:r>
-    </w:p>
-    <w:p>
-      <w:pPr/>
-      <w:r>
-        <w:t xml:space="preserve">The core has no ready signal; flow control is source-side. The source presents 1024 pixels per frame and holds the next until busy falls. </w:t>
-      </w:r>
-      <w:r>
-        <w:rPr>
-          <w:b/>
-        </w:rPr>
-        <w:t xml:space="preserve">busy falls three cycles before the final valid_out</w:t>
-      </w:r>
-      <w:r>
-        <w:t xml:space="preserve"> - the last window is already in the pipeline - so a consumer must count valid_out pulses or wait for frame_done. Coefficient writes are accepted only while busy is low, which allows a kernel reload in the gap between frames even while the previous frame's tail is still emerging. The back-to-back regression run does exactly this and all 2048 outputs match.</w:t>
-      </w:r>
-    </w:p>
-    <w:p>
-      <w:pPr>
-        <w:pStyle w:val="Heading2"/>
-      </w:pPr>
-      <w:r>
-        <w:t xml:space="preserve">4.5 Counters</w:t>
-      </w:r>
-    </w:p>
-    <w:tbl>
-      <w:tblPr>
-        <w:tblStyle w:val="GridTable1Light"/>
-        <w:tblW w:w="5000" w:type="pct"/>
-        <w:tblLook w:val="04A0" w:firstRow="1" w:lastRow="0" w:firstColumn="1" w:lastColumn="0" w:noHBand="0" w:noVBand="1"/>
-      </w:tblPr>
-      <w:tblGrid>
-        <w:gridCol w:w="2700"/>
-        <w:gridCol w:w="2700"/>
-        <w:gridCol w:w="2700"/>
-        <w:gridCol w:w="2700"/>
-      </w:tblGrid>
-      <w:tr>
-        <w:trPr>
-          <w:tblHeader/>
-        </w:trPr>
-        <w:tc>
-          <w:tcPr>
-            <w:tcW w:w="2700" w:type="dxa"/>
-          </w:tcPr>
-          <w:p>
-            <w:pPr>
-              <w:spacing w:after="0"/>
-            </w:pPr>
-            <w:r>
-              <w:rPr>
-                <w:b/>
-              </w:rPr>
-              <w:t xml:space="preserve">Counter</w:t>
-            </w:r>
-          </w:p>
-        </w:tc>
-        <w:tc>
-          <w:tcPr>
-            <w:tcW w:w="2700" w:type="dxa"/>
-          </w:tcPr>
-          <w:p>
-            <w:pPr>
-              <w:spacing w:after="0"/>
-            </w:pPr>
-            <w:r>
-              <w:rPr>
-                <w:b/>
-              </w:rPr>
-              <w:t xml:space="preserve">Width</w:t>
-            </w:r>
-          </w:p>
-        </w:tc>
-        <w:tc>
-          <w:tcPr>
-            <w:tcW w:w="2700" w:type="dxa"/>
-          </w:tcPr>
-          <w:p>
-            <w:pPr>
-              <w:spacing w:after="0"/>
-            </w:pPr>
-            <w:r>
-              <w:rPr>
-                <w:b/>
-              </w:rPr>
-              <w:t xml:space="preserve">Increments on</w:t>
-            </w:r>
-          </w:p>
-        </w:tc>
-        <w:tc>
-          <w:tcPr>
-            <w:tcW w:w="2700" w:type="dxa"/>
-          </w:tcPr>
-          <w:p>
-            <w:pPr>
-              <w:spacing w:after="0"/>
-            </w:pPr>
-            <w:r>
-              <w:rPr>
-                <w:b/>
-              </w:rPr>
-              <w:t xml:space="preserve">Purpose</w:t>
-            </w:r>
-          </w:p>
-        </w:tc>
-      </w:tr>
-      <w:tr>
-        <w:tc>
-          <w:tcPr>
-            <w:tcW w:w="2700" w:type="dxa"/>
-          </w:tcPr>
-          <w:p>
-            <w:pPr>
-              <w:spacing w:after="0"/>
-            </w:pPr>
-            <w:r>
-              <w:t xml:space="preserve">in_cnt</w:t>
-            </w:r>
-          </w:p>
-        </w:tc>
-        <w:tc>
-          <w:tcPr>
-            <w:tcW w:w="2700" w:type="dxa"/>
-          </w:tcPr>
-          <w:p>
-            <w:pPr>
-              <w:spacing w:after="0"/>
-            </w:pPr>
-            <w:r>
-              <w:t xml:space="preserve">10 b</w:t>
-            </w:r>
-          </w:p>
-        </w:tc>
-        <w:tc>
-          <w:tcPr>
-            <w:tcW w:w="2700" w:type="dxa"/>
-          </w:tcPr>
-          <w:p>
-            <w:pPr>
-              <w:spacing w:after="0"/>
-            </w:pPr>
-            <w:r>
-              <w:t xml:space="preserve">consume</w:t>
-            </w:r>
-          </w:p>
-        </w:tc>
-        <w:tc>
-          <w:tcPr>
-            <w:tcW w:w="2700" w:type="dxa"/>
-          </w:tcPr>
-          <w:p>
-            <w:pPr>
-              <w:spacing w:after="0"/>
-            </w:pPr>
-            <w:r>
-              <w:t xml:space="preserve">FILL exit at 33, STREAM exit at 1023</w:t>
-            </w:r>
-          </w:p>
-        </w:tc>
-      </w:tr>
-      <w:tr>
-        <w:tc>
-          <w:tcPr>
-            <w:tcW w:w="2700" w:type="dxa"/>
-          </w:tcPr>
-          <w:p>
-            <w:pPr>
-              <w:spacing w:after="0"/>
-            </w:pPr>
-            <w:r>
-              <w:t xml:space="preserve">out_c / out_r</w:t>
-            </w:r>
-          </w:p>
-        </w:tc>
-        <w:tc>
-          <w:tcPr>
-            <w:tcW w:w="2700" w:type="dxa"/>
-          </w:tcPr>
-          <w:p>
-            <w:pPr>
-              <w:spacing w:after="0"/>
-            </w:pPr>
-            <w:r>
-              <w:t xml:space="preserve">5 b each</w:t>
-            </w:r>
-          </w:p>
-        </w:tc>
-        <w:tc>
-          <w:tcPr>
-            <w:tcW w:w="2700" w:type="dxa"/>
-          </w:tcPr>
-          <w:p>
-            <w:pPr>
-              <w:spacing w:after="0"/>
-            </w:pPr>
-            <w:r>
-              <w:t xml:space="preserve">out_adv</w:t>
-            </w:r>
-          </w:p>
-        </w:tc>
-        <w:tc>
-          <w:tcPr>
-            <w:tcW w:w="2700" w:type="dxa"/>
-          </w:tcPr>
-          <w:p>
-            <w:pPr>
-              <w:spacing w:after="0"/>
-            </w:pPr>
-            <w:r>
-              <w:t xml:space="preserve">output position, drives the four edge flags</w:t>
-            </w:r>
-          </w:p>
-        </w:tc>
-      </w:tr>
-      <w:tr>
-        <w:tc>
-          <w:tcPr>
-            <w:tcW w:w="2700" w:type="dxa"/>
-          </w:tcPr>
-          <w:p>
-            <w:pPr>
-              <w:spacing w:after="0"/>
-            </w:pPr>
-            <w:r>
-              <w:t xml:space="preserve">drain_cnt</w:t>
-            </w:r>
-          </w:p>
-        </w:tc>
-        <w:tc>
-          <w:tcPr>
-            <w:tcW w:w="2700" w:type="dxa"/>
-          </w:tcPr>
-          <w:p>
-            <w:pPr>
-              <w:spacing w:after="0"/>
-            </w:pPr>
-            <w:r>
-              <w:t xml:space="preserve">6 b</w:t>
-            </w:r>
-          </w:p>
-        </w:tc>
-        <w:tc>
-          <w:tcPr>
-            <w:tcW w:w="2700" w:type="dxa"/>
-          </w:tcPr>
-          <w:p>
-            <w:pPr>
-              <w:spacing w:after="0"/>
-            </w:pPr>
-            <w:r>
-              <w:t xml:space="preserve">state == DRAIN</w:t>
-            </w:r>
-          </w:p>
-        </w:tc>
-        <w:tc>
-          <w:tcPr>
-            <w:tcW w:w="2700" w:type="dxa"/>
-          </w:tcPr>
-          <w:p>
-            <w:pPr>
-              <w:spacing w:after="0"/>
-            </w:pPr>
-            <w:r>
-              <w:t xml:space="preserve">DRAIN exit at 33</w:t>
-            </w:r>
-          </w:p>
-        </w:tc>
-      </w:tr>
-    </w:tbl>
-    <w:p>
-      <w:pPr>
-        <w:spacing w:after="0"/>
-      </w:pPr>
-    </w:p>
-    <w:p>
-      <w:pPr/>
-      <w:r>
-        <w:t xml:space="preserve">Vivado encodes the five states one-hot and replicates the state register for timing; routed control_fsm is 80 LUTs and 35 flip-flops.</w:t>
-      </w:r>
-    </w:p>
-    <w:p>
-      <w:pPr/>
-      <w:r>
-        <w:rPr>
-          <w:b/>
-        </w:rPr>
-        <w:t xml:space="preserve">Figure 4.1</w:t>
-      </w:r>
-      <w:r>
-        <w:t xml:space="preserve"> - FSM state diagram</w:t>
-      </w:r>
-    </w:p>
-    <w:p>
-      <w:pPr/>
-      <w:r>
-        <w:rPr>
-          <w:b/>
-        </w:rPr>
-        <w:t xml:space="preserve">Figure 4.2</w:t>
-      </w:r>
-      <w:r>
-        <w:t xml:space="preserve"> - fsm.PNG - one frame through all five states</w:t>
       </w:r>
     </w:p>
     <w:p>

--- a/docs/3x3 CNN Convolution Accelerator for Edge.docx
+++ b/docs/3x3 CNN Convolution Accelerator for Edge.docx
@@ -764,17 +764,7 @@
         <w:t xml:space="preserve">use_dsp = "no"</w:t>
       </w:r>
       <w:r>
-        <w:t xml:space="preserve"> attribute plus </w:t>
-      </w:r>
-      <w:r>
-        <w:rPr>
-          <w:rFonts w:ascii="Consolas" w:hAnsi="Consolas"/>
-          <w:sz w:val="18"/>
-        </w:rPr>
-        <w:t xml:space="preserve">-max_dsp 0</w:t>
-      </w:r>
-      <w:r>
-        <w:t xml:space="preserve"> at synthesis keeps all nine multipliers in fabric at 496 LUTs, against the 450 LUT-equivalents nine DSP48E1 blocks would count. Close to neutral on the denominator alone, but it keeps the design in one fabric type with one power model, and leaves the RTL vendor-neutral apart from that single attribute.</w:t>
+        <w:t xml:space="preserve"> attribute on mult8x8 keeps all nine multipliers in fabric at 496 LUTs, against the 450 LUT-equivalents nine DSP48E1 blocks would count. Close to neutral on the denominator alone, but it keeps the design in one fabric type with one power model, and leaves the RTL vendor-neutral apart from that single attribute.</w:t>
       </w:r>
     </w:p>
     <w:p>
@@ -3793,46 +3783,27 @@
     <w:p>
       <w:pPr/>
       <w:r>
-        <w:t xml:space="preserve">Nine instances of </w:t>
+        <w:t xml:space="preserve">Nine instances of mult8x8, each carrying </w:t>
       </w:r>
       <w:r>
         <w:rPr>
           <w:rFonts w:ascii="Consolas" w:hAnsi="Consolas"/>
           <w:sz w:val="18"/>
         </w:rPr>
-        <w:t xml:space="preserve">mult8x8</w:t>
-      </w:r>
-      <w:r>
-        <w:t xml:space="preserve">, each carrying </w:t>
+        <w:t xml:space="preserve">(* use_dsp = "no" *)</w:t>
+      </w:r>
+      <w:r>
+        <w:t xml:space="preserve">. Routed cost is 52-59 LUTs each, 496 LUTs for all nine - 56% of the design - with zero DSP blocks inferred. The attribute is the only vendor-specific construct in the entire RTL; on another vendor’s tool it becomes the equivalent directive and nothing else changes. The scripted flow in fpga/build.tcl also passes </w:t>
       </w:r>
       <w:r>
         <w:rPr>
           <w:rFonts w:ascii="Consolas" w:hAnsi="Consolas"/>
           <w:sz w:val="18"/>
         </w:rPr>
-        <w:t xml:space="preserve">(* use_dsp = "no" *)</w:t>
-      </w:r>
-      <w:r>
-        <w:t xml:space="preserve">; build.tcl additionally passes </w:t>
-      </w:r>
-      <w:r>
-        <w:rPr>
-          <w:rFonts w:ascii="Consolas" w:hAnsi="Consolas"/>
-          <w:sz w:val="18"/>
-        </w:rPr>
         <w:t xml:space="preserve">-max_dsp 0</w:t>
       </w:r>
       <w:r>
-        <w:t xml:space="preserve">. Routed cost is 52-59 LUTs each, </w:t>
-      </w:r>
-      <w:r>
-        <w:rPr>
-          <w:b/>
-        </w:rPr>
-        <w:t xml:space="preserve">496 LUTs for all nine - 56% of the design</w:t>
-      </w:r>
-      <w:r>
-        <w:t xml:space="preserve"> - with zero DSP blocks inferred. The attribute is the only vendor-specific construct in the entire RTL; on another vendor's tool it becomes the equivalent directive and nothing else changes.</w:t>
+        <w:t xml:space="preserve"> as a belt-and-braces guard, but it is not required: the submitted results were produced without it.</w:t>
       </w:r>
     </w:p>
     <w:p>
@@ -18574,26 +18545,7 @@
         <w:t xml:space="preserve">use_dsp = "no"</w:t>
       </w:r>
       <w:r>
-        <w:t xml:space="preserve"> attribute plus </w:t>
-      </w:r>
-      <w:r>
-        <w:rPr>
-          <w:rFonts w:ascii="Consolas" w:hAnsi="Consolas"/>
-          <w:sz w:val="18"/>
-        </w:rPr>
-        <w:t xml:space="preserve">-max_dsp 0</w:t>
-      </w:r>
-      <w:r>
-        <w:t xml:space="preserve">; the synthesis log confirms nine multipliers inferred with no DSP mapping. BRAM: the line buffers read only their final element, so Vivado infers </w:t>
-      </w:r>
-      <w:r>
-        <w:rPr>
-          <w:b/>
-        </w:rPr>
-        <w:t xml:space="preserve">16 SRLC32E</w:t>
-      </w:r>
-      <w:r>
-        <w:t xml:space="preserve"> primitives - two 8-bit-wide chains of eight - occupying 16 LUTs. No other memory primitive appears anywhere.</w:t>
+        <w:t xml:space="preserve"> attribute alone - the synthesis log for the submitted run records nine multipliers inferred with no DSP mapping and DSPs = 0 of 220. BRAM: the line buffers read only their final element, so Vivado infers 16 SRLC32E primitives - two 8-bit-wide chains of eight - occupying 16 LUTs. No other memory primitive appears anywhere.</w:t>
       </w:r>
     </w:p>
     <w:p>

--- a/docs/3x3 CNN Convolution Accelerator for Edge.docx
+++ b/docs/3x3 CNN Convolution Accelerator for Edge.docx
@@ -100,19 +100,640 @@
       </w:r>
     </w:p>
     <w:p>
+      <w:r>
+        <w:br w:type="page"/>
+      </w:r>
+    </w:p>
+    <w:p>
       <w:pPr>
         <w:pStyle w:val="Heading2"/>
-        <w:rPr>
-          <w:sz w:val="40"/>
-          <w:szCs w:val="40"/>
-        </w:rPr>
-      </w:pPr>
-      <w:r>
-        <w:rPr>
-          <w:sz w:val="40"/>
-          <w:szCs w:val="40"/>
-        </w:rPr>
-        <w:t>Abstract</w:t>
+      </w:pPr>
+      <w:r>
+        <w:t xml:space="preserve">Contents</w:t>
+      </w:r>
+    </w:p>
+    <w:p>
+      <w:pPr/>
+      <w:r>
+        <w:t xml:space="preserve">This report follows the order of the deliverables listed in the competition announcement.</w:t>
+      </w:r>
+    </w:p>
+    <w:tbl>
+      <w:tblPr>
+        <w:tblStyle w:val="GridTable1Light"/>
+        <w:tblW w:w="5000" w:type="pct"/>
+        <w:tblLook w:val="04A0" w:firstRow="1" w:lastRow="0" w:firstColumn="1" w:lastColumn="0" w:noHBand="0" w:noVBand="1"/>
+      </w:tblPr>
+      <w:tblGrid>
+        <w:gridCol w:w="5400"/>
+        <w:gridCol w:w="5400"/>
+      </w:tblGrid>
+      <w:tr>
+        <w:trPr>
+          <w:tblHeader/>
+        </w:trPr>
+        <w:tc>
+          <w:tcPr>
+            <w:tcW w:w="5400" w:type="dxa"/>
+          </w:tcPr>
+          <w:p>
+            <w:pPr>
+              <w:spacing w:after="0"/>
+            </w:pPr>
+            <w:r>
+              <w:rPr>
+                <w:b/>
+              </w:rPr>
+              <w:t xml:space="preserve">Section</w:t>
+            </w:r>
+          </w:p>
+        </w:tc>
+        <w:tc>
+          <w:tcPr>
+            <w:tcW w:w="5400" w:type="dxa"/>
+          </w:tcPr>
+          <w:p>
+            <w:pPr>
+              <w:spacing w:after="0"/>
+            </w:pPr>
+            <w:r>
+              <w:rPr>
+                <w:b/>
+              </w:rPr>
+              <w:t xml:space="preserve">Covers</w:t>
+            </w:r>
+          </w:p>
+        </w:tc>
+      </w:tr>
+      <w:tr>
+        <w:tc>
+          <w:tcPr>
+            <w:tcW w:w="5400" w:type="dxa"/>
+          </w:tcPr>
+          <w:p>
+            <w:pPr>
+              <w:spacing w:after="0"/>
+            </w:pPr>
+            <w:r>
+              <w:t xml:space="preserve">1. Accelerator Architecture</w:t>
+            </w:r>
+          </w:p>
+        </w:tc>
+        <w:tc>
+          <w:tcPr>
+            <w:tcW w:w="5400" w:type="dxa"/>
+          </w:tcPr>
+          <w:p>
+            <w:pPr>
+              <w:spacing w:after="0"/>
+            </w:pPr>
+            <w:r>
+              <w:t xml:space="preserve">What the core does, the control/datapath split, interface, and the three decisions taken to serve the Figure of Merit</w:t>
+            </w:r>
+          </w:p>
+        </w:tc>
+      </w:tr>
+      <w:tr>
+        <w:tc>
+          <w:tcPr>
+            <w:tcW w:w="5400" w:type="dxa"/>
+          </w:tcPr>
+          <w:p>
+            <w:pPr>
+              <w:spacing w:after="0"/>
+            </w:pPr>
+            <w:r>
+              <w:t xml:space="preserve">2. Block Diagram</w:t>
+            </w:r>
+          </w:p>
+        </w:tc>
+        <w:tc>
+          <w:tcPr>
+            <w:tcW w:w="5400" w:type="dxa"/>
+          </w:tcPr>
+          <w:p>
+            <w:pPr>
+              <w:spacing w:after="0"/>
+            </w:pPr>
+            <w:r>
+              <w:t xml:space="preserve">Top-level structure and the signals crossing between control and datapath</w:t>
+            </w:r>
+          </w:p>
+        </w:tc>
+      </w:tr>
+      <w:tr>
+        <w:tc>
+          <w:tcPr>
+            <w:tcW w:w="5400" w:type="dxa"/>
+          </w:tcPr>
+          <w:p>
+            <w:pPr>
+              <w:spacing w:after="0"/>
+            </w:pPr>
+            <w:r>
+              <w:t xml:space="preserve">3. Datapath</w:t>
+            </w:r>
+          </w:p>
+        </w:tc>
+        <w:tc>
+          <w:tcPr>
+            <w:tcW w:w="5400" w:type="dxa"/>
+          </w:tcPr>
+          <w:p>
+            <w:pPr>
+              <w:spacing w:after="0"/>
+            </w:pPr>
+            <w:r>
+              <w:t xml:space="preserve">The arithmetic chain: nine multipliers, the adder tree, the three pipeline stages, and the measured slack in each</w:t>
+            </w:r>
+          </w:p>
+        </w:tc>
+      </w:tr>
+      <w:tr>
+        <w:tc>
+          <w:tcPr>
+            <w:tcW w:w="5400" w:type="dxa"/>
+          </w:tcPr>
+          <w:p>
+            <w:pPr>
+              <w:spacing w:after="0"/>
+            </w:pPr>
+            <w:r>
+              <w:t xml:space="preserve">4. Control FSM</w:t>
+            </w:r>
+          </w:p>
+        </w:tc>
+        <w:tc>
+          <w:tcPr>
+            <w:tcW w:w="5400" w:type="dxa"/>
+          </w:tcPr>
+          <w:p>
+            <w:pPr>
+              <w:spacing w:after="0"/>
+            </w:pPr>
+            <w:r>
+              <w:t xml:space="preserve">The five states, frame bookkeeping, the registered edge flags, and how stalls are handled</w:t>
+            </w:r>
+          </w:p>
+        </w:tc>
+      </w:tr>
+      <w:tr>
+        <w:tc>
+          <w:tcPr>
+            <w:tcW w:w="5400" w:type="dxa"/>
+          </w:tcPr>
+          <w:p>
+            <w:pPr>
+              <w:spacing w:after="0"/>
+            </w:pPr>
+            <w:r>
+              <w:t xml:space="preserve">5. Memory Organization</w:t>
+            </w:r>
+          </w:p>
+        </w:tc>
+        <w:tc>
+          <w:tcPr>
+            <w:tcW w:w="5400" w:type="dxa"/>
+          </w:tcPr>
+          <w:p>
+            <w:pPr>
+              <w:spacing w:after="0"/>
+            </w:pPr>
+            <w:r>
+              <w:t xml:space="preserve">Where every bit of state lives, and why no block RAM is used anywhere</w:t>
+            </w:r>
+          </w:p>
+        </w:tc>
+      </w:tr>
+      <w:tr>
+        <w:tc>
+          <w:tcPr>
+            <w:tcW w:w="5400" w:type="dxa"/>
+          </w:tcPr>
+          <w:p>
+            <w:pPr>
+              <w:spacing w:after="0"/>
+            </w:pPr>
+            <w:r>
+              <w:t xml:space="preserve">6. Line-Buffer and Window-Generation Method</w:t>
+            </w:r>
+          </w:p>
+        </w:tc>
+        <w:tc>
+          <w:tcPr>
+            <w:tcW w:w="5400" w:type="dxa"/>
+          </w:tcPr>
+          <w:p>
+            <w:pPr>
+              <w:spacing w:after="0"/>
+            </w:pPr>
+            <w:r>
+              <w:t xml:space="preserve">The two line buffers, the nine taps, zero padding, and where the 34-cycle fill latency comes from</w:t>
+            </w:r>
+          </w:p>
+        </w:tc>
+      </w:tr>
+      <w:tr>
+        <w:tc>
+          <w:tcPr>
+            <w:tcW w:w="5400" w:type="dxa"/>
+          </w:tcPr>
+          <w:p>
+            <w:pPr>
+              <w:spacing w:after="0"/>
+            </w:pPr>
+            <w:r>
+              <w:t xml:space="preserve">7. Fixed-Point Bit-Width Analysis</w:t>
+            </w:r>
+          </w:p>
+        </w:tc>
+        <w:tc>
+          <w:tcPr>
+            <w:tcW w:w="5400" w:type="dxa"/>
+          </w:tcPr>
+          <w:p>
+            <w:pPr>
+              <w:spacing w:after="0"/>
+            </w:pPr>
+            <w:r>
+              <w:t xml:space="preserve">Why each width is what it is, and how overflow is handled</w:t>
+            </w:r>
+          </w:p>
+        </w:tc>
+      </w:tr>
+      <w:tr>
+        <w:tc>
+          <w:tcPr>
+            <w:tcW w:w="5400" w:type="dxa"/>
+          </w:tcPr>
+          <w:p>
+            <w:pPr>
+              <w:spacing w:after="0"/>
+            </w:pPr>
+            <w:r>
+              <w:t xml:space="preserve">8. RTL Implementation Details</w:t>
+            </w:r>
+          </w:p>
+        </w:tc>
+        <w:tc>
+          <w:tcPr>
+            <w:tcW w:w="5400" w:type="dxa"/>
+          </w:tcPr>
+          <w:p>
+            <w:pPr>
+              <w:spacing w:after="0"/>
+            </w:pPr>
+            <w:r>
+              <w:t xml:space="preserve">File-by-file inventory, coding decisions, and the build scripts</w:t>
+            </w:r>
+          </w:p>
+        </w:tc>
+      </w:tr>
+      <w:tr>
+        <w:tc>
+          <w:tcPr>
+            <w:tcW w:w="5400" w:type="dxa"/>
+          </w:tcPr>
+          <w:p>
+            <w:pPr>
+              <w:spacing w:after="0"/>
+            </w:pPr>
+            <w:r>
+              <w:t xml:space="preserve">9. Testbench and Verification</w:t>
+            </w:r>
+          </w:p>
+        </w:tc>
+        <w:tc>
+          <w:tcPr>
+            <w:tcW w:w="5400" w:type="dxa"/>
+          </w:tcPr>
+          <w:p>
+            <w:pPr>
+              <w:spacing w:after="0"/>
+            </w:pPr>
+            <w:r>
+              <w:t xml:space="preserve">The four testbenches, the 22-run regression, and the comparison against the reference model</w:t>
+            </w:r>
+          </w:p>
+        </w:tc>
+      </w:tr>
+      <w:tr>
+        <w:tc>
+          <w:tcPr>
+            <w:tcW w:w="5400" w:type="dxa"/>
+          </w:tcPr>
+          <w:p>
+            <w:pPr>
+              <w:spacing w:after="0"/>
+            </w:pPr>
+            <w:r>
+              <w:t xml:space="preserve">10. Golden Reference Model</w:t>
+            </w:r>
+          </w:p>
+        </w:tc>
+        <w:tc>
+          <w:tcPr>
+            <w:tcW w:w="5400" w:type="dxa"/>
+          </w:tcPr>
+          <w:p>
+            <w:pPr>
+              <w:spacing w:after="0"/>
+            </w:pPr>
+            <w:r>
+              <w:t xml:space="preserve">What the Python model computes and how the expected outputs are generated</w:t>
+            </w:r>
+          </w:p>
+        </w:tc>
+      </w:tr>
+      <w:tr>
+        <w:tc>
+          <w:tcPr>
+            <w:tcW w:w="5400" w:type="dxa"/>
+          </w:tcPr>
+          <w:p>
+            <w:pPr>
+              <w:spacing w:after="0"/>
+            </w:pPr>
+            <w:r>
+              <w:t xml:space="preserve">11. Waveform Screenshots</w:t>
+            </w:r>
+          </w:p>
+        </w:tc>
+        <w:tc>
+          <w:tcPr>
+            <w:tcW w:w="5400" w:type="dxa"/>
+          </w:tcPr>
+          <w:p>
+            <w:pPr>
+              <w:spacing w:after="0"/>
+            </w:pPr>
+            <w:r>
+              <w:t xml:space="preserve">Simulation evidence for latency, throughput, stalls, padding and the frame sequence</w:t>
+            </w:r>
+          </w:p>
+        </w:tc>
+      </w:tr>
+      <w:tr>
+        <w:tc>
+          <w:tcPr>
+            <w:tcW w:w="5400" w:type="dxa"/>
+          </w:tcPr>
+          <w:p>
+            <w:pPr>
+              <w:spacing w:after="0"/>
+            </w:pPr>
+            <w:r>
+              <w:t xml:space="preserve">12. FPGA Synthesis and Implementation Results</w:t>
+            </w:r>
+          </w:p>
+        </w:tc>
+        <w:tc>
+          <w:tcPr>
+            <w:tcW w:w="5400" w:type="dxa"/>
+          </w:tcPr>
+          <w:p>
+            <w:pPr>
+              <w:spacing w:after="0"/>
+            </w:pPr>
+            <w:r>
+              <w:t xml:space="preserve">Utilization, how zero DSP and zero BRAM were achieved, reproducibility</w:t>
+            </w:r>
+          </w:p>
+        </w:tc>
+      </w:tr>
+      <w:tr>
+        <w:tc>
+          <w:tcPr>
+            <w:tcW w:w="5400" w:type="dxa"/>
+          </w:tcPr>
+          <w:p>
+            <w:pPr>
+              <w:spacing w:after="0"/>
+            </w:pPr>
+            <w:r>
+              <w:t xml:space="preserve">13. Timing Report</w:t>
+            </w:r>
+          </w:p>
+        </w:tc>
+        <w:tc>
+          <w:tcPr>
+            <w:tcW w:w="5400" w:type="dxa"/>
+          </w:tcPr>
+          <w:p>
+            <w:pPr>
+              <w:spacing w:after="0"/>
+            </w:pPr>
+            <w:r>
+              <w:t xml:space="preserve">Slack, maximum frequency, the critical path, and why I/O paths are excluded</w:t>
+            </w:r>
+          </w:p>
+        </w:tc>
+      </w:tr>
+      <w:tr>
+        <w:tc>
+          <w:tcPr>
+            <w:tcW w:w="5400" w:type="dxa"/>
+          </w:tcPr>
+          <w:p>
+            <w:pPr>
+              <w:spacing w:after="0"/>
+            </w:pPr>
+            <w:r>
+              <w:t xml:space="preserve">14. Power Report</w:t>
+            </w:r>
+          </w:p>
+        </w:tc>
+        <w:tc>
+          <w:tcPr>
+            <w:tcW w:w="5400" w:type="dxa"/>
+          </w:tcPr>
+          <w:p>
+            <w:pPr>
+              <w:spacing w:after="0"/>
+            </w:pPr>
+            <w:r>
+              <w:t xml:space="preserve">Static, dynamic and total power, and the switching-activity methodology behind them</w:t>
+            </w:r>
+          </w:p>
+        </w:tc>
+      </w:tr>
+      <w:tr>
+        <w:tc>
+          <w:tcPr>
+            <w:tcW w:w="5400" w:type="dxa"/>
+          </w:tcPr>
+          <w:p>
+            <w:pPr>
+              <w:spacing w:after="0"/>
+            </w:pPr>
+            <w:r>
+              <w:t xml:space="preserve">15. Discussion of Design Tradeoffs</w:t>
+            </w:r>
+          </w:p>
+        </w:tc>
+        <w:tc>
+          <w:tcPr>
+            <w:tcW w:w="5400" w:type="dxa"/>
+          </w:tcPr>
+          <w:p>
+            <w:pPr>
+              <w:spacing w:after="0"/>
+            </w:pPr>
+            <w:r>
+              <w:t xml:space="preserve">The alternatives considered, including one change that was reverted</w:t>
+            </w:r>
+          </w:p>
+        </w:tc>
+      </w:tr>
+      <w:tr>
+        <w:tc>
+          <w:tcPr>
+            <w:tcW w:w="5400" w:type="dxa"/>
+          </w:tcPr>
+          <w:p>
+            <w:pPr>
+              <w:spacing w:after="0"/>
+            </w:pPr>
+            <w:r>
+              <w:t xml:space="preserve">16. Figure of Merit</w:t>
+            </w:r>
+          </w:p>
+        </w:tc>
+        <w:tc>
+          <w:tcPr>
+            <w:tcW w:w="5400" w:type="dxa"/>
+          </w:tcPr>
+          <w:p>
+            <w:pPr>
+              <w:spacing w:after="0"/>
+            </w:pPr>
+            <w:r>
+              <w:t xml:space="preserve">The calculation, the interpretations it rests on, and the required summary table</w:t>
+            </w:r>
+          </w:p>
+        </w:tc>
+      </w:tr>
+      <w:tr>
+        <w:tc>
+          <w:tcPr>
+            <w:tcW w:w="5400" w:type="dxa"/>
+          </w:tcPr>
+          <w:p>
+            <w:pPr>
+              <w:spacing w:after="0"/>
+            </w:pPr>
+            <w:r>
+              <w:t xml:space="preserve">17. Assumptions</w:t>
+            </w:r>
+          </w:p>
+        </w:tc>
+        <w:tc>
+          <w:tcPr>
+            <w:tcW w:w="5400" w:type="dxa"/>
+          </w:tcPr>
+          <w:p>
+            <w:pPr>
+              <w:spacing w:after="0"/>
+            </w:pPr>
+            <w:r>
+              <w:t xml:space="preserve">Everything assumed where the specification was silent</w:t>
+            </w:r>
+          </w:p>
+        </w:tc>
+      </w:tr>
+      <w:tr>
+        <w:tc>
+          <w:tcPr>
+            <w:tcW w:w="5400" w:type="dxa"/>
+          </w:tcPr>
+          <w:p>
+            <w:pPr>
+              <w:spacing w:after="0"/>
+            </w:pPr>
+            <w:r>
+              <w:t xml:space="preserve">18. Bonus Features</w:t>
+            </w:r>
+          </w:p>
+        </w:tc>
+        <w:tc>
+          <w:tcPr>
+            <w:tcW w:w="5400" w:type="dxa"/>
+          </w:tcPr>
+          <w:p>
+            <w:pPr>
+              <w:spacing w:after="0"/>
+            </w:pPr>
+            <w:r>
+              <w:t xml:space="preserve">Which bonuses are claimed, with the evidence, and which is not</w:t>
+            </w:r>
+          </w:p>
+        </w:tc>
+      </w:tr>
+      <w:tr>
+        <w:tc>
+          <w:tcPr>
+            <w:tcW w:w="5400" w:type="dxa"/>
+          </w:tcPr>
+          <w:p>
+            <w:pPr>
+              <w:spacing w:after="0"/>
+            </w:pPr>
+            <w:r>
+              <w:t xml:space="preserve">19. Conclusion</w:t>
+            </w:r>
+          </w:p>
+        </w:tc>
+        <w:tc>
+          <w:tcPr>
+            <w:tcW w:w="5400" w:type="dxa"/>
+          </w:tcPr>
+          <w:p>
+            <w:pPr>
+              <w:spacing w:after="0"/>
+            </w:pPr>
+            <w:r>
+              <w:t xml:space="preserve">Results, what the design does well, and what was learned</w:t>
+            </w:r>
+          </w:p>
+        </w:tc>
+      </w:tr>
+      <w:tr>
+        <w:tc>
+          <w:tcPr>
+            <w:tcW w:w="5400" w:type="dxa"/>
+          </w:tcPr>
+          <w:p>
+            <w:pPr>
+              <w:spacing w:after="0"/>
+            </w:pPr>
+            <w:r>
+              <w:t xml:space="preserve">Appendix A</w:t>
+            </w:r>
+          </w:p>
+        </w:tc>
+        <w:tc>
+          <w:tcPr>
+            <w:tcW w:w="5400" w:type="dxa"/>
+          </w:tcPr>
+          <w:p>
+            <w:pPr>
+              <w:spacing w:after="0"/>
+            </w:pPr>
+            <w:r>
+              <w:t xml:space="preserve">The submitted files and how to reproduce the results</w:t>
+            </w:r>
+          </w:p>
+        </w:tc>
+      </w:tr>
+    </w:tbl>
+    <w:p>
+      <w:pPr>
+        <w:spacing w:after="0"/>
+      </w:pPr>
+    </w:p>
+    <w:p>
+      <w:r>
+        <w:br w:type="page"/>
       </w:r>
     </w:p>
     <w:p>
@@ -16894,6 +17515,11 @@
       </w:r>
     </w:p>
     <w:p>
+      <w:r>
+        <w:br w:type="page"/>
+      </w:r>
+    </w:p>
+    <w:p>
       <w:pPr>
         <w:pStyle w:val="Heading2"/>
       </w:pPr>
@@ -16904,17 +17530,287 @@
     <w:p>
       <w:pPr/>
       <w:r>
-        <w:t xml:space="preserve">All captures are from ModelSim on the submitted RTL, timeline in nanoseconds with one gridline per 10 ns clock, cursors snapped to clock edges. Each is reproduced by </w:t>
+        <w:t xml:space="preserve">Every capture below comes from ModelSim running the submitted RTL. The timeline is in nanoseconds and the grid is set to one line per 10 ns clock period, so cycles can be counted off the picture directly. Cursors were snapped to clock edges rather than dragged, which is why the deltas come out as whole numbers of cycles.</w:t>
+      </w:r>
+    </w:p>
+    <w:p>
+      <w:pPr/>
+      <w:r>
+        <w:t xml:space="preserve">Each figure can be regenerated with </w:t>
       </w:r>
       <w:r>
         <w:rPr>
           <w:rFonts w:ascii="Consolas" w:hAnsi="Consolas"/>
           <w:sz w:val="18"/>
         </w:rPr>
-        <w:t xml:space="preserve">do sim/waves/&lt;script&gt;</w:t>
-      </w:r>
-      <w:r>
-        <w:t xml:space="preserve"> after the corresponding run.</w:t>
+        <w:t xml:space="preserve">do sim/waves/&lt;script&gt;.do</w:t>
+      </w:r>
+      <w:r>
+        <w:t xml:space="preserve"> after running the corresponding simulation.</w:t>
+      </w:r>
+    </w:p>
+    <w:p>
+      <w:pPr>
+        <w:pStyle w:val="Heading2"/>
+      </w:pPr>
+      <w:r>
+        <w:t xml:space="preserve">11.1 Fill Latency</w:t>
+      </w:r>
+    </w:p>
+    <w:p>
+      <w:pPr/>
+      <w:r>
+        <w:rPr>
+          <w:b/>
+        </w:rPr>
+        <w:t xml:space="preserve">Figure 11.1</w:t>
+      </w:r>
+      <w:r>
+        <w:t xml:space="preserve"> - docs/figures/waveforms/Latency.PNG</w:t>
+      </w:r>
+    </w:p>
+    <w:p>
+      <w:pPr/>
+      <w:r>
+        <w:t xml:space="preserve">*The first pixel is accepted at 145 ns and the first output appears at 515 ns. The 370 ns between the cursors is 37 clock cycles: 34 to fill the window and 3 for the pipeline. The nine coefficient writes are visible to the left of the first cursor, completed while busy is still low.*</w:t>
+      </w:r>
+    </w:p>
+    <w:p>
+      <w:pPr/>
+      <w:r>
+        <w:t xml:space="preserve">This is the number quoted in Table 1 for latency. It is worth noting what it is measured from - the first *accepted* pixel, not the first clock after reset - because the coefficient load happens before streaming begins and is not part of the latency figure.</w:t>
+      </w:r>
+    </w:p>
+    <w:p>
+      <w:pPr>
+        <w:pStyle w:val="Heading2"/>
+      </w:pPr>
+      <w:r>
+        <w:t xml:space="preserve">11.2 Kernel Load</w:t>
+      </w:r>
+    </w:p>
+    <w:p>
+      <w:pPr/>
+      <w:r>
+        <w:rPr>
+          <w:b/>
+        </w:rPr>
+        <w:t xml:space="preserve">Figure 11.2</w:t>
+      </w:r>
+      <w:r>
+        <w:t xml:space="preserve"> - docs/figures/waveforms/kernel_load.PNG</w:t>
+      </w:r>
+    </w:p>
+    <w:p>
+      <w:pPr/>
+      <w:r>
+        <w:t xml:space="preserve">*Nine consecutive write_en pulses with write_addr stepping 0 through 8 and the sobel_x coefficients on data_write. busy is low throughout, which is the condition coeff_reg requires before it will accept a write.*</w:t>
+      </w:r>
+    </w:p>
+    <w:p>
+      <w:pPr/>
+      <w:r>
+        <w:t xml:space="preserve">The specification asks for programmable coefficients. This shows them arriving through the actual write port during simulation rather than being loaded by an initial block, which is the distinction that matters.</w:t>
+      </w:r>
+    </w:p>
+    <w:p>
+      <w:pPr>
+        <w:pStyle w:val="Heading2"/>
+      </w:pPr>
+      <w:r>
+        <w:t xml:space="preserve">11.3 Sustained Throughput</w:t>
+      </w:r>
+    </w:p>
+    <w:p>
+      <w:pPr/>
+      <w:r>
+        <w:rPr>
+          <w:b/>
+        </w:rPr>
+        <w:t xml:space="preserve">Figure 11.3</w:t>
+      </w:r>
+      <w:r>
+        <w:t xml:space="preserve"> - docs/figures/waveforms/throughput.PNG</w:t>
+      </w:r>
+    </w:p>
+    <w:p>
+      <w:pPr/>
+      <w:r>
+        <w:t xml:space="preserve">*The whole frame. valid_out goes high at 515 ns and stays high until 10755 ns without a single break - 10240 ns, or 1024 consecutive clock cycles, one output pixel per clock for the entire frame.*</w:t>
+      </w:r>
+    </w:p>
+    <w:p>
+      <w:pPr/>
+      <w:r>
+        <w:t xml:space="preserve">This is the evidence behind the one-pixel-per-cycle bonus claim. An unbroken bar is a stronger demonstration than a zoomed view of a few cycles would be, since a gap anywhere in the frame would show up as a notch.</w:t>
+      </w:r>
+    </w:p>
+    <w:p>
+      <w:pPr>
+        <w:pStyle w:val="Heading2"/>
+      </w:pPr>
+      <w:r>
+        <w:t xml:space="preserve">11.4 Stall Behaviour</w:t>
+      </w:r>
+    </w:p>
+    <w:p>
+      <w:pPr/>
+      <w:r>
+        <w:rPr>
+          <w:b/>
+        </w:rPr>
+        <w:t xml:space="preserve">Figure 11.4</w:t>
+      </w:r>
+      <w:r>
+        <w:t xml:space="preserve"> - docs/figures/waveforms/stall.PNG</w:t>
+      </w:r>
+    </w:p>
+    <w:p>
+      <w:pPr/>
+      <w:r>
+        <w:t xml:space="preserve">*valid_in is deasserted for three cycles just before pixel 300. en follows it down, the nine tap registers hold their values, and win_valid drops. Three cycles later the same three-cycle gap appears in valid_out.*</w:t>
+      </w:r>
+    </w:p>
+    <w:p>
+      <w:pPr/>
+      <w:r>
+        <w:t xml:space="preserve">Nothing is lost and nothing is repeated - the stall simply becomes a bubble that travels through the pipeline alongside the data. The three-cycle offset between the input gap and the output gap is the pipeline depth, and the testbench checks that relationship on every cycle of every run.</w:t>
+      </w:r>
+    </w:p>
+    <w:p>
+      <w:pPr>
+        <w:pStyle w:val="Heading2"/>
+      </w:pPr>
+      <w:r>
+        <w:t xml:space="preserve">11.5 Border Padding</w:t>
+      </w:r>
+    </w:p>
+    <w:p>
+      <w:pPr/>
+      <w:r>
+        <w:rPr>
+          <w:b/>
+        </w:rPr>
+        <w:t xml:space="preserve">Figure 11.5</w:t>
+      </w:r>
+      <w:r>
+        <w:t xml:space="preserve"> - docs/figures/waveforms/edges.PNG</w:t>
+      </w:r>
+    </w:p>
+    <w:p>
+      <w:pPr/>
+      <w:r>
+        <w:t xml:space="preserve">*A row boundary. At output column 31 right_edge is asserted and taps c, f and i read zero. One cycle later out_c wraps to 0, left_edge asserts instead, and taps a, d and g read zero. The centre tap is never masked.*</w:t>
+      </w:r>
+    </w:p>
+    <w:p>
+      <w:pPr/>
+      <w:r>
+        <w:t xml:space="preserve">This is zero-padded "same" convolution as it actually happens: the masks are combinational, driven by flags the FSM registers one position ahead, so the correct taps are already zeroed on the cycle the window is used.</w:t>
+      </w:r>
+    </w:p>
+    <w:p>
+      <w:pPr>
+        <w:pStyle w:val="Heading2"/>
+      </w:pPr>
+      <w:r>
+        <w:t xml:space="preserve">11.6 End of Frame</w:t>
+      </w:r>
+    </w:p>
+    <w:p>
+      <w:pPr/>
+      <w:r>
+        <w:rPr>
+          <w:b/>
+        </w:rPr>
+        <w:t xml:space="preserve">Figure 11.6</w:t>
+      </w:r>
+      <w:r>
+        <w:t xml:space="preserve"> - docs/figures/waveforms/drain.PNG</w:t>
+      </w:r>
+    </w:p>
+    <w:p>
+      <w:pPr/>
+      <w:r>
+        <w:t xml:space="preserve">*The last input pixel arrives at 10385 ns. The FSM moves into DRAIN and keeps producing outputs for 34 more cycles with no input at all, reaching exactly 1024 outputs before frame_done pulses.*</w:t>
+      </w:r>
+    </w:p>
+    <w:p>
+      <w:pPr/>
+      <w:r>
+        <w:t xml:space="preserve">busy falls three cycles before the final valid_out, which looks wrong at first glance but is not: by then the last window has already been latched into the pipeline and only has to travel through it. A consumer should count valid_out pulses or watch frame_done rather than treat the falling edge of busy as the end of the data.</w:t>
+      </w:r>
+    </w:p>
+    <w:p>
+      <w:pPr>
+        <w:pStyle w:val="Heading2"/>
+      </w:pPr>
+      <w:r>
+        <w:t xml:space="preserve">11.7 Frame Sequence</w:t>
+      </w:r>
+    </w:p>
+    <w:p>
+      <w:pPr/>
+      <w:r>
+        <w:rPr>
+          <w:b/>
+        </w:rPr>
+        <w:t xml:space="preserve">Figure 11.7</w:t>
+      </w:r>
+      <w:r>
+        <w:t xml:space="preserve"> - docs/figures/waveforms/fsm.PNG</w:t>
+      </w:r>
+    </w:p>
+    <w:p>
+      <w:pPr/>
+      <w:r>
+        <w:t xml:space="preserve">*One complete frame through IDLE, FILL, STREAM, DRAIN, DONE and back to IDLE, with in_cnt, out_r and drain_cnt visible as the counters that drive each transition.*</w:t>
+      </w:r>
+    </w:p>
+    <w:p>
+      <w:pPr/>
+      <w:r>
+        <w:t xml:space="preserve">The state durations are 34, 990, 34 and 1 enabled cycles. STREAM is 990 rather than 1024 because the input counter is already at 34 when the state is entered - the fill cycles consumed pixels too. Outputs come from STREAM and DRAIN together, 990 + 34, which is where the 1024 comes from.</w:t>
+      </w:r>
+    </w:p>
+    <w:p>
+      <w:pPr>
+        <w:pStyle w:val="Heading2"/>
+      </w:pPr>
+      <w:r>
+        <w:t xml:space="preserve">11.8 Window Generator Unit Test</w:t>
+      </w:r>
+    </w:p>
+    <w:p>
+      <w:pPr/>
+      <w:r>
+        <w:rPr>
+          <w:b/>
+        </w:rPr>
+        <w:t xml:space="preserve">Figures 11.8 to 11.10</w:t>
+      </w:r>
+      <w:r>
+        <w:t xml:space="preserve"> - docs/figures/waveforms/Window_generator_producing_valid_taps.PNG, _valid_taps2.PNG, _last_valid_taps.PNG</w:t>
+      </w:r>
+    </w:p>
+    <w:p>
+      <w:pPr/>
+      <w:r>
+        <w:t xml:space="preserve">*The 3x3 window sliding across the image in the direct-driven unit testbench: the first complete window, an interior window part way through the frame, and the final window.*</w:t>
+      </w:r>
+    </w:p>
+    <w:p>
+      <w:pPr/>
+      <w:r>
+        <w:t xml:space="preserve">These come from the unit testbench, where en and the four edge flags are driven by hand with no FSM present. That isolation is the point - if the taps are wrong here, the fault is in window_gen and not in the control logic.</w:t>
+      </w:r>
+    </w:p>
+    <w:p>
+      <w:pPr>
+        <w:pStyle w:val="Heading2"/>
+      </w:pPr>
+      <w:r>
+        <w:t xml:space="preserve">Capture Index</w:t>
       </w:r>
     </w:p>
     <w:tbl>
@@ -16978,6 +17874,22 @@
               <w:rPr>
                 <w:b/>
               </w:rPr>
+              <w:t xml:space="preserve">Simulation run</w:t>
+            </w:r>
+          </w:p>
+        </w:tc>
+        <w:tc>
+          <w:tcPr>
+            <w:tcW w:w="2160" w:type="dxa"/>
+          </w:tcPr>
+          <w:p>
+            <w:pPr>
+              <w:spacing w:after="0"/>
+            </w:pPr>
+            <w:r>
+              <w:rPr>
+                <w:b/>
+              </w:rPr>
               <w:t xml:space="preserve">Script</w:t>
             </w:r>
           </w:p>
@@ -16995,22 +17907,6 @@
                 <w:b/>
               </w:rPr>
               <w:t xml:space="preserve">Cursors</w:t>
-            </w:r>
-          </w:p>
-        </w:tc>
-        <w:tc>
-          <w:tcPr>
-            <w:tcW w:w="2160" w:type="dxa"/>
-          </w:tcPr>
-          <w:p>
-            <w:pPr>
-              <w:spacing w:after="0"/>
-            </w:pPr>
-            <w:r>
-              <w:rPr>
-                <w:b/>
-              </w:rPr>
-              <w:t xml:space="preserve">What it proves</w:t>
             </w:r>
           </w:p>
         </w:tc>
@@ -17051,6 +17947,19 @@
               <w:spacing w:after="0"/>
             </w:pPr>
             <w:r>
+              <w:t xml:space="preserve">sobel_x</w:t>
+            </w:r>
+          </w:p>
+        </w:tc>
+        <w:tc>
+          <w:tcPr>
+            <w:tcW w:w="2160" w:type="dxa"/>
+          </w:tcPr>
+          <w:p>
+            <w:pPr>
+              <w:spacing w:after="0"/>
+            </w:pPr>
+            <w:r>
               <w:t xml:space="preserve">latency.do</w:t>
             </w:r>
           </w:p>
@@ -17065,28 +17974,6 @@
             </w:pPr>
             <w:r>
               <w:t xml:space="preserve">145 / 515 ns</w:t>
-            </w:r>
-          </w:p>
-        </w:tc>
-        <w:tc>
-          <w:tcPr>
-            <w:tcW w:w="2160" w:type="dxa"/>
-          </w:tcPr>
-          <w:p>
-            <w:pPr>
-              <w:spacing w:after="0"/>
-            </w:pPr>
-            <w:r>
-              <w:t xml:space="preserve">370 ns = </w:t>
-            </w:r>
-            <w:r>
-              <w:rPr>
-                <w:b/>
-              </w:rPr>
-              <w:t xml:space="preserve">37 cycles</w:t>
-            </w:r>
-            <w:r>
-              <w:t xml:space="preserve">: 34 fill + 3 pipeline; coefficient writes visible before, while busy is low</w:t>
             </w:r>
           </w:p>
         </w:tc>
@@ -17127,6 +18014,19 @@
               <w:spacing w:after="0"/>
             </w:pPr>
             <w:r>
+              <w:t xml:space="preserve">sobel_x</w:t>
+            </w:r>
+          </w:p>
+        </w:tc>
+        <w:tc>
+          <w:tcPr>
+            <w:tcW w:w="2160" w:type="dxa"/>
+          </w:tcPr>
+          <w:p>
+            <w:pPr>
+              <w:spacing w:after="0"/>
+            </w:pPr>
+            <w:r>
               <w:t xml:space="preserve">coeff.do</w:t>
             </w:r>
           </w:p>
@@ -17141,19 +18041,6 @@
             </w:pPr>
             <w:r>
               <w:t xml:space="preserve">-</w:t>
-            </w:r>
-          </w:p>
-        </w:tc>
-        <w:tc>
-          <w:tcPr>
-            <w:tcW w:w="2160" w:type="dxa"/>
-          </w:tcPr>
-          <w:p>
-            <w:pPr>
-              <w:spacing w:after="0"/>
-            </w:pPr>
-            <w:r>
-              <w:t xml:space="preserve">nine write_en pulses, write_addr 0-8, coefficients on data_write, busy low - programmability through the real port</w:t>
             </w:r>
           </w:p>
         </w:tc>
@@ -17194,6 +18081,19 @@
               <w:spacing w:after="0"/>
             </w:pPr>
             <w:r>
+              <w:t xml:space="preserve">sobel_x</w:t>
+            </w:r>
+          </w:p>
+        </w:tc>
+        <w:tc>
+          <w:tcPr>
+            <w:tcW w:w="2160" w:type="dxa"/>
+          </w:tcPr>
+          <w:p>
+            <w:pPr>
+              <w:spacing w:after="0"/>
+            </w:pPr>
+            <w:r>
               <w:t xml:space="preserve">throughput.do</w:t>
             </w:r>
           </w:p>
@@ -17208,28 +18108,6 @@
             </w:pPr>
             <w:r>
               <w:t xml:space="preserve">515 / 10755 ns</w:t>
-            </w:r>
-          </w:p>
-        </w:tc>
-        <w:tc>
-          <w:tcPr>
-            <w:tcW w:w="2160" w:type="dxa"/>
-          </w:tcPr>
-          <w:p>
-            <w:pPr>
-              <w:spacing w:after="0"/>
-            </w:pPr>
-            <w:r>
-              <w:t xml:space="preserve">valid_out one unbroken interval of 10240 ns = </w:t>
-            </w:r>
-            <w:r>
-              <w:rPr>
-                <w:b/>
-              </w:rPr>
-              <w:t xml:space="preserve">1024 consecutive cycles</w:t>
-            </w:r>
-            <w:r>
-              <w:t xml:space="preserve">, one pixel per clock with no gap</w:t>
             </w:r>
           </w:p>
         </w:tc>
@@ -17270,6 +18148,19 @@
               <w:spacing w:after="0"/>
             </w:pPr>
             <w:r>
+              <w:t xml:space="preserve">sobel_x, +STALL=1</w:t>
+            </w:r>
+          </w:p>
+        </w:tc>
+        <w:tc>
+          <w:tcPr>
+            <w:tcW w:w="2160" w:type="dxa"/>
+          </w:tcPr>
+          <w:p>
+            <w:pPr>
+              <w:spacing w:after="0"/>
+            </w:pPr>
+            <w:r>
               <w:t xml:space="preserve">stall.do</w:t>
             </w:r>
           </w:p>
@@ -17284,19 +18175,6 @@
             </w:pPr>
             <w:r>
               <w:t xml:space="preserve">3165 / 3195 ns</w:t>
-            </w:r>
-          </w:p>
-        </w:tc>
-        <w:tc>
-          <w:tcPr>
-            <w:tcW w:w="2160" w:type="dxa"/>
-          </w:tcPr>
-          <w:p>
-            <w:pPr>
-              <w:spacing w:after="0"/>
-            </w:pPr>
-            <w:r>
-              <w:t xml:space="preserve">valid_in low 3 cycles; en follows, taps hold, the matching bubble reaches valid_out exactly 3 cycles later</w:t>
             </w:r>
           </w:p>
         </w:tc>
@@ -17337,6 +18215,19 @@
               <w:spacing w:after="0"/>
             </w:pPr>
             <w:r>
+              <w:t xml:space="preserve">sobel_x</w:t>
+            </w:r>
+          </w:p>
+        </w:tc>
+        <w:tc>
+          <w:tcPr>
+            <w:tcW w:w="2160" w:type="dxa"/>
+          </w:tcPr>
+          <w:p>
+            <w:pPr>
+              <w:spacing w:after="0"/>
+            </w:pPr>
+            <w:r>
               <w:t xml:space="preserve">edges.do</w:t>
             </w:r>
           </w:p>
@@ -17351,19 +18242,6 @@
             </w:pPr>
             <w:r>
               <w:t xml:space="preserve">795 / 805 ns</w:t>
-            </w:r>
-          </w:p>
-        </w:tc>
-        <w:tc>
-          <w:tcPr>
-            <w:tcW w:w="2160" w:type="dxa"/>
-          </w:tcPr>
-          <w:p>
-            <w:pPr>
-              <w:spacing w:after="0"/>
-            </w:pPr>
-            <w:r>
-              <w:t xml:space="preserve">column 31: right_edge masks taps c, f, i; next cycle column 0: left_edge masks a, d, g; centre tap never masked</w:t>
             </w:r>
           </w:p>
         </w:tc>
@@ -17404,6 +18282,19 @@
               <w:spacing w:after="0"/>
             </w:pPr>
             <w:r>
+              <w:t xml:space="preserve">sobel_x</w:t>
+            </w:r>
+          </w:p>
+        </w:tc>
+        <w:tc>
+          <w:tcPr>
+            <w:tcW w:w="2160" w:type="dxa"/>
+          </w:tcPr>
+          <w:p>
+            <w:pPr>
+              <w:spacing w:after="0"/>
+            </w:pPr>
+            <w:r>
               <w:t xml:space="preserve">drain.do</w:t>
             </w:r>
           </w:p>
@@ -17418,19 +18309,6 @@
             </w:pPr>
             <w:r>
               <w:t xml:space="preserve">10385 / 10755 ns</w:t>
-            </w:r>
-          </w:p>
-        </w:tc>
-        <w:tc>
-          <w:tcPr>
-            <w:tcW w:w="2160" w:type="dxa"/>
-          </w:tcPr>
-          <w:p>
-            <w:pPr>
-              <w:spacing w:after="0"/>
-            </w:pPr>
-            <w:r>
-              <w:t xml:space="preserve">last input in, DRAIN produces 34 more outputs, frame_done pulses, busy falls 3 cycles early</w:t>
             </w:r>
           </w:p>
         </w:tc>
@@ -17471,6 +18349,19 @@
               <w:spacing w:after="0"/>
             </w:pPr>
             <w:r>
+              <w:t xml:space="preserve">sobel_x</w:t>
+            </w:r>
+          </w:p>
+        </w:tc>
+        <w:tc>
+          <w:tcPr>
+            <w:tcW w:w="2160" w:type="dxa"/>
+          </w:tcPr>
+          <w:p>
+            <w:pPr>
+              <w:spacing w:after="0"/>
+            </w:pPr>
+            <w:r>
               <w:t xml:space="preserve">fsm.do</w:t>
             </w:r>
           </w:p>
@@ -17485,19 +18376,6 @@
             </w:pPr>
             <w:r>
               <w:t xml:space="preserve">-</w:t>
-            </w:r>
-          </w:p>
-        </w:tc>
-        <w:tc>
-          <w:tcPr>
-            <w:tcW w:w="2160" w:type="dxa"/>
-          </w:tcPr>
-          <w:p>
-            <w:pPr>
-              <w:spacing w:after="0"/>
-            </w:pPr>
-            <w:r>
-              <w:t xml:space="preserve">one frame through IDLE, FILL, STREAM, DRAIN, DONE with in_cnt, out_r, drain_cnt driving the transitions</w:t>
             </w:r>
           </w:p>
         </w:tc>
@@ -17538,7 +18416,7 @@
               <w:spacing w:after="0"/>
             </w:pPr>
             <w:r>
-              <w:t xml:space="preserve">unit test</w:t>
+              <w:t xml:space="preserve">unit testbench</w:t>
             </w:r>
           </w:p>
         </w:tc>
@@ -17564,7 +18442,7 @@
               <w:spacing w:after="0"/>
             </w:pPr>
             <w:r>
-              <w:t xml:space="preserve">the 3x3 window sliding: first valid window, an interior window, the last window of the frame</w:t>
+              <w:t xml:space="preserve">-</w:t>
             </w:r>
           </w:p>
         </w:tc>
